--- a/basic design/Bài giảng Quản lý code automation bằng GitHub Desktop cho team QA.docx
+++ b/basic design/Bài giảng Quản lý code automation bằng GitHub Desktop cho team QA.docx
@@ -25,8 +25,6 @@
       <w:pPr>
         <w:pStyle w:val="3"/>
       </w:pPr>
-      <w:bookmarkStart w:id="8" w:name="_GoBack"/>
-      <w:bookmarkEnd w:id="8"/>
       <w:r>
         <w:t>1. API testing cơ bản</w:t>
       </w:r>
@@ -841,6 +839,12 @@
             <w:insideH w:val="single" w:color="auto" w:sz="4" w:space="0"/>
             <w:insideV w:val="single" w:color="auto" w:sz="4" w:space="0"/>
           </w:tblBorders>
+          <w:tblCellMar>
+            <w:top w:w="0" w:type="dxa"/>
+            <w:left w:w="108" w:type="dxa"/>
+            <w:bottom w:w="0" w:type="dxa"/>
+            <w:right w:w="108" w:type="dxa"/>
+          </w:tblCellMar>
         </w:tblPrEx>
         <w:trPr>
           <w:tblHeader/>
@@ -4043,6 +4047,12 @@
             <w:insideH w:val="single" w:color="auto" w:sz="4" w:space="0"/>
             <w:insideV w:val="single" w:color="auto" w:sz="4" w:space="0"/>
           </w:tblBorders>
+          <w:tblCellMar>
+            <w:top w:w="0" w:type="dxa"/>
+            <w:left w:w="108" w:type="dxa"/>
+            <w:bottom w:w="0" w:type="dxa"/>
+            <w:right w:w="108" w:type="dxa"/>
+          </w:tblCellMar>
         </w:tblPrEx>
         <w:trPr>
           <w:tblHeader/>
@@ -4628,6 +4638,1781 @@
       </w:pPr>
       <w:r>
         <w:t>Làm quen với giao diện</w:t>
+      </w:r>
+    </w:p>
+    <w:tbl>
+      <w:tblPr>
+        <w:tblStyle w:val="13"/>
+        <w:tblW w:w="0" w:type="auto"/>
+        <w:tblInd w:w="0" w:type="dxa"/>
+        <w:tblBorders>
+          <w:top w:val="single" w:color="auto" w:sz="4" w:space="0"/>
+          <w:left w:val="single" w:color="auto" w:sz="4" w:space="0"/>
+          <w:bottom w:val="single" w:color="auto" w:sz="4" w:space="0"/>
+          <w:right w:val="single" w:color="auto" w:sz="4" w:space="0"/>
+          <w:insideH w:val="single" w:color="auto" w:sz="4" w:space="0"/>
+          <w:insideV w:val="single" w:color="auto" w:sz="4" w:space="0"/>
+        </w:tblBorders>
+        <w:tblLayout w:type="fixed"/>
+        <w:tblCellMar>
+          <w:top w:w="0" w:type="dxa"/>
+          <w:left w:w="108" w:type="dxa"/>
+          <w:bottom w:w="0" w:type="dxa"/>
+          <w:right w:w="108" w:type="dxa"/>
+        </w:tblCellMar>
+      </w:tblPr>
+      <w:tblGrid>
+        <w:gridCol w:w="4680"/>
+        <w:gridCol w:w="4680"/>
+      </w:tblGrid>
+      <w:tr>
+        <w:tblPrEx>
+          <w:tblCellMar>
+            <w:top w:w="0" w:type="dxa"/>
+            <w:left w:w="108" w:type="dxa"/>
+            <w:bottom w:w="0" w:type="dxa"/>
+            <w:right w:w="108" w:type="dxa"/>
+          </w:tblCellMar>
+        </w:tblPrEx>
+        <w:trPr>
+          <w:tblHeader/>
+        </w:trPr>
+        <w:tc>
+          <w:tcPr>
+            <w:tcW w:w="4680" w:type="dxa"/>
+            <w:shd w:val="clear" w:color="auto" w:fill="F2F2F2"/>
+          </w:tcPr>
+          <w:p>
+            <w:r>
+              <w:t>Vị trí</w:t>
+            </w:r>
+          </w:p>
+        </w:tc>
+        <w:tc>
+          <w:tcPr>
+            <w:tcW w:w="4680" w:type="dxa"/>
+            <w:shd w:val="clear" w:color="auto" w:fill="F2F2F2"/>
+          </w:tcPr>
+          <w:p>
+            <w:r>
+              <w:t>Ý nghĩa</w:t>
+            </w:r>
+          </w:p>
+        </w:tc>
+      </w:tr>
+      <w:tr>
+        <w:tblPrEx>
+          <w:tblBorders>
+            <w:top w:val="single" w:color="auto" w:sz="4" w:space="0"/>
+            <w:left w:val="single" w:color="auto" w:sz="4" w:space="0"/>
+            <w:bottom w:val="single" w:color="auto" w:sz="4" w:space="0"/>
+            <w:right w:val="single" w:color="auto" w:sz="4" w:space="0"/>
+            <w:insideH w:val="single" w:color="auto" w:sz="4" w:space="0"/>
+            <w:insideV w:val="single" w:color="auto" w:sz="4" w:space="0"/>
+          </w:tblBorders>
+          <w:tblCellMar>
+            <w:top w:w="0" w:type="dxa"/>
+            <w:left w:w="108" w:type="dxa"/>
+            <w:bottom w:w="0" w:type="dxa"/>
+            <w:right w:w="108" w:type="dxa"/>
+          </w:tblCellMar>
+        </w:tblPrEx>
+        <w:tc>
+          <w:tcPr>
+            <w:tcW w:w="4680" w:type="dxa"/>
+          </w:tcPr>
+          <w:p>
+            <w:r>
+              <w:t xml:space="preserve">Thanh trên cùng, ô </w:t>
+            </w:r>
+            <w:r>
+              <w:rPr>
+                <w:b/>
+              </w:rPr>
+              <w:t>Current Repository</w:t>
+            </w:r>
+          </w:p>
+        </w:tc>
+        <w:tc>
+          <w:tcPr>
+            <w:tcW w:w="4680" w:type="dxa"/>
+          </w:tcPr>
+          <w:p>
+            <w:r>
+              <w:t>Repo bạn đang làm việc</w:t>
+            </w:r>
+          </w:p>
+        </w:tc>
+      </w:tr>
+      <w:tr>
+        <w:tblPrEx>
+          <w:tblBorders>
+            <w:top w:val="single" w:color="auto" w:sz="4" w:space="0"/>
+            <w:left w:val="single" w:color="auto" w:sz="4" w:space="0"/>
+            <w:bottom w:val="single" w:color="auto" w:sz="4" w:space="0"/>
+            <w:right w:val="single" w:color="auto" w:sz="4" w:space="0"/>
+            <w:insideH w:val="single" w:color="auto" w:sz="4" w:space="0"/>
+            <w:insideV w:val="single" w:color="auto" w:sz="4" w:space="0"/>
+          </w:tblBorders>
+          <w:tblCellMar>
+            <w:top w:w="0" w:type="dxa"/>
+            <w:left w:w="108" w:type="dxa"/>
+            <w:bottom w:w="0" w:type="dxa"/>
+            <w:right w:w="108" w:type="dxa"/>
+          </w:tblCellMar>
+        </w:tblPrEx>
+        <w:tc>
+          <w:tcPr>
+            <w:tcW w:w="4680" w:type="dxa"/>
+          </w:tcPr>
+          <w:p>
+            <w:r>
+              <w:t xml:space="preserve">Ô </w:t>
+            </w:r>
+            <w:r>
+              <w:rPr>
+                <w:b/>
+              </w:rPr>
+              <w:t>Current Branch</w:t>
+            </w:r>
+          </w:p>
+        </w:tc>
+        <w:tc>
+          <w:tcPr>
+            <w:tcW w:w="4680" w:type="dxa"/>
+          </w:tcPr>
+          <w:p>
+            <w:r>
+              <w:t>Nhánh bạn đang đứng</w:t>
+            </w:r>
+          </w:p>
+        </w:tc>
+      </w:tr>
+      <w:tr>
+        <w:tblPrEx>
+          <w:tblBorders>
+            <w:top w:val="single" w:color="auto" w:sz="4" w:space="0"/>
+            <w:left w:val="single" w:color="auto" w:sz="4" w:space="0"/>
+            <w:bottom w:val="single" w:color="auto" w:sz="4" w:space="0"/>
+            <w:right w:val="single" w:color="auto" w:sz="4" w:space="0"/>
+            <w:insideH w:val="single" w:color="auto" w:sz="4" w:space="0"/>
+            <w:insideV w:val="single" w:color="auto" w:sz="4" w:space="0"/>
+          </w:tblBorders>
+          <w:tblCellMar>
+            <w:top w:w="0" w:type="dxa"/>
+            <w:left w:w="108" w:type="dxa"/>
+            <w:bottom w:w="0" w:type="dxa"/>
+            <w:right w:w="108" w:type="dxa"/>
+          </w:tblCellMar>
+        </w:tblPrEx>
+        <w:tc>
+          <w:tcPr>
+            <w:tcW w:w="4680" w:type="dxa"/>
+          </w:tcPr>
+          <w:p>
+            <w:r>
+              <w:t xml:space="preserve">Nút </w:t>
+            </w:r>
+            <w:r>
+              <w:rPr>
+                <w:b/>
+              </w:rPr>
+              <w:t>Fetch origin / Pull origin / Push origin</w:t>
+            </w:r>
+          </w:p>
+        </w:tc>
+        <w:tc>
+          <w:tcPr>
+            <w:tcW w:w="4680" w:type="dxa"/>
+          </w:tcPr>
+          <w:p>
+            <w:r>
+              <w:t>Kiểm tra, tải về hoặc đẩy lên thay đổi. Nút này tự đổi tên theo tình huống</w:t>
+            </w:r>
+          </w:p>
+        </w:tc>
+      </w:tr>
+      <w:tr>
+        <w:tblPrEx>
+          <w:tblBorders>
+            <w:top w:val="single" w:color="auto" w:sz="4" w:space="0"/>
+            <w:left w:val="single" w:color="auto" w:sz="4" w:space="0"/>
+            <w:bottom w:val="single" w:color="auto" w:sz="4" w:space="0"/>
+            <w:right w:val="single" w:color="auto" w:sz="4" w:space="0"/>
+            <w:insideH w:val="single" w:color="auto" w:sz="4" w:space="0"/>
+            <w:insideV w:val="single" w:color="auto" w:sz="4" w:space="0"/>
+          </w:tblBorders>
+          <w:tblCellMar>
+            <w:top w:w="0" w:type="dxa"/>
+            <w:left w:w="108" w:type="dxa"/>
+            <w:bottom w:w="0" w:type="dxa"/>
+            <w:right w:w="108" w:type="dxa"/>
+          </w:tblCellMar>
+        </w:tblPrEx>
+        <w:tc>
+          <w:tcPr>
+            <w:tcW w:w="4680" w:type="dxa"/>
+          </w:tcPr>
+          <w:p>
+            <w:r>
+              <w:t xml:space="preserve">Tab </w:t>
+            </w:r>
+            <w:r>
+              <w:rPr>
+                <w:b/>
+              </w:rPr>
+              <w:t>Changes</w:t>
+            </w:r>
+            <w:r>
+              <w:t xml:space="preserve"> (bên trái)</w:t>
+            </w:r>
+          </w:p>
+        </w:tc>
+        <w:tc>
+          <w:tcPr>
+            <w:tcW w:w="4680" w:type="dxa"/>
+          </w:tcPr>
+          <w:p>
+            <w:r>
+              <w:t>Danh sách file bạn vừa sửa, chờ được commit</w:t>
+            </w:r>
+          </w:p>
+        </w:tc>
+      </w:tr>
+      <w:tr>
+        <w:tblPrEx>
+          <w:tblBorders>
+            <w:top w:val="single" w:color="auto" w:sz="4" w:space="0"/>
+            <w:left w:val="single" w:color="auto" w:sz="4" w:space="0"/>
+            <w:bottom w:val="single" w:color="auto" w:sz="4" w:space="0"/>
+            <w:right w:val="single" w:color="auto" w:sz="4" w:space="0"/>
+            <w:insideH w:val="single" w:color="auto" w:sz="4" w:space="0"/>
+            <w:insideV w:val="single" w:color="auto" w:sz="4" w:space="0"/>
+          </w:tblBorders>
+          <w:tblCellMar>
+            <w:top w:w="0" w:type="dxa"/>
+            <w:left w:w="108" w:type="dxa"/>
+            <w:bottom w:w="0" w:type="dxa"/>
+            <w:right w:w="108" w:type="dxa"/>
+          </w:tblCellMar>
+        </w:tblPrEx>
+        <w:tc>
+          <w:tcPr>
+            <w:tcW w:w="4680" w:type="dxa"/>
+          </w:tcPr>
+          <w:p>
+            <w:r>
+              <w:t xml:space="preserve">Tab </w:t>
+            </w:r>
+            <w:r>
+              <w:rPr>
+                <w:b/>
+              </w:rPr>
+              <w:t>History</w:t>
+            </w:r>
+          </w:p>
+        </w:tc>
+        <w:tc>
+          <w:tcPr>
+            <w:tcW w:w="4680" w:type="dxa"/>
+          </w:tcPr>
+          <w:p>
+            <w:r>
+              <w:t>Lịch sử các lần lưu thay đổi của cả team</w:t>
+            </w:r>
+          </w:p>
+        </w:tc>
+      </w:tr>
+    </w:tbl>
+    <w:p>
+      <w:pPr>
+        <w:pStyle w:val="4"/>
+      </w:pPr>
+      <w:r>
+        <w:t>Chạy thử ngay sau khi tải về</w:t>
+      </w:r>
+    </w:p>
+    <w:p>
+      <w:r>
+        <w:t xml:space="preserve">Trước tiên mở file </w:t>
+      </w:r>
+      <w:r>
+        <w:rPr>
+          <w:rStyle w:val="17"/>
+        </w:rPr>
+        <w:t>README.md</w:t>
+      </w:r>
+      <w:r>
+        <w:t xml:space="preserve"> trong repo để xem hướng dẫn riêng của team. Sau đó:</w:t>
+      </w:r>
+    </w:p>
+    <w:p>
+      <w:pPr>
+        <w:pStyle w:val="18"/>
+        <w:numPr>
+          <w:ilvl w:val="0"/>
+          <w:numId w:val="7"/>
+        </w:numPr>
+      </w:pPr>
+      <w:r>
+        <w:t xml:space="preserve">Mở Postman, bấm </w:t>
+      </w:r>
+      <w:r>
+        <w:rPr>
+          <w:b/>
+        </w:rPr>
+        <w:t>Import</w:t>
+      </w:r>
+      <w:r>
+        <w:t xml:space="preserve">, chọn file trong thư mục </w:t>
+      </w:r>
+      <w:r>
+        <w:rPr>
+          <w:rStyle w:val="17"/>
+        </w:rPr>
+        <w:t>collections/</w:t>
+      </w:r>
+      <w:r>
+        <w:t xml:space="preserve"> của repo.</w:t>
+      </w:r>
+    </w:p>
+    <w:p>
+      <w:pPr>
+        <w:pStyle w:val="18"/>
+        <w:numPr>
+          <w:ilvl w:val="0"/>
+          <w:numId w:val="7"/>
+        </w:numPr>
+      </w:pPr>
+      <w:r>
+        <w:t xml:space="preserve">Bấm </w:t>
+      </w:r>
+      <w:r>
+        <w:rPr>
+          <w:b/>
+        </w:rPr>
+        <w:t>Import</w:t>
+      </w:r>
+      <w:r>
+        <w:t xml:space="preserve"> lần nữa với file trong </w:t>
+      </w:r>
+      <w:r>
+        <w:rPr>
+          <w:rStyle w:val="17"/>
+        </w:rPr>
+        <w:t>environments/</w:t>
+      </w:r>
+      <w:r>
+        <w:t xml:space="preserve"> (file mẫu), điền giá trị của bạn (ví dụ </w:t>
+      </w:r>
+      <w:r>
+        <w:rPr>
+          <w:rStyle w:val="17"/>
+        </w:rPr>
+        <w:t>base_url</w:t>
+      </w:r>
+      <w:r>
+        <w:t>), rồi chọn environment đó ở góc trên bên phải.</w:t>
+      </w:r>
+    </w:p>
+    <w:p>
+      <w:pPr>
+        <w:pStyle w:val="18"/>
+        <w:numPr>
+          <w:ilvl w:val="0"/>
+          <w:numId w:val="7"/>
+        </w:numPr>
+      </w:pPr>
+      <w:r>
+        <w:t xml:space="preserve">Chọn collection, bấm </w:t>
+      </w:r>
+      <w:r>
+        <w:rPr>
+          <w:b/>
+        </w:rPr>
+        <w:t>Run</w:t>
+      </w:r>
+      <w:r>
+        <w:t xml:space="preserve"> để chạy cả bộ test và xem số test pass, fail.</w:t>
+      </w:r>
+    </w:p>
+    <w:p>
+      <w:pPr>
+        <w:pStyle w:val="18"/>
+        <w:numPr>
+          <w:ilvl w:val="0"/>
+          <w:numId w:val="7"/>
+        </w:numPr>
+      </w:pPr>
+      <w:r>
+        <w:t xml:space="preserve">Mở Cursor, chọn </w:t>
+      </w:r>
+      <w:r>
+        <w:rPr>
+          <w:b/>
+        </w:rPr>
+        <w:t>File → Open Folder</w:t>
+      </w:r>
+      <w:r>
+        <w:t xml:space="preserve"> và mở thư mục repo để đọc test case trong </w:t>
+      </w:r>
+      <w:r>
+        <w:rPr>
+          <w:rStyle w:val="17"/>
+        </w:rPr>
+        <w:t>testcases/</w:t>
+      </w:r>
+      <w:r>
+        <w:t>.</w:t>
+      </w:r>
+    </w:p>
+    <w:p>
+      <w:r>
+        <w:t>Nếu collection chạy và các test hiện PASS, máy bạn đã sẵn sàng. Nếu lỗi, kiểm tra lại phần 3 và phần 5, hoặc hỏi trưởng nhóm.</w:t>
+      </w:r>
+    </w:p>
+    <w:p>
+      <w:pPr>
+        <w:pStyle w:val="4"/>
+      </w:pPr>
+      <w:r>
+        <w:t>Quy tắc về nhánh main</w:t>
+      </w:r>
+    </w:p>
+    <w:p>
+      <w:r>
+        <w:t xml:space="preserve">Sau khi clone, bạn đang đứng ở nhánh </w:t>
+      </w:r>
+      <w:r>
+        <w:rPr>
+          <w:rStyle w:val="17"/>
+        </w:rPr>
+        <w:t>main</w:t>
+      </w:r>
+      <w:r>
+        <w:t xml:space="preserve">. Hãy coi nhánh này là "bản chuẩn" của cả team: </w:t>
+      </w:r>
+      <w:r>
+        <w:rPr>
+          <w:b/>
+        </w:rPr>
+        <w:t xml:space="preserve">không sửa trực tiếp trên </w:t>
+      </w:r>
+      <w:r>
+        <w:rPr>
+          <w:rStyle w:val="17"/>
+          <w:b/>
+        </w:rPr>
+        <w:t>main</w:t>
+      </w:r>
+      <w:r>
+        <w:t>, mà luôn tạo nhánh riêng như phần 8 hướng dẫn.</w:t>
+      </w:r>
+    </w:p>
+    <w:p>
+      <w:pPr>
+        <w:pStyle w:val="3"/>
+      </w:pPr>
+      <w:r>
+        <w:t>8. Quy trình làm việc hằng ngày</w:t>
+      </w:r>
+    </w:p>
+    <w:p>
+      <w:r>
+        <w:t>Mỗi khi có API mới cần test hoặc API cũ thay đổi, bạn lặp lại đúng 7 bước dưới đây. Đây là phần quan trọng nhất của bài.</w:t>
+      </w:r>
+    </w:p>
+    <w:p>
+      <w:pPr>
+        <w:pStyle w:val="18"/>
+        <w:numPr>
+          <w:ilvl w:val="0"/>
+          <w:numId w:val="8"/>
+        </w:numPr>
+      </w:pPr>
+      <w:r>
+        <w:rPr>
+          <w:b/>
+        </w:rPr>
+        <w:t>Cập nhật bản mới nhất.</w:t>
+      </w:r>
+      <w:r>
+        <w:t xml:space="preserve"> Đứng ở nhánh </w:t>
+      </w:r>
+      <w:r>
+        <w:rPr>
+          <w:rStyle w:val="17"/>
+        </w:rPr>
+        <w:t>main</w:t>
+      </w:r>
+      <w:r>
+        <w:t xml:space="preserve">, bấm </w:t>
+      </w:r>
+      <w:r>
+        <w:rPr>
+          <w:b/>
+        </w:rPr>
+        <w:t>Fetch origin</w:t>
+      </w:r>
+      <w:r>
+        <w:t xml:space="preserve">. Nếu nút đổi thành </w:t>
+      </w:r>
+      <w:r>
+        <w:rPr>
+          <w:b/>
+        </w:rPr>
+        <w:t>Pull origin</w:t>
+      </w:r>
+      <w:r>
+        <w:t xml:space="preserve">, bấm tiếp để tải thay đổi của đồng nghiệp về. Nếu file collection có thay đổi, mở Postman, </w:t>
+      </w:r>
+      <w:r>
+        <w:rPr>
+          <w:b/>
+        </w:rPr>
+        <w:t>Import</w:t>
+      </w:r>
+      <w:r>
+        <w:t xml:space="preserve"> lại file đó (chọn thay thế nếu Postman hỏi) để bắt đầu từ bản mới nhất, tránh ghi đè lên việc của người khác.</w:t>
+      </w:r>
+    </w:p>
+    <w:p>
+      <w:pPr>
+        <w:pStyle w:val="18"/>
+        <w:numPr>
+          <w:ilvl w:val="0"/>
+          <w:numId w:val="8"/>
+        </w:numPr>
+      </w:pPr>
+      <w:r>
+        <w:rPr>
+          <w:b/>
+        </w:rPr>
+        <w:t>Tạo nhánh riêng.</w:t>
+      </w:r>
+      <w:r>
+        <w:t xml:space="preserve"> Bấm </w:t>
+      </w:r>
+      <w:r>
+        <w:rPr>
+          <w:b/>
+        </w:rPr>
+        <w:t>Current Branch → New Branch</w:t>
+      </w:r>
+      <w:r>
+        <w:t xml:space="preserve">, đặt tên theo quy tắc ở phần 11 (ví dụ </w:t>
+      </w:r>
+      <w:r>
+        <w:rPr>
+          <w:rStyle w:val="17"/>
+        </w:rPr>
+        <w:t>an/them-test-api-tao-bai-viet</w:t>
+      </w:r>
+      <w:r>
+        <w:t xml:space="preserve">), chọn </w:t>
+      </w:r>
+      <w:r>
+        <w:rPr>
+          <w:b/>
+        </w:rPr>
+        <w:t>Create Branch</w:t>
+      </w:r>
+      <w:r>
+        <w:t>.</w:t>
+      </w:r>
+    </w:p>
+    <w:p>
+      <w:pPr>
+        <w:pStyle w:val="18"/>
+        <w:numPr>
+          <w:ilvl w:val="0"/>
+          <w:numId w:val="8"/>
+        </w:numPr>
+      </w:pPr>
+      <w:r>
+        <w:rPr>
+          <w:b/>
+        </w:rPr>
+        <w:t>Sinh test case bằng Cursor.</w:t>
+      </w:r>
+      <w:r>
+        <w:t xml:space="preserve"> Mở repo trong Cursor, cập nhật </w:t>
+      </w:r>
+      <w:r>
+        <w:rPr>
+          <w:rStyle w:val="17"/>
+        </w:rPr>
+        <w:t>docs/api-spec.md</w:t>
+      </w:r>
+      <w:r>
+        <w:t xml:space="preserve"> nếu cần, dùng prompt mẫu ở phần 2, kiểm tra kết quả rồi lưu vào </w:t>
+      </w:r>
+      <w:r>
+        <w:rPr>
+          <w:rStyle w:val="17"/>
+        </w:rPr>
+        <w:t>testcases/</w:t>
+      </w:r>
+      <w:r>
+        <w:t>.</w:t>
+      </w:r>
+    </w:p>
+    <w:p>
+      <w:pPr>
+        <w:pStyle w:val="18"/>
+        <w:numPr>
+          <w:ilvl w:val="0"/>
+          <w:numId w:val="8"/>
+        </w:numPr>
+      </w:pPr>
+      <w:r>
+        <w:rPr>
+          <w:b/>
+        </w:rPr>
+        <w:t>Viết test script và chạy bằng Postman.</w:t>
+      </w:r>
+      <w:r>
+        <w:t xml:space="preserve"> Tạo request theo test case, nhờ Cursor viết script (phần 3), dán vào Postman và chạy. Khi test chạy đúng, </w:t>
+      </w:r>
+      <w:r>
+        <w:rPr>
+          <w:b/>
+        </w:rPr>
+        <w:t>xuất lại collection</w:t>
+      </w:r>
+      <w:r>
+        <w:t xml:space="preserve"> (phần 6) và ghi đè lên file trong </w:t>
+      </w:r>
+      <w:r>
+        <w:rPr>
+          <w:rStyle w:val="17"/>
+        </w:rPr>
+        <w:t>collections/</w:t>
+      </w:r>
+      <w:r>
+        <w:t>.</w:t>
+      </w:r>
+    </w:p>
+    <w:p>
+      <w:pPr>
+        <w:pStyle w:val="18"/>
+        <w:numPr>
+          <w:ilvl w:val="0"/>
+          <w:numId w:val="8"/>
+        </w:numPr>
+      </w:pPr>
+      <w:r>
+        <w:rPr>
+          <w:b/>
+        </w:rPr>
+        <w:t>Kiểm tra thay đổi.</w:t>
+      </w:r>
+      <w:r>
+        <w:t xml:space="preserve"> Quay lại GitHub Desktop, tab </w:t>
+      </w:r>
+      <w:r>
+        <w:rPr>
+          <w:b/>
+        </w:rPr>
+        <w:t>Changes</w:t>
+      </w:r>
+      <w:r>
+        <w:t xml:space="preserve"> hiện danh sách file đã sửa. Bấm vào từng file để xem dòng nào đổi: màu xanh là dòng thêm, màu đỏ là dòng xoá. Chỉ nên thấy đúng những file bạn định sửa.</w:t>
+      </w:r>
+    </w:p>
+    <w:p>
+      <w:pPr>
+        <w:pStyle w:val="18"/>
+        <w:numPr>
+          <w:ilvl w:val="0"/>
+          <w:numId w:val="8"/>
+        </w:numPr>
+      </w:pPr>
+      <w:r>
+        <w:rPr>
+          <w:b/>
+        </w:rPr>
+        <w:t>Commit (lưu mốc).</w:t>
+      </w:r>
+      <w:r>
+        <w:t xml:space="preserve"> Tick chọn các file muốn lưu, ghi tóm tắt vào ô </w:t>
+      </w:r>
+      <w:r>
+        <w:rPr>
+          <w:b/>
+        </w:rPr>
+        <w:t>Summary</w:t>
+      </w:r>
+      <w:r>
+        <w:t xml:space="preserve"> (ví dụ "Thêm test case và script cho POST /posts"), rồi bấm </w:t>
+      </w:r>
+      <w:r>
+        <w:rPr>
+          <w:b/>
+        </w:rPr>
+        <w:t>Commit to ...</w:t>
+      </w:r>
+      <w:r>
+        <w:t xml:space="preserve"> (tên nhánh của bạn).</w:t>
+      </w:r>
+    </w:p>
+    <w:p>
+      <w:pPr>
+        <w:pStyle w:val="18"/>
+        <w:numPr>
+          <w:ilvl w:val="0"/>
+          <w:numId w:val="8"/>
+        </w:numPr>
+      </w:pPr>
+      <w:r>
+        <w:rPr>
+          <w:b/>
+        </w:rPr>
+        <w:t>Push (đẩy lên GitHub).</w:t>
+      </w:r>
+      <w:r>
+        <w:t xml:space="preserve"> Bấm </w:t>
+      </w:r>
+      <w:r>
+        <w:rPr>
+          <w:b/>
+        </w:rPr>
+        <w:t>Publish branch</w:t>
+      </w:r>
+      <w:r>
+        <w:t xml:space="preserve"> (lần đầu) hoặc </w:t>
+      </w:r>
+      <w:r>
+        <w:rPr>
+          <w:b/>
+        </w:rPr>
+        <w:t>Push origin</w:t>
+      </w:r>
+      <w:r>
+        <w:t xml:space="preserve"> (các lần sau). Lúc này công việc của bạn đã nằm an toàn trên GitHub.</w:t>
+      </w:r>
+    </w:p>
+    <w:p>
+      <w:r>
+        <w:t xml:space="preserve">Sau bước 7, chuyển sang phần 9 để nhờ đồng nghiệp xem và gộp vào </w:t>
+      </w:r>
+      <w:r>
+        <w:rPr>
+          <w:rStyle w:val="17"/>
+        </w:rPr>
+        <w:t>main</w:t>
+      </w:r>
+      <w:r>
+        <w:t>.</w:t>
+      </w:r>
+    </w:p>
+    <w:p>
+      <w:pPr>
+        <w:pStyle w:val="4"/>
+      </w:pPr>
+      <w:r>
+        <w:t>Mẹo viết lời commit dễ đọc</w:t>
+      </w:r>
+    </w:p>
+    <w:p>
+      <w:pPr>
+        <w:pStyle w:val="18"/>
+        <w:numPr>
+          <w:ilvl w:val="0"/>
+          <w:numId w:val="1"/>
+        </w:numPr>
+      </w:pPr>
+      <w:r>
+        <w:t xml:space="preserve">Viết ngắn gọn, nói rõ </w:t>
+      </w:r>
+      <w:r>
+        <w:rPr>
+          <w:b/>
+        </w:rPr>
+        <w:t>đã làm gì</w:t>
+      </w:r>
+      <w:r>
+        <w:t>: "Thêm test case lỗi 404 cho GET /posts/{id}" tốt hơn "update" hay "fix".</w:t>
+      </w:r>
+    </w:p>
+    <w:p>
+      <w:pPr>
+        <w:pStyle w:val="18"/>
+        <w:numPr>
+          <w:ilvl w:val="0"/>
+          <w:numId w:val="1"/>
+        </w:numPr>
+      </w:pPr>
+      <w:r>
+        <w:t>Mỗi commit chỉ nên chứa một việc. Nếu bạn vừa thêm test case mới vừa sửa script cũ, hãy tách thành hai commit.</w:t>
+      </w:r>
+    </w:p>
+    <w:p>
+      <w:pPr>
+        <w:pStyle w:val="18"/>
+        <w:numPr>
+          <w:ilvl w:val="0"/>
+          <w:numId w:val="1"/>
+        </w:numPr>
+      </w:pPr>
+      <w:r>
+        <w:t>Commit thường xuyên, mỗi khi xong một phần nhỏ chạy được, thay vì dồn cả ngày vào một lần.</w:t>
+      </w:r>
+    </w:p>
+    <w:p>
+      <w:pPr>
+        <w:pStyle w:val="4"/>
+      </w:pPr>
+      <w:r>
+        <w:t>Làm việc giữa chừng, cần chuyển nhánh</w:t>
+      </w:r>
+    </w:p>
+    <w:p>
+      <w:r>
+        <w:t xml:space="preserve">Nếu đang sửa dở mà phải chuyển sang việc khác, GitHub Desktop sẽ hỏi bạn muốn </w:t>
+      </w:r>
+      <w:r>
+        <w:rPr>
+          <w:b/>
+        </w:rPr>
+        <w:t>Leave my changes on...</w:t>
+      </w:r>
+      <w:r>
+        <w:t xml:space="preserve"> (để thay đổi lại nhánh cũ) hay </w:t>
+      </w:r>
+      <w:r>
+        <w:rPr>
+          <w:b/>
+        </w:rPr>
+        <w:t>Bring my changes to...</w:t>
+      </w:r>
+      <w:r>
+        <w:t xml:space="preserve"> (mang thay đổi sang nhánh mới). Cách an toàn nhất là commit phần đã xong trước rồi mới chuyển.</w:t>
+      </w:r>
+    </w:p>
+    <w:p>
+      <w:pPr>
+        <w:pStyle w:val="3"/>
+      </w:pPr>
+      <w:r>
+        <w:t>9. Pull Request và review test case, test script</w:t>
+      </w:r>
+    </w:p>
+    <w:p>
+      <w:r>
+        <w:t>Pull Request (PR) là bước nhờ đồng nghiệp xem lại test case và script bạn làm trước khi nó thành bản chính thức của team. Với nội dung do AI sinh ra, bước này càng quan trọng: người review giúp bắt test case sai, bỏ sót, hoặc lỡ để lộ token.</w:t>
+      </w:r>
+    </w:p>
+    <w:p>
+      <w:pPr>
+        <w:pStyle w:val="4"/>
+      </w:pPr>
+      <w:r>
+        <w:t>Người viết: tạo Pull Request</w:t>
+      </w:r>
+    </w:p>
+    <w:p>
+      <w:pPr>
+        <w:pStyle w:val="18"/>
+        <w:numPr>
+          <w:ilvl w:val="0"/>
+          <w:numId w:val="9"/>
+        </w:numPr>
+      </w:pPr>
+      <w:r>
+        <w:t xml:space="preserve">Sau khi push nhánh, GitHub Desktop hiện nút </w:t>
+      </w:r>
+      <w:r>
+        <w:rPr>
+          <w:b/>
+        </w:rPr>
+        <w:t>Create Pull Request</w:t>
+      </w:r>
+      <w:r>
+        <w:t xml:space="preserve"> (hoặc vào menu </w:t>
+      </w:r>
+      <w:r>
+        <w:rPr>
+          <w:b/>
+        </w:rPr>
+        <w:t>Branch → Create Pull Request</w:t>
+      </w:r>
+      <w:r>
+        <w:t>). Bấm vào đó, trình duyệt sẽ mở trang GitHub.</w:t>
+      </w:r>
+    </w:p>
+    <w:p>
+      <w:pPr>
+        <w:pStyle w:val="18"/>
+        <w:numPr>
+          <w:ilvl w:val="0"/>
+          <w:numId w:val="9"/>
+        </w:numPr>
+      </w:pPr>
+      <w:r>
+        <w:t>Kiểm tra nhánh đích (</w:t>
+      </w:r>
+      <w:r>
+        <w:rPr>
+          <w:b/>
+        </w:rPr>
+        <w:t>base</w:t>
+      </w:r>
+      <w:r>
+        <w:t xml:space="preserve">) là </w:t>
+      </w:r>
+      <w:r>
+        <w:rPr>
+          <w:rStyle w:val="17"/>
+        </w:rPr>
+        <w:t>main</w:t>
+      </w:r>
+      <w:r>
+        <w:t>, nhánh nguồn (</w:t>
+      </w:r>
+      <w:r>
+        <w:rPr>
+          <w:b/>
+        </w:rPr>
+        <w:t>compare</w:t>
+      </w:r>
+      <w:r>
+        <w:t>) là nhánh của bạn.</w:t>
+      </w:r>
+    </w:p>
+    <w:p>
+      <w:pPr>
+        <w:pStyle w:val="18"/>
+        <w:numPr>
+          <w:ilvl w:val="0"/>
+          <w:numId w:val="9"/>
+        </w:numPr>
+      </w:pPr>
+      <w:r>
+        <w:t>Điền tiêu đề ngắn và mô tả theo mẫu:</w:t>
+      </w:r>
+    </w:p>
+    <w:p>
+      <w:pPr>
+        <w:pStyle w:val="18"/>
+        <w:numPr>
+          <w:ilvl w:val="1"/>
+          <w:numId w:val="1"/>
+        </w:numPr>
+      </w:pPr>
+      <w:r>
+        <w:t>Đã thêm hoặc sửa test case, script cho API nào (endpoint, method).</w:t>
+      </w:r>
+    </w:p>
+    <w:p>
+      <w:pPr>
+        <w:pStyle w:val="18"/>
+        <w:numPr>
+          <w:ilvl w:val="1"/>
+          <w:numId w:val="1"/>
+        </w:numPr>
+      </w:pPr>
+      <w:r>
+        <w:t>Test case do Cursor sinh, bạn đã đối chiếu với tài liệu API chưa.</w:t>
+      </w:r>
+    </w:p>
+    <w:p>
+      <w:pPr>
+        <w:pStyle w:val="18"/>
+        <w:numPr>
+          <w:ilvl w:val="1"/>
+          <w:numId w:val="1"/>
+        </w:numPr>
+      </w:pPr>
+      <w:r>
+        <w:t>Đã chạy collection trên môi trường nào, kết quả ra sao (ví dụ "12 test pass trên staging").</w:t>
+      </w:r>
+    </w:p>
+    <w:p>
+      <w:pPr>
+        <w:pStyle w:val="18"/>
+        <w:numPr>
+          <w:ilvl w:val="1"/>
+          <w:numId w:val="1"/>
+        </w:numPr>
+      </w:pPr>
+      <w:r>
+        <w:t>Điều gì reviewer cần chú ý.</w:t>
+      </w:r>
+    </w:p>
+    <w:p>
+      <w:pPr>
+        <w:pStyle w:val="18"/>
+        <w:numPr>
+          <w:ilvl w:val="0"/>
+          <w:numId w:val="9"/>
+        </w:numPr>
+      </w:pPr>
+      <w:r>
+        <w:t xml:space="preserve">Ở cột bên phải, chọn người review ở mục </w:t>
+      </w:r>
+      <w:r>
+        <w:rPr>
+          <w:b/>
+        </w:rPr>
+        <w:t>Reviewers</w:t>
+      </w:r>
+      <w:r>
+        <w:t>.</w:t>
+      </w:r>
+    </w:p>
+    <w:p>
+      <w:pPr>
+        <w:pStyle w:val="18"/>
+        <w:numPr>
+          <w:ilvl w:val="0"/>
+          <w:numId w:val="9"/>
+        </w:numPr>
+      </w:pPr>
+      <w:r>
+        <w:t xml:space="preserve">Bấm </w:t>
+      </w:r>
+      <w:r>
+        <w:rPr>
+          <w:b/>
+        </w:rPr>
+        <w:t>Create pull request</w:t>
+      </w:r>
+      <w:r>
+        <w:t>.</w:t>
+      </w:r>
+    </w:p>
+    <w:p>
+      <w:pPr>
+        <w:pStyle w:val="4"/>
+      </w:pPr>
+      <w:r>
+        <w:t>Người review: xem và duyệt</w:t>
+      </w:r>
+    </w:p>
+    <w:p>
+      <w:pPr>
+        <w:pStyle w:val="18"/>
+        <w:numPr>
+          <w:ilvl w:val="0"/>
+          <w:numId w:val="10"/>
+        </w:numPr>
+      </w:pPr>
+      <w:r>
+        <w:t xml:space="preserve">Mở PR, chọn tab </w:t>
+      </w:r>
+      <w:r>
+        <w:rPr>
+          <w:b/>
+        </w:rPr>
+        <w:t>Files changed</w:t>
+      </w:r>
+      <w:r>
+        <w:t xml:space="preserve"> để xem từng dòng thay đổi.</w:t>
+      </w:r>
+    </w:p>
+    <w:p>
+      <w:pPr>
+        <w:pStyle w:val="18"/>
+        <w:numPr>
+          <w:ilvl w:val="0"/>
+          <w:numId w:val="10"/>
+        </w:numPr>
+      </w:pPr>
+      <w:r>
+        <w:t xml:space="preserve">Rê chuột vào số dòng, bấm dấu </w:t>
+      </w:r>
+      <w:r>
+        <w:rPr>
+          <w:b/>
+        </w:rPr>
+        <w:t>+</w:t>
+      </w:r>
+      <w:r>
+        <w:t xml:space="preserve"> xanh để để lại nhận xét ngay tại dòng đó.</w:t>
+      </w:r>
+    </w:p>
+    <w:p>
+      <w:pPr>
+        <w:pStyle w:val="18"/>
+        <w:numPr>
+          <w:ilvl w:val="0"/>
+          <w:numId w:val="10"/>
+        </w:numPr>
+      </w:pPr>
+      <w:r>
+        <w:t xml:space="preserve">Bấm </w:t>
+      </w:r>
+      <w:r>
+        <w:rPr>
+          <w:b/>
+        </w:rPr>
+        <w:t>Review changes</w:t>
+      </w:r>
+      <w:r>
+        <w:t xml:space="preserve"> rồi chọn một trong ba:</w:t>
+      </w:r>
+    </w:p>
+    <w:p>
+      <w:pPr>
+        <w:pStyle w:val="18"/>
+        <w:numPr>
+          <w:ilvl w:val="1"/>
+          <w:numId w:val="1"/>
+        </w:numPr>
+      </w:pPr>
+      <w:r>
+        <w:rPr>
+          <w:b/>
+        </w:rPr>
+        <w:t>Comment</w:t>
+      </w:r>
+      <w:r>
+        <w:t>: chỉ góp ý.</w:t>
+      </w:r>
+    </w:p>
+    <w:p>
+      <w:pPr>
+        <w:pStyle w:val="18"/>
+        <w:numPr>
+          <w:ilvl w:val="1"/>
+          <w:numId w:val="1"/>
+        </w:numPr>
+      </w:pPr>
+      <w:r>
+        <w:rPr>
+          <w:b/>
+        </w:rPr>
+        <w:t>Approve</w:t>
+      </w:r>
+      <w:r>
+        <w:t>: đồng ý cho gộp.</w:t>
+      </w:r>
+    </w:p>
+    <w:p>
+      <w:pPr>
+        <w:pStyle w:val="18"/>
+        <w:numPr>
+          <w:ilvl w:val="1"/>
+          <w:numId w:val="1"/>
+        </w:numPr>
+      </w:pPr>
+      <w:r>
+        <w:rPr>
+          <w:b/>
+        </w:rPr>
+        <w:t>Request changes</w:t>
+      </w:r>
+      <w:r>
+        <w:t>: cần sửa trước khi gộp.</w:t>
+      </w:r>
+    </w:p>
+    <w:p>
+      <w:r>
+        <w:t>Lưu ý: file collection Postman là JSON dài, khó đọc. Hãy xem kỹ file test case (dạng bảng dễ đọc) trước, rồi so với tên request, URL và phần test script trong collection, hoặc đề nghị người viết mô tả rõ thay đổi trong phần mô tả PR. Nếu cần, người review có thể tải nhánh về và chạy thử collection trong Postman.</w:t>
+      </w:r>
+    </w:p>
+    <w:p>
+      <w:pPr>
+        <w:pStyle w:val="4"/>
+      </w:pPr>
+      <w:r>
+        <w:t>Khi nhận được góp ý</w:t>
+      </w:r>
+    </w:p>
+    <w:p>
+      <w:r>
+        <w:t>Bạn không cần tạo PR mới. Cứ sửa tiếp trên cùng nhánh, commit và push như phần 8; PR sẽ tự cập nhật.</w:t>
+      </w:r>
+    </w:p>
+    <w:p>
+      <w:pPr>
+        <w:pStyle w:val="4"/>
+      </w:pPr>
+      <w:r>
+        <w:t>Gộp vào main</w:t>
+      </w:r>
+    </w:p>
+    <w:p>
+      <w:r>
+        <w:t xml:space="preserve">Khi PR đã được duyệt, bấm </w:t>
+      </w:r>
+      <w:r>
+        <w:rPr>
+          <w:b/>
+        </w:rPr>
+        <w:t>Merge pull request → Confirm merge</w:t>
+      </w:r>
+      <w:r>
+        <w:t xml:space="preserve">, sau đó bấm </w:t>
+      </w:r>
+      <w:r>
+        <w:rPr>
+          <w:b/>
+        </w:rPr>
+        <w:t>Delete branch</w:t>
+      </w:r>
+      <w:r>
+        <w:t xml:space="preserve"> để dọn nhánh đã xong. Rồi quay về GitHub Desktop, chuyển sang </w:t>
+      </w:r>
+      <w:r>
+        <w:rPr>
+          <w:rStyle w:val="17"/>
+        </w:rPr>
+        <w:t>main</w:t>
+      </w:r>
+      <w:r>
+        <w:t xml:space="preserve"> và bấm </w:t>
+      </w:r>
+      <w:r>
+        <w:rPr>
+          <w:b/>
+        </w:rPr>
+        <w:t>Pull origin</w:t>
+      </w:r>
+      <w:r>
+        <w:t xml:space="preserve"> để lấy bản mới nhất.</w:t>
+      </w:r>
+    </w:p>
+    <w:p>
+      <w:pPr>
+        <w:pStyle w:val="4"/>
+      </w:pPr>
+      <w:r>
+        <w:t>Gợi ý checklist cho reviewer</w:t>
+      </w:r>
+    </w:p>
+    <w:p>
+      <w:pPr>
+        <w:pStyle w:val="18"/>
+        <w:numPr>
+          <w:ilvl w:val="0"/>
+          <w:numId w:val="1"/>
+        </w:numPr>
+      </w:pPr>
+      <w:r>
+        <w:t>☐ Test case có khớp tài liệu API, hay có dấu hiệu AI tự đoán kết quả mong đợi?</w:t>
+      </w:r>
+    </w:p>
+    <w:p>
+      <w:pPr>
+        <w:pStyle w:val="18"/>
+        <w:numPr>
+          <w:ilvl w:val="0"/>
+          <w:numId w:val="1"/>
+        </w:numPr>
+      </w:pPr>
+      <w:r>
+        <w:t>☐ Có đủ cả trường hợp thành công và trường hợp lỗi (dữ liệu sai, không có quyền, không tìm thấy)?</w:t>
+      </w:r>
+    </w:p>
+    <w:p>
+      <w:pPr>
+        <w:pStyle w:val="18"/>
+        <w:numPr>
+          <w:ilvl w:val="0"/>
+          <w:numId w:val="1"/>
+        </w:numPr>
+      </w:pPr>
+      <w:r>
+        <w:t>☐ Mỗi test case có request và script tương ứng, đặt tên theo mã (</w:t>
+      </w:r>
+      <w:r>
+        <w:rPr>
+          <w:rStyle w:val="17"/>
+        </w:rPr>
+        <w:t>TC01</w:t>
+      </w:r>
+      <w:r>
+        <w:t xml:space="preserve">, </w:t>
+      </w:r>
+      <w:r>
+        <w:rPr>
+          <w:rStyle w:val="17"/>
+        </w:rPr>
+        <w:t>TC02</w:t>
+      </w:r>
+      <w:r>
+        <w:t>...)?</w:t>
+      </w:r>
+    </w:p>
+    <w:p>
+      <w:pPr>
+        <w:pStyle w:val="18"/>
+        <w:numPr>
+          <w:ilvl w:val="0"/>
+          <w:numId w:val="1"/>
+        </w:numPr>
+      </w:pPr>
+      <w:r>
+        <w:t xml:space="preserve">☐ Script kiểm tra đủ cả status code </w:t>
+      </w:r>
+      <w:r>
+        <w:rPr>
+          <w:b/>
+        </w:rPr>
+        <w:t>và</w:t>
+      </w:r>
+      <w:r>
+        <w:t xml:space="preserve"> nội dung response, không chỉ một trong hai?</w:t>
+      </w:r>
+    </w:p>
+    <w:p>
+      <w:pPr>
+        <w:pStyle w:val="18"/>
+        <w:numPr>
+          <w:ilvl w:val="0"/>
+          <w:numId w:val="1"/>
+        </w:numPr>
+      </w:pPr>
+      <w:r>
+        <w:t>☐ Không có mật khẩu, token hay dữ liệu khách hàng thật trong test case, collection hay environment.</w:t>
+      </w:r>
+    </w:p>
+    <w:p>
+      <w:pPr>
+        <w:pStyle w:val="18"/>
+        <w:numPr>
+          <w:ilvl w:val="0"/>
+          <w:numId w:val="1"/>
+        </w:numPr>
+      </w:pPr>
+      <w:r>
+        <w:t xml:space="preserve">☐ Địa chỉ API dùng biến </w:t>
+      </w:r>
+      <w:r>
+        <w:rPr>
+          <w:rStyle w:val="17"/>
+        </w:rPr>
+        <w:t>{{base_url}}</w:t>
+      </w:r>
+      <w:r>
+        <w:t>, không gõ cứng URL của môi trường thật.</w:t>
+      </w:r>
+    </w:p>
+    <w:p>
+      <w:pPr>
+        <w:pStyle w:val="18"/>
+        <w:numPr>
+          <w:ilvl w:val="0"/>
+          <w:numId w:val="1"/>
+        </w:numPr>
+      </w:pPr>
+      <w:r>
+        <w:t>☐ Test chạy độc lập, không phụ thuộc thứ tự chạy hay dữ liệu còn sót lại từ lần chạy trước.</w:t>
+      </w:r>
+    </w:p>
+    <w:p>
+      <w:pPr>
+        <w:pStyle w:val="18"/>
+        <w:numPr>
+          <w:ilvl w:val="0"/>
+          <w:numId w:val="1"/>
+        </w:numPr>
+      </w:pPr>
+      <w:r>
+        <w:t>☐ Không đưa file kết quả chạy hay file log vào commit.</w:t>
+      </w:r>
+    </w:p>
+    <w:p>
+      <w:pPr>
+        <w:pStyle w:val="3"/>
+      </w:pPr>
+      <w:r>
+        <w:t>10. Xử lý xung đột trong GitHub Desktop</w:t>
+      </w:r>
+    </w:p>
+    <w:p>
+      <w:r>
+        <w:t>Xung đột (conflict) xảy ra khi hai người cùng sửa một dòng của cùng một file, và Git không biết nên giữ bản của ai. Đây là chuyện bình thường, không phải lỗi nghiêm trọng, và GitHub Desktop hướng dẫn bạn từng bước.</w:t>
+      </w:r>
+    </w:p>
+    <w:p>
+      <w:pPr>
+        <w:pStyle w:val="4"/>
+      </w:pPr>
+      <w:r>
+        <w:t>Khi nào hay gặp?</w:t>
+      </w:r>
+    </w:p>
+    <w:p>
+      <w:r>
+        <w:t xml:space="preserve">Thường là các file nhiều người cùng sửa như file test case của một API, file mô tả API, hoặc </w:t>
+      </w:r>
+      <w:r>
+        <w:rPr>
+          <w:b/>
+        </w:rPr>
+        <w:t>file Postman collection</w:t>
+      </w:r>
+      <w:r>
+        <w:t xml:space="preserve"> (vì cả collection nằm trong một file JSON duy nhất).</w:t>
+      </w:r>
+    </w:p>
+    <w:p>
+      <w:pPr>
+        <w:pStyle w:val="4"/>
+      </w:pPr>
+      <w:r>
+        <w:t>Cách giải quyết với file văn bản (test case, tài liệu)</w:t>
+      </w:r>
+    </w:p>
+    <w:p>
+      <w:pPr>
+        <w:pStyle w:val="18"/>
+        <w:numPr>
+          <w:ilvl w:val="0"/>
+          <w:numId w:val="11"/>
+        </w:numPr>
+      </w:pPr>
+      <w:r>
+        <w:t xml:space="preserve">Khi bạn bấm </w:t>
+      </w:r>
+      <w:r>
+        <w:rPr>
+          <w:b/>
+        </w:rPr>
+        <w:t>Pull origin</w:t>
+      </w:r>
+      <w:r>
+        <w:t xml:space="preserve"> hoặc gộp nhánh mà có xung đột, GitHub Desktop hiện thông báo </w:t>
+      </w:r>
+      <w:r>
+        <w:rPr>
+          <w:b/>
+        </w:rPr>
+        <w:t>Resolve conflicts before merging</w:t>
+      </w:r>
+      <w:r>
+        <w:t xml:space="preserve"> cùng danh sách file bị xung đột.</w:t>
+      </w:r>
+    </w:p>
+    <w:p>
+      <w:pPr>
+        <w:pStyle w:val="18"/>
+        <w:numPr>
+          <w:ilvl w:val="0"/>
+          <w:numId w:val="11"/>
+        </w:numPr>
+      </w:pPr>
+      <w:r>
+        <w:t xml:space="preserve">Bấm </w:t>
+      </w:r>
+      <w:r>
+        <w:rPr>
+          <w:b/>
+        </w:rPr>
+        <w:t>Open in editor</w:t>
+      </w:r>
+      <w:r>
+        <w:t xml:space="preserve"> ở file đầu tiên (hoặc mở file đó trong Cursor).</w:t>
+      </w:r>
+    </w:p>
+    <w:p>
+      <w:pPr>
+        <w:pStyle w:val="18"/>
+        <w:numPr>
+          <w:ilvl w:val="0"/>
+          <w:numId w:val="11"/>
+        </w:numPr>
+      </w:pPr>
+      <w:r>
+        <w:t>Trong file, bạn sẽ thấy phần xung đột được đánh dấu như sau:</w:t>
+      </w:r>
+    </w:p>
+    <w:p>
+      <w:pPr>
+        <w:pStyle w:val="16"/>
+      </w:pPr>
+      <w:bookmarkStart w:id="5" w:name="bongo_lang_text_6"/>
+      <w:bookmarkEnd w:id="5"/>
+      <w:r>
+        <w:t>&lt;&lt;&lt;&lt;&lt;&lt;&lt; HEAD</w:t>
+      </w:r>
+      <w:r>
+        <w:br w:type="textWrapping"/>
+      </w:r>
+      <w:r>
+        <w:t>| TC02 | Thiếu trường title | body, userId = 1 | 400 |        &lt;- bản của bạn</w:t>
+      </w:r>
+      <w:r>
+        <w:br w:type="textWrapping"/>
+      </w:r>
+      <w:r>
+        <w:t>=======</w:t>
+      </w:r>
+      <w:r>
+        <w:br w:type="textWrapping"/>
+      </w:r>
+      <w:r>
+        <w:t>| TC02 | Thiếu trường title | body, userId = 1 | 422 |        &lt;- bản của đồng nghiệp</w:t>
+      </w:r>
+      <w:r>
+        <w:br w:type="textWrapping"/>
+      </w:r>
+      <w:r>
+        <w:t>&gt;&gt;&gt;&gt;&gt;&gt;&gt; main</w:t>
+      </w:r>
+    </w:p>
+    <w:p>
+      <w:pPr>
+        <w:pStyle w:val="18"/>
+        <w:numPr>
+          <w:ilvl w:val="0"/>
+          <w:numId w:val="12"/>
+        </w:numPr>
+      </w:pPr>
+      <w:r>
+        <w:t xml:space="preserve">Quyết định giữ bản nào (hoặc kết hợp cả hai), sau đó </w:t>
+      </w:r>
+      <w:r>
+        <w:rPr>
+          <w:b/>
+        </w:rPr>
+        <w:t>xoá hết</w:t>
+      </w:r>
+      <w:r>
+        <w:t xml:space="preserve"> ba dòng đánh dấu </w:t>
+      </w:r>
+      <w:r>
+        <w:rPr>
+          <w:rStyle w:val="17"/>
+        </w:rPr>
+        <w:t>&lt;&lt;&lt;&lt;&lt;&lt;&lt;</w:t>
+      </w:r>
+      <w:r>
+        <w:t xml:space="preserve">, </w:t>
+      </w:r>
+      <w:r>
+        <w:rPr>
+          <w:rStyle w:val="17"/>
+        </w:rPr>
+        <w:t>=======</w:t>
+      </w:r>
+      <w:r>
+        <w:t xml:space="preserve">, </w:t>
+      </w:r>
+      <w:r>
+        <w:rPr>
+          <w:rStyle w:val="17"/>
+        </w:rPr>
+        <w:t>&gt;&gt;&gt;&gt;&gt;&gt;&gt;</w:t>
+      </w:r>
+      <w:r>
+        <w:t>. Nếu không chắc, hãy hỏi đồng nghiệp đã sửa dòng đó, hoặc đối chiếu lại tài liệu API xem mã đúng là gì.</w:t>
+      </w:r>
+    </w:p>
+    <w:p>
+      <w:pPr>
+        <w:pStyle w:val="18"/>
+        <w:numPr>
+          <w:ilvl w:val="0"/>
+          <w:numId w:val="12"/>
+        </w:numPr>
+      </w:pPr>
+      <w:r>
+        <w:t>Lưu file, quay lại GitHub Desktop. File đã xử lý xong sẽ có dấu tick xanh.</w:t>
+      </w:r>
+    </w:p>
+    <w:p>
+      <w:pPr>
+        <w:pStyle w:val="18"/>
+        <w:numPr>
+          <w:ilvl w:val="0"/>
+          <w:numId w:val="12"/>
+        </w:numPr>
+      </w:pPr>
+      <w:r>
+        <w:t xml:space="preserve">Khi tất cả file đều xong, bấm </w:t>
+      </w:r>
+      <w:r>
+        <w:rPr>
+          <w:b/>
+        </w:rPr>
+        <w:t>Continue merge</w:t>
+      </w:r>
+      <w:r>
+        <w:t xml:space="preserve">, rồi </w:t>
+      </w:r>
+      <w:r>
+        <w:rPr>
+          <w:b/>
+        </w:rPr>
+        <w:t>Push origin</w:t>
+      </w:r>
+      <w:r>
+        <w:t>.</w:t>
+      </w:r>
+    </w:p>
+    <w:p>
+      <w:pPr>
+        <w:pStyle w:val="18"/>
+        <w:numPr>
+          <w:ilvl w:val="0"/>
+          <w:numId w:val="12"/>
+        </w:numPr>
+      </w:pPr>
+      <w:r>
+        <w:t>Import lại collection vào Postman và chạy thử để chắc chắn mọi thứ vẫn hoạt động.</w:t>
+      </w:r>
+    </w:p>
+    <w:p>
+      <w:pPr>
+        <w:pStyle w:val="4"/>
+      </w:pPr>
+      <w:r>
+        <w:t>Cách giải quyết với file Postman collection (JSON)</w:t>
+      </w:r>
+    </w:p>
+    <w:p>
+      <w:r>
+        <w:t>Sửa tay các dấu đánh dấu trong file JSON dài rất dễ làm hỏng file. Cách an toàn hơn:</w:t>
+      </w:r>
+    </w:p>
+    <w:p>
+      <w:pPr>
+        <w:pStyle w:val="18"/>
+        <w:numPr>
+          <w:ilvl w:val="0"/>
+          <w:numId w:val="13"/>
+        </w:numPr>
+      </w:pPr>
+      <w:r>
+        <w:t xml:space="preserve">Trong cửa sổ xung đột của GitHub Desktop, chọn giữ </w:t>
+      </w:r>
+      <w:r>
+        <w:rPr>
+          <w:b/>
+        </w:rPr>
+        <w:t>một</w:t>
+      </w:r>
+      <w:r>
+        <w:t xml:space="preserve"> bản của file đó (bản của bạn hoặc bản của </w:t>
+      </w:r>
+      <w:r>
+        <w:rPr>
+          <w:rStyle w:val="17"/>
+        </w:rPr>
+        <w:t>main</w:t>
+      </w:r>
+      <w:r>
+        <w:t>).</w:t>
+      </w:r>
+    </w:p>
+    <w:p>
+      <w:pPr>
+        <w:pStyle w:val="18"/>
+        <w:numPr>
+          <w:ilvl w:val="0"/>
+          <w:numId w:val="13"/>
+        </w:numPr>
+      </w:pPr>
+      <w:r>
+        <w:t>Import file vừa chọn vào Postman.</w:t>
+      </w:r>
+    </w:p>
+    <w:p>
+      <w:pPr>
+        <w:pStyle w:val="18"/>
+        <w:numPr>
+          <w:ilvl w:val="0"/>
+          <w:numId w:val="13"/>
+        </w:numPr>
+      </w:pPr>
+      <w:r>
+        <w:t>Làm lại phần chỉnh sửa của bạn trong Postman (hoặc xem lại thay đổi của đồng nghiệp).</w:t>
+      </w:r>
+    </w:p>
+    <w:p>
+      <w:pPr>
+        <w:pStyle w:val="18"/>
+        <w:numPr>
+          <w:ilvl w:val="0"/>
+          <w:numId w:val="13"/>
+        </w:numPr>
+      </w:pPr>
+      <w:r>
+        <w:t>Xuất lại collection, ghi đè lên file trong repo, commit và push.</w:t>
+      </w:r>
+    </w:p>
+    <w:p>
+      <w:r>
+        <w:t>Để ít gặp tình huống này, nên chia nhỏ theo chức năng (ví dụ mỗi nhóm API một collection riêng, mỗi API một file test case) để mỗi người sửa một file khác nhau.</w:t>
+      </w:r>
+    </w:p>
+    <w:p>
+      <w:pPr>
+        <w:pStyle w:val="4"/>
+      </w:pPr>
+      <w:r>
+        <w:t>Giảm xung đột</w:t>
+      </w:r>
+    </w:p>
+    <w:p>
+      <w:pPr>
+        <w:pStyle w:val="18"/>
+        <w:numPr>
+          <w:ilvl w:val="0"/>
+          <w:numId w:val="1"/>
+        </w:numPr>
+      </w:pPr>
+      <w:r>
+        <w:t xml:space="preserve">Bấm </w:t>
+      </w:r>
+      <w:r>
+        <w:rPr>
+          <w:b/>
+        </w:rPr>
+        <w:t>Fetch origin</w:t>
+      </w:r>
+      <w:r>
+        <w:t xml:space="preserve"> và </w:t>
+      </w:r>
+      <w:r>
+        <w:rPr>
+          <w:b/>
+        </w:rPr>
+        <w:t>Pull origin</w:t>
+      </w:r>
+      <w:r>
+        <w:t xml:space="preserve"> trước khi bắt đầu làm việc mỗi ngày.</w:t>
+      </w:r>
+    </w:p>
+    <w:p>
+      <w:pPr>
+        <w:pStyle w:val="18"/>
+        <w:numPr>
+          <w:ilvl w:val="0"/>
+          <w:numId w:val="1"/>
+        </w:numPr>
+      </w:pPr>
+      <w:r>
+        <w:t>Nhánh nên ngắn ngày, xong việc nhỏ thì tạo PR luôn, đừng để nhánh sống quá lâu.</w:t>
+      </w:r>
+    </w:p>
+    <w:p>
+      <w:pPr>
+        <w:pStyle w:val="18"/>
+        <w:numPr>
+          <w:ilvl w:val="0"/>
+          <w:numId w:val="1"/>
+        </w:numPr>
+      </w:pPr>
+      <w:r>
+        <w:t>Báo trong nhóm chat khi bạn sắp sửa một file dùng chung lớn, đặc biệt là collection.</w:t>
+      </w:r>
+    </w:p>
+    <w:p>
+      <w:pPr>
+        <w:pStyle w:val="3"/>
+      </w:pPr>
+      <w:r>
+        <w:t>11. Quy tắc chung và bảo mật cho team tester</w:t>
+      </w:r>
+    </w:p>
+    <w:p>
+      <w:r>
+        <w:t>Cả team thống nhất vài quy tắc nhỏ sẽ giúp repo gọn gàng và an toàn. Dưới đây là đề xuất, team có thể điều chỉnh.</w:t>
       </w:r>
     </w:p>
     <w:tbl>
@@ -4682,7 +6467,7 @@
           </w:tcPr>
           <w:p>
             <w:r>
-              <w:t>Vị trí</w:t>
+              <w:t>Quy tắc</w:t>
             </w:r>
           </w:p>
         </w:tc>
@@ -4693,7 +6478,7 @@
           </w:tcPr>
           <w:p>
             <w:r>
-              <w:t>Ý nghĩa</w:t>
+              <w:t>Ví dụ</w:t>
             </w:r>
           </w:p>
         </w:tc>
@@ -4721,23 +6506,35 @@
           </w:tcPr>
           <w:p>
             <w:r>
-              <w:t xml:space="preserve">Thanh trên cùng, ô </w:t>
+              <w:t xml:space="preserve">Không sửa trực tiếp trên </w:t>
             </w:r>
             <w:r>
               <w:rPr>
-                <w:b/>
+                <w:rStyle w:val="17"/>
               </w:rPr>
-              <w:t>Current Repository</w:t>
-            </w:r>
-          </w:p>
-        </w:tc>
-        <w:tc>
-          <w:tcPr>
-            <w:tcW w:w="4680" w:type="dxa"/>
-          </w:tcPr>
-          <w:p>
-            <w:r>
-              <w:t>Repo bạn đang làm việc</w:t>
+              <w:t>main</w:t>
+            </w:r>
+            <w:r>
+              <w:t>, luôn làm trên nhánh riêng và gộp qua Pull Request</w:t>
+            </w:r>
+          </w:p>
+        </w:tc>
+        <w:tc>
+          <w:tcPr>
+            <w:tcW w:w="4680" w:type="dxa"/>
+          </w:tcPr>
+          <w:p>
+            <w:r>
+              <w:t xml:space="preserve">Nhánh </w:t>
+            </w:r>
+            <w:r>
+              <w:rPr>
+                <w:rStyle w:val="17"/>
+              </w:rPr>
+              <w:t>main</w:t>
+            </w:r>
+            <w:r>
+              <w:t xml:space="preserve"> chỉ nhận nội dung đã được duyệt</w:t>
             </w:r>
           </w:p>
         </w:tc>
@@ -4765,23 +6562,38 @@
           </w:tcPr>
           <w:p>
             <w:r>
-              <w:t xml:space="preserve">Ô </w:t>
+              <w:t xml:space="preserve">Đặt tên nhánh theo dạng </w:t>
             </w:r>
             <w:r>
               <w:rPr>
-                <w:b/>
+                <w:rStyle w:val="17"/>
               </w:rPr>
-              <w:t>Current Branch</w:t>
-            </w:r>
-          </w:p>
-        </w:tc>
-        <w:tc>
-          <w:tcPr>
-            <w:tcW w:w="4680" w:type="dxa"/>
-          </w:tcPr>
-          <w:p>
-            <w:r>
-              <w:t>Nhánh bạn đang đứng</w:t>
+              <w:t>tên-bạn/việc-đang-làm</w:t>
+            </w:r>
+            <w:r>
+              <w:t>, viết thường, không dấu</w:t>
+            </w:r>
+          </w:p>
+        </w:tc>
+        <w:tc>
+          <w:tcPr>
+            <w:tcW w:w="4680" w:type="dxa"/>
+          </w:tcPr>
+          <w:p>
+            <w:r>
+              <w:rPr>
+                <w:rStyle w:val="17"/>
+              </w:rPr>
+              <w:t>an/them-test-api-tao-bai-viet</w:t>
+            </w:r>
+            <w:r>
+              <w:t xml:space="preserve">, </w:t>
+            </w:r>
+            <w:r>
+              <w:rPr>
+                <w:rStyle w:val="17"/>
+              </w:rPr>
+              <w:t>binh/sua-script-dang-nhap</w:t>
             </w:r>
           </w:p>
         </w:tc>
@@ -4809,23 +6621,17 @@
           </w:tcPr>
           <w:p>
             <w:r>
-              <w:t xml:space="preserve">Nút </w:t>
-            </w:r>
-            <w:r>
-              <w:rPr>
-                <w:b/>
-              </w:rPr>
-              <w:t>Fetch origin / Pull origin / Push origin</w:t>
-            </w:r>
-          </w:p>
-        </w:tc>
-        <w:tc>
-          <w:tcPr>
-            <w:tcW w:w="4680" w:type="dxa"/>
-          </w:tcPr>
-          <w:p>
-            <w:r>
-              <w:t>Kiểm tra, tải về hoặc đẩy lên thay đổi. Nút này tự đổi tên theo tình huống</w:t>
+              <w:t>Lời commit nói rõ việc đã làm, mỗi commit một việc</w:t>
+            </w:r>
+          </w:p>
+        </w:tc>
+        <w:tc>
+          <w:tcPr>
+            <w:tcW w:w="4680" w:type="dxa"/>
+          </w:tcPr>
+          <w:p>
+            <w:r>
+              <w:t>"Thêm test case lỗi 404 cho GET /posts/{id}"</w:t>
             </w:r>
           </w:p>
         </w:tc>
@@ -4853,26 +6659,17 @@
           </w:tcPr>
           <w:p>
             <w:r>
-              <w:t xml:space="preserve">Tab </w:t>
-            </w:r>
-            <w:r>
-              <w:rPr>
-                <w:b/>
-              </w:rPr>
-              <w:t>Changes</w:t>
-            </w:r>
-            <w:r>
-              <w:t xml:space="preserve"> (bên trái)</w:t>
-            </w:r>
-          </w:p>
-        </w:tc>
-        <w:tc>
-          <w:tcPr>
-            <w:tcW w:w="4680" w:type="dxa"/>
-          </w:tcPr>
-          <w:p>
-            <w:r>
-              <w:t>Danh sách file bạn vừa sửa, chờ được commit</w:t>
+              <w:t>Mỗi PR có ít nhất một người review khác duyệt</w:t>
+            </w:r>
+          </w:p>
+        </w:tc>
+        <w:tc>
+          <w:tcPr>
+            <w:tcW w:w="4680" w:type="dxa"/>
+          </w:tcPr>
+          <w:p>
+            <w:r>
+              <w:t>Người viết không tự bấm gộp khi chưa có Approve</w:t>
             </w:r>
           </w:p>
         </w:tc>
@@ -4900,23 +6697,187 @@
           </w:tcPr>
           <w:p>
             <w:r>
-              <w:t xml:space="preserve">Tab </w:t>
+              <w:t>Test case do AI sinh phải được người đọc lại và đối chiếu tài liệu API trước khi commit</w:t>
+            </w:r>
+          </w:p>
+        </w:tc>
+        <w:tc>
+          <w:tcPr>
+            <w:tcW w:w="4680" w:type="dxa"/>
+          </w:tcPr>
+          <w:p>
+            <w:r>
+              <w:t>Ghi trong mô tả PR: "đã đối chiếu tài liệu"</w:t>
+            </w:r>
+          </w:p>
+        </w:tc>
+      </w:tr>
+      <w:tr>
+        <w:tblPrEx>
+          <w:tblBorders>
+            <w:top w:val="single" w:color="auto" w:sz="4" w:space="0"/>
+            <w:left w:val="single" w:color="auto" w:sz="4" w:space="0"/>
+            <w:bottom w:val="single" w:color="auto" w:sz="4" w:space="0"/>
+            <w:right w:val="single" w:color="auto" w:sz="4" w:space="0"/>
+            <w:insideH w:val="single" w:color="auto" w:sz="4" w:space="0"/>
+            <w:insideV w:val="single" w:color="auto" w:sz="4" w:space="0"/>
+          </w:tblBorders>
+          <w:tblCellMar>
+            <w:top w:w="0" w:type="dxa"/>
+            <w:left w:w="108" w:type="dxa"/>
+            <w:bottom w:w="0" w:type="dxa"/>
+            <w:right w:w="108" w:type="dxa"/>
+          </w:tblCellMar>
+        </w:tblPrEx>
+        <w:tc>
+          <w:tcPr>
+            <w:tcW w:w="4680" w:type="dxa"/>
+          </w:tcPr>
+          <w:p>
+            <w:r>
+              <w:t>Chạy thử collection trên máy trước khi push</w:t>
+            </w:r>
+          </w:p>
+        </w:tc>
+        <w:tc>
+          <w:tcPr>
+            <w:tcW w:w="4680" w:type="dxa"/>
+          </w:tcPr>
+          <w:p>
+            <w:r>
+              <w:t>Các test pass trên môi trường dev hoặc staging</w:t>
+            </w:r>
+          </w:p>
+        </w:tc>
+      </w:tr>
+      <w:tr>
+        <w:tblPrEx>
+          <w:tblBorders>
+            <w:top w:val="single" w:color="auto" w:sz="4" w:space="0"/>
+            <w:left w:val="single" w:color="auto" w:sz="4" w:space="0"/>
+            <w:bottom w:val="single" w:color="auto" w:sz="4" w:space="0"/>
+            <w:right w:val="single" w:color="auto" w:sz="4" w:space="0"/>
+            <w:insideH w:val="single" w:color="auto" w:sz="4" w:space="0"/>
+            <w:insideV w:val="single" w:color="auto" w:sz="4" w:space="0"/>
+          </w:tblBorders>
+          <w:tblCellMar>
+            <w:top w:w="0" w:type="dxa"/>
+            <w:left w:w="108" w:type="dxa"/>
+            <w:bottom w:w="0" w:type="dxa"/>
+            <w:right w:w="108" w:type="dxa"/>
+          </w:tblCellMar>
+        </w:tblPrEx>
+        <w:tc>
+          <w:tcPr>
+            <w:tcW w:w="4680" w:type="dxa"/>
+          </w:tcPr>
+          <w:p>
+            <w:r>
+              <w:t>Đặt tên test case và request theo mã</w:t>
+            </w:r>
+          </w:p>
+        </w:tc>
+        <w:tc>
+          <w:tcPr>
+            <w:tcW w:w="4680" w:type="dxa"/>
+          </w:tcPr>
+          <w:p>
+            <w:r>
+              <w:rPr>
+                <w:rStyle w:val="17"/>
+              </w:rPr>
+              <w:t>TC01 - Tạo bài viết hợp lệ</w:t>
+            </w:r>
+          </w:p>
+        </w:tc>
+      </w:tr>
+      <w:tr>
+        <w:tblPrEx>
+          <w:tblBorders>
+            <w:top w:val="single" w:color="auto" w:sz="4" w:space="0"/>
+            <w:left w:val="single" w:color="auto" w:sz="4" w:space="0"/>
+            <w:bottom w:val="single" w:color="auto" w:sz="4" w:space="0"/>
+            <w:right w:val="single" w:color="auto" w:sz="4" w:space="0"/>
+            <w:insideH w:val="single" w:color="auto" w:sz="4" w:space="0"/>
+            <w:insideV w:val="single" w:color="auto" w:sz="4" w:space="0"/>
+          </w:tblBorders>
+          <w:tblCellMar>
+            <w:top w:w="0" w:type="dxa"/>
+            <w:left w:w="108" w:type="dxa"/>
+            <w:bottom w:w="0" w:type="dxa"/>
+            <w:right w:w="108" w:type="dxa"/>
+          </w:tblCellMar>
+        </w:tblPrEx>
+        <w:tc>
+          <w:tcPr>
+            <w:tcW w:w="4680" w:type="dxa"/>
+          </w:tcPr>
+          <w:p>
+            <w:r>
+              <w:t>Prompt hiệu quả thì lưu lại cho cả team</w:t>
+            </w:r>
+          </w:p>
+        </w:tc>
+        <w:tc>
+          <w:tcPr>
+            <w:tcW w:w="4680" w:type="dxa"/>
+          </w:tcPr>
+          <w:p>
+            <w:r>
+              <w:t xml:space="preserve">Thêm vào </w:t>
+            </w:r>
+            <w:r>
+              <w:rPr>
+                <w:rStyle w:val="17"/>
+              </w:rPr>
+              <w:t>docs/prompts.md</w:t>
+            </w:r>
+          </w:p>
+        </w:tc>
+      </w:tr>
+      <w:tr>
+        <w:tblPrEx>
+          <w:tblBorders>
+            <w:top w:val="single" w:color="auto" w:sz="4" w:space="0"/>
+            <w:left w:val="single" w:color="auto" w:sz="4" w:space="0"/>
+            <w:bottom w:val="single" w:color="auto" w:sz="4" w:space="0"/>
+            <w:right w:val="single" w:color="auto" w:sz="4" w:space="0"/>
+            <w:insideH w:val="single" w:color="auto" w:sz="4" w:space="0"/>
+            <w:insideV w:val="single" w:color="auto" w:sz="4" w:space="0"/>
+          </w:tblBorders>
+          <w:tblCellMar>
+            <w:top w:w="0" w:type="dxa"/>
+            <w:left w:w="108" w:type="dxa"/>
+            <w:bottom w:w="0" w:type="dxa"/>
+            <w:right w:w="108" w:type="dxa"/>
+          </w:tblCellMar>
+        </w:tblPrEx>
+        <w:tc>
+          <w:tcPr>
+            <w:tcW w:w="4680" w:type="dxa"/>
+          </w:tcPr>
+          <w:p>
+            <w:r>
+              <w:t>Mỗi nhánh một mục tiêu, xong thì xoá nhánh</w:t>
+            </w:r>
+          </w:p>
+        </w:tc>
+        <w:tc>
+          <w:tcPr>
+            <w:tcW w:w="4680" w:type="dxa"/>
+          </w:tcPr>
+          <w:p>
+            <w:r>
+              <w:t xml:space="preserve">Bấm </w:t>
             </w:r>
             <w:r>
               <w:rPr>
                 <w:b/>
               </w:rPr>
-              <w:t>History</w:t>
-            </w:r>
-          </w:p>
-        </w:tc>
-        <w:tc>
-          <w:tcPr>
-            <w:tcW w:w="4680" w:type="dxa"/>
-          </w:tcPr>
-          <w:p>
-            <w:r>
-              <w:t>Lịch sử các lần lưu thay đổi của cả team</w:t>
+              <w:t>Delete branch</w:t>
+            </w:r>
+            <w:r>
+              <w:t xml:space="preserve"> sau khi gộp</w:t>
             </w:r>
           </w:p>
         </w:tc>
@@ -4927,146 +6888,253 @@
         <w:pStyle w:val="4"/>
       </w:pPr>
       <w:r>
-        <w:t>Chạy thử ngay sau khi tải về</w:t>
-      </w:r>
-    </w:p>
-    <w:p>
-      <w:r>
-        <w:t xml:space="preserve">Trước tiên mở file </w:t>
+        <w:t>Bảo mật: điều tuyệt đối không làm</w:t>
+      </w:r>
+    </w:p>
+    <w:p>
+      <w:r>
+        <w:t>API testing hay dùng token và tài khoản, và Cursor là công cụ AI bên ngoài, nên đây là phần cần đặc biệt cẩn thận.</w:t>
+      </w:r>
+    </w:p>
+    <w:p>
+      <w:pPr>
+        <w:pStyle w:val="18"/>
+        <w:numPr>
+          <w:ilvl w:val="0"/>
+          <w:numId w:val="1"/>
+        </w:numPr>
+      </w:pPr>
+      <w:r>
+        <w:t xml:space="preserve">Không đưa mật khẩu, token, khoá API, hay file </w:t>
       </w:r>
       <w:r>
         <w:rPr>
           <w:rStyle w:val="17"/>
         </w:rPr>
-        <w:t>README.md</w:t>
-      </w:r>
-      <w:r>
-        <w:t xml:space="preserve"> trong repo để xem hướng dẫn riêng của team. Sau đó:</w:t>
-      </w:r>
-    </w:p>
-    <w:p>
-      <w:pPr>
-        <w:pStyle w:val="18"/>
-        <w:numPr>
-          <w:ilvl w:val="0"/>
-          <w:numId w:val="7"/>
-        </w:numPr>
-      </w:pPr>
-      <w:r>
-        <w:t xml:space="preserve">Mở Postman, bấm </w:t>
-      </w:r>
-      <w:r>
-        <w:rPr>
-          <w:b/>
-        </w:rPr>
-        <w:t>Import</w:t>
-      </w:r>
-      <w:r>
-        <w:t xml:space="preserve">, chọn file trong thư mục </w:t>
+        <w:t>.env</w:t>
+      </w:r>
+      <w:r>
+        <w:t xml:space="preserve"> lên GitHub, kể cả repo Private.</w:t>
+      </w:r>
+    </w:p>
+    <w:p>
+      <w:pPr>
+        <w:pStyle w:val="18"/>
+        <w:numPr>
+          <w:ilvl w:val="0"/>
+          <w:numId w:val="1"/>
+        </w:numPr>
+      </w:pPr>
+      <w:r>
+        <w:t>Không điền token thật vào file Postman environment rồi xuất ra repo (xem phần 6). Nên để giá trị bí mật ở môi trường trên máy bạn.</w:t>
+      </w:r>
+    </w:p>
+    <w:p>
+      <w:pPr>
+        <w:pStyle w:val="18"/>
+        <w:numPr>
+          <w:ilvl w:val="0"/>
+          <w:numId w:val="1"/>
+        </w:numPr>
+      </w:pPr>
+      <w:r>
+        <w:t>Không dán mật khẩu, token hay dữ liệu khách hàng thật vào khung chat của Cursor.</w:t>
+      </w:r>
+    </w:p>
+    <w:p>
+      <w:pPr>
+        <w:pStyle w:val="18"/>
+        <w:numPr>
+          <w:ilvl w:val="0"/>
+          <w:numId w:val="1"/>
+        </w:numPr>
+      </w:pPr>
+      <w:r>
+        <w:t>Không dùng dữ liệu khách hàng thật trong test case và script. Hãy dùng dữ liệu giả.</w:t>
+      </w:r>
+    </w:p>
+    <w:p>
+      <w:pPr>
+        <w:pStyle w:val="18"/>
+        <w:numPr>
+          <w:ilvl w:val="0"/>
+          <w:numId w:val="1"/>
+        </w:numPr>
+      </w:pPr>
+      <w:r>
+        <w:t>Chỉ đưa vào Cursor những tài liệu API mà công ty cho phép chia sẻ với công cụ AI.</w:t>
+      </w:r>
+    </w:p>
+    <w:p>
+      <w:pPr>
+        <w:pStyle w:val="18"/>
+        <w:numPr>
+          <w:ilvl w:val="0"/>
+          <w:numId w:val="1"/>
+        </w:numPr>
+      </w:pPr>
+      <w:r>
+        <w:t>Không chạy test thay đổi dữ liệu (tạo, sửa, xoá hàng loạt) trên môi trường production.</w:t>
+      </w:r>
+    </w:p>
+    <w:p>
+      <w:pPr>
+        <w:pStyle w:val="18"/>
+        <w:numPr>
+          <w:ilvl w:val="0"/>
+          <w:numId w:val="1"/>
+        </w:numPr>
+      </w:pPr>
+      <w:r>
+        <w:t xml:space="preserve">Nếu lỡ đẩy thông tin bí mật lên GitHub, hãy báo trưởng nhóm và </w:t>
+      </w:r>
+      <w:r>
+        <w:rPr>
+          <w:b/>
+        </w:rPr>
+        <w:t>đổi ngay</w:t>
+      </w:r>
+      <w:r>
+        <w:t xml:space="preserve"> mật khẩu hoặc token đó. Xoá file đi vẫn không đủ vì lịch sử vẫn còn lưu.</w:t>
+      </w:r>
+    </w:p>
+    <w:p>
+      <w:pPr>
+        <w:pStyle w:val="4"/>
+      </w:pPr>
+      <w:r>
+        <w:t xml:space="preserve">File </w:t>
       </w:r>
       <w:r>
         <w:rPr>
           <w:rStyle w:val="17"/>
         </w:rPr>
-        <w:t>collections/</w:t>
-      </w:r>
-      <w:r>
-        <w:t xml:space="preserve"> của repo.</w:t>
-      </w:r>
-    </w:p>
-    <w:p>
-      <w:pPr>
-        <w:pStyle w:val="18"/>
-        <w:numPr>
-          <w:ilvl w:val="0"/>
-          <w:numId w:val="7"/>
-        </w:numPr>
-      </w:pPr>
-      <w:r>
-        <w:t xml:space="preserve">Bấm </w:t>
-      </w:r>
-      <w:r>
-        <w:rPr>
-          <w:b/>
-        </w:rPr>
-        <w:t>Import</w:t>
-      </w:r>
-      <w:r>
-        <w:t xml:space="preserve"> lần nữa với file trong </w:t>
+        <w:t>.gitignore</w:t>
+      </w:r>
+      <w:r>
+        <w:t>: danh sách "đừng theo dõi"</w:t>
+      </w:r>
+    </w:p>
+    <w:p>
+      <w:r>
+        <w:t xml:space="preserve">Tạo file tên </w:t>
       </w:r>
       <w:r>
         <w:rPr>
           <w:rStyle w:val="17"/>
         </w:rPr>
-        <w:t>environments/</w:t>
-      </w:r>
-      <w:r>
-        <w:t xml:space="preserve"> (file mẫu), điền giá trị của bạn (ví dụ </w:t>
+        <w:t>.gitignore</w:t>
+      </w:r>
+      <w:r>
+        <w:t xml:space="preserve"> ở thư mục gốc của repo, mỗi dòng là một thứ GitHub Desktop sẽ bỏ qua. Mẫu cho dự án test API:</w:t>
+      </w:r>
+    </w:p>
+    <w:p>
+      <w:pPr>
+        <w:pStyle w:val="16"/>
+      </w:pPr>
+      <w:bookmarkStart w:id="6" w:name="bongo_lang_text_7"/>
+      <w:bookmarkEnd w:id="6"/>
+      <w:r>
+        <w:t># Kết quả chạy test</w:t>
+      </w:r>
+      <w:r>
+        <w:br w:type="textWrapping"/>
+      </w:r>
+      <w:r>
+        <w:t>reports/</w:t>
+      </w:r>
+      <w:r>
+        <w:br w:type="textWrapping"/>
+      </w:r>
+      <w:r>
+        <w:t>newman/</w:t>
+      </w:r>
+      <w:r>
+        <w:br w:type="textWrapping"/>
+      </w:r>
+      <w:r>
+        <w:br w:type="textWrapping"/>
+      </w:r>
+      <w:r>
+        <w:t># Thông tin bí mật</w:t>
+      </w:r>
+      <w:r>
+        <w:br w:type="textWrapping"/>
+      </w:r>
+      <w:r>
+        <w:t>.env</w:t>
+      </w:r>
+      <w:r>
+        <w:br w:type="textWrapping"/>
+      </w:r>
+      <w:r>
+        <w:t>*.pem</w:t>
+      </w:r>
+      <w:r>
+        <w:br w:type="textWrapping"/>
+      </w:r>
+      <w:r>
+        <w:t>*.secret.json</w:t>
+      </w:r>
+      <w:r>
+        <w:br w:type="textWrapping"/>
+      </w:r>
+      <w:r>
+        <w:br w:type="textWrapping"/>
+      </w:r>
+      <w:r>
+        <w:t># Thư viện cài sẵn và file tạm</w:t>
+      </w:r>
+      <w:r>
+        <w:br w:type="textWrapping"/>
+      </w:r>
+      <w:r>
+        <w:t>node_modules/</w:t>
+      </w:r>
+      <w:r>
+        <w:br w:type="textWrapping"/>
+      </w:r>
+      <w:r>
+        <w:t>*.log</w:t>
+      </w:r>
+      <w:r>
+        <w:br w:type="textWrapping"/>
+      </w:r>
+      <w:r>
+        <w:t>.DS_Store</w:t>
+      </w:r>
+    </w:p>
+    <w:p>
+      <w:r>
+        <w:t xml:space="preserve">Sau khi thêm </w:t>
       </w:r>
       <w:r>
         <w:rPr>
           <w:rStyle w:val="17"/>
         </w:rPr>
-        <w:t>base_url</w:t>
-      </w:r>
-      <w:r>
-        <w:t>), rồi chọn environment đó ở góc trên bên phải.</w:t>
-      </w:r>
-    </w:p>
-    <w:p>
-      <w:pPr>
-        <w:pStyle w:val="18"/>
-        <w:numPr>
-          <w:ilvl w:val="0"/>
-          <w:numId w:val="7"/>
-        </w:numPr>
-      </w:pPr>
-      <w:r>
-        <w:t xml:space="preserve">Chọn collection, bấm </w:t>
-      </w:r>
-      <w:r>
-        <w:rPr>
-          <w:b/>
-        </w:rPr>
-        <w:t>Run</w:t>
-      </w:r>
-      <w:r>
-        <w:t xml:space="preserve"> để chạy cả bộ test và xem số test pass, fail.</w:t>
-      </w:r>
-    </w:p>
-    <w:p>
-      <w:pPr>
-        <w:pStyle w:val="18"/>
-        <w:numPr>
-          <w:ilvl w:val="0"/>
-          <w:numId w:val="7"/>
-        </w:numPr>
-      </w:pPr>
-      <w:r>
-        <w:t xml:space="preserve">Mở Cursor, chọn </w:t>
-      </w:r>
-      <w:r>
-        <w:rPr>
-          <w:b/>
-        </w:rPr>
-        <w:t>File → Open Folder</w:t>
-      </w:r>
-      <w:r>
-        <w:t xml:space="preserve"> và mở thư mục repo để đọc test case trong </w:t>
+        <w:t>.gitignore</w:t>
+      </w:r>
+      <w:r>
+        <w:t xml:space="preserve">, các file thuộc danh sách này sẽ không còn xuất hiện trong tab </w:t>
+      </w:r>
+      <w:r>
+        <w:rPr>
+          <w:b/>
+        </w:rPr>
+        <w:t>Changes</w:t>
+      </w:r>
+      <w:r>
+        <w:t xml:space="preserve">. Lưu ý </w:t>
       </w:r>
       <w:r>
         <w:rPr>
           <w:rStyle w:val="17"/>
         </w:rPr>
-        <w:t>testcases/</w:t>
-      </w:r>
-      <w:r>
-        <w:t>.</w:t>
-      </w:r>
-    </w:p>
-    <w:p>
-      <w:r>
-        <w:t>Nếu collection chạy và các test hiện PASS, máy bạn đã sẵn sàng. Nếu lỗi, kiểm tra lại phần 3 và phần 5, hoặc hỏi trưởng nhóm.</w:t>
+        <w:t>.gitignore</w:t>
+      </w:r>
+      <w:r>
+        <w:t xml:space="preserve"> chỉ có tác dụng với file chưa từng được commit.</w:t>
       </w:r>
     </w:p>
     <w:p>
@@ -5074,37 +7142,156 @@
         <w:pStyle w:val="4"/>
       </w:pPr>
       <w:r>
-        <w:t>Quy tắc về nhánh main</w:t>
-      </w:r>
-    </w:p>
-    <w:p>
-      <w:r>
-        <w:t xml:space="preserve">Sau khi clone, bạn đang đứng ở nhánh </w:t>
+        <w:t>Chạy collection tự động trên GitHub (giới thiệu nhanh)</w:t>
+      </w:r>
+    </w:p>
+    <w:p>
+      <w:r>
+        <w:t xml:space="preserve">Khi team đã quen quy trình, bạn có thể dùng </w:t>
+      </w:r>
+      <w:r>
+        <w:rPr>
+          <w:b/>
+        </w:rPr>
+        <w:t>GitHub Actions</w:t>
+      </w:r>
+      <w:r>
+        <w:t xml:space="preserve"> cùng </w:t>
+      </w:r>
+      <w:r>
+        <w:rPr>
+          <w:b/>
+        </w:rPr>
+        <w:t>Newman</w:t>
+      </w:r>
+      <w:r>
+        <w:t xml:space="preserve"> (công cụ chạy collection Postman bằng dòng lệnh) để GitHub tự chạy bộ test mỗi khi có Pull Request mới. Tạo file </w:t>
       </w:r>
       <w:r>
         <w:rPr>
           <w:rStyle w:val="17"/>
         </w:rPr>
-        <w:t>main</w:t>
-      </w:r>
-      <w:r>
-        <w:t xml:space="preserve">. Hãy coi nhánh này là "bản chuẩn" của cả team: </w:t>
-      </w:r>
-      <w:r>
-        <w:rPr>
-          <w:b/>
-        </w:rPr>
-        <w:t xml:space="preserve">không sửa trực tiếp trên </w:t>
+        <w:t>.github/workflows/api-tests.yml</w:t>
+      </w:r>
+      <w:r>
+        <w:t xml:space="preserve"> trong repo với nội dung mẫu:</w:t>
+      </w:r>
+    </w:p>
+    <w:p>
+      <w:pPr>
+        <w:pStyle w:val="16"/>
+      </w:pPr>
+      <w:bookmarkStart w:id="7" w:name="bongo_lang_yaml_8"/>
+      <w:bookmarkEnd w:id="7"/>
+      <w:r>
+        <w:t>name: API tests</w:t>
+      </w:r>
+      <w:r>
+        <w:br w:type="textWrapping"/>
+      </w:r>
+      <w:r>
+        <w:t>on:</w:t>
+      </w:r>
+      <w:r>
+        <w:br w:type="textWrapping"/>
+      </w:r>
+      <w:r>
+        <w:t xml:space="preserve">  pull_request:</w:t>
+      </w:r>
+      <w:r>
+        <w:br w:type="textWrapping"/>
+      </w:r>
+      <w:r>
+        <w:br w:type="textWrapping"/>
+      </w:r>
+      <w:r>
+        <w:t>jobs:</w:t>
+      </w:r>
+      <w:r>
+        <w:br w:type="textWrapping"/>
+      </w:r>
+      <w:r>
+        <w:t xml:space="preserve">  test:</w:t>
+      </w:r>
+      <w:r>
+        <w:br w:type="textWrapping"/>
+      </w:r>
+      <w:r>
+        <w:t xml:space="preserve">    runs-on: ubuntu-latest</w:t>
+      </w:r>
+      <w:r>
+        <w:br w:type="textWrapping"/>
+      </w:r>
+      <w:r>
+        <w:t xml:space="preserve">    steps:</w:t>
+      </w:r>
+      <w:r>
+        <w:br w:type="textWrapping"/>
+      </w:r>
+      <w:r>
+        <w:t xml:space="preserve">      - uses: actions/checkout@v4</w:t>
+      </w:r>
+      <w:r>
+        <w:br w:type="textWrapping"/>
+      </w:r>
+      <w:r>
+        <w:t xml:space="preserve">      - uses: actions/setup-node@v4</w:t>
+      </w:r>
+      <w:r>
+        <w:br w:type="textWrapping"/>
+      </w:r>
+      <w:r>
+        <w:t xml:space="preserve">        with:</w:t>
+      </w:r>
+      <w:r>
+        <w:br w:type="textWrapping"/>
+      </w:r>
+      <w:r>
+        <w:t xml:space="preserve">          node-version: "20"</w:t>
+      </w:r>
+      <w:r>
+        <w:br w:type="textWrapping"/>
+      </w:r>
+      <w:r>
+        <w:t xml:space="preserve">      - run: npm install -g newman</w:t>
+      </w:r>
+      <w:r>
+        <w:br w:type="textWrapping"/>
+      </w:r>
+      <w:r>
+        <w:t xml:space="preserve">      - run: newman run collections/api-tests.postman_collection.json --env-var "base_url=https://jsonplaceholder.typicode.com"</w:t>
+      </w:r>
+    </w:p>
+    <w:p>
+      <w:r>
+        <w:t xml:space="preserve">Sau khi commit và push, tab </w:t>
+      </w:r>
+      <w:r>
+        <w:rPr>
+          <w:b/>
+        </w:rPr>
+        <w:t>Actions</w:t>
+      </w:r>
+      <w:r>
+        <w:t xml:space="preserve"> của repo sẽ cho biết test pass hay fail, và reviewer chỉ cần xem kết quả trước khi duyệt. Nếu API cần token, lưu token trong </w:t>
+      </w:r>
+      <w:r>
+        <w:rPr>
+          <w:b/>
+        </w:rPr>
+        <w:t>Settings → Secrets and variables → Actions</w:t>
+      </w:r>
+      <w:r>
+        <w:t xml:space="preserve"> của repo và truyền vào bằng </w:t>
       </w:r>
       <w:r>
         <w:rPr>
           <w:rStyle w:val="17"/>
-          <w:b/>
-        </w:rPr>
-        <w:t>main</w:t>
-      </w:r>
-      <w:r>
-        <w:t>, mà luôn tạo nhánh riêng như phần 8 hướng dẫn.</w:t>
+        </w:rPr>
+        <w:t>--env-var</w:t>
+      </w:r>
+      <w:r>
+        <w:t>, không bao giờ ghi thẳng vào file. Đây là mẫu cơ bản, team nên thử trên một nhánh riêng trước khi áp dụng chung.</w:t>
       </w:r>
     </w:p>
     <w:p>
@@ -5112,296 +7299,7 @@
         <w:pStyle w:val="3"/>
       </w:pPr>
       <w:r>
-        <w:t>8. Quy trình làm việc hằng ngày</w:t>
-      </w:r>
-    </w:p>
-    <w:p>
-      <w:r>
-        <w:t>Mỗi khi có API mới cần test hoặc API cũ thay đổi, bạn lặp lại đúng 7 bước dưới đây. Đây là phần quan trọng nhất của bài.</w:t>
-      </w:r>
-    </w:p>
-    <w:p>
-      <w:pPr>
-        <w:pStyle w:val="18"/>
-        <w:numPr>
-          <w:ilvl w:val="0"/>
-          <w:numId w:val="8"/>
-        </w:numPr>
-      </w:pPr>
-      <w:r>
-        <w:rPr>
-          <w:b/>
-        </w:rPr>
-        <w:t>Cập nhật bản mới nhất.</w:t>
-      </w:r>
-      <w:r>
-        <w:t xml:space="preserve"> Đứng ở nhánh </w:t>
-      </w:r>
-      <w:r>
-        <w:rPr>
-          <w:rStyle w:val="17"/>
-        </w:rPr>
-        <w:t>main</w:t>
-      </w:r>
-      <w:r>
-        <w:t xml:space="preserve">, bấm </w:t>
-      </w:r>
-      <w:r>
-        <w:rPr>
-          <w:b/>
-        </w:rPr>
-        <w:t>Fetch origin</w:t>
-      </w:r>
-      <w:r>
-        <w:t xml:space="preserve">. Nếu nút đổi thành </w:t>
-      </w:r>
-      <w:r>
-        <w:rPr>
-          <w:b/>
-        </w:rPr>
-        <w:t>Pull origin</w:t>
-      </w:r>
-      <w:r>
-        <w:t xml:space="preserve">, bấm tiếp để tải thay đổi của đồng nghiệp về. Nếu file collection có thay đổi, mở Postman, </w:t>
-      </w:r>
-      <w:r>
-        <w:rPr>
-          <w:b/>
-        </w:rPr>
-        <w:t>Import</w:t>
-      </w:r>
-      <w:r>
-        <w:t xml:space="preserve"> lại file đó (chọn thay thế nếu Postman hỏi) để bắt đầu từ bản mới nhất, tránh ghi đè lên việc của người khác.</w:t>
-      </w:r>
-    </w:p>
-    <w:p>
-      <w:pPr>
-        <w:pStyle w:val="18"/>
-        <w:numPr>
-          <w:ilvl w:val="0"/>
-          <w:numId w:val="8"/>
-        </w:numPr>
-      </w:pPr>
-      <w:r>
-        <w:rPr>
-          <w:b/>
-        </w:rPr>
-        <w:t>Tạo nhánh riêng.</w:t>
-      </w:r>
-      <w:r>
-        <w:t xml:space="preserve"> Bấm </w:t>
-      </w:r>
-      <w:r>
-        <w:rPr>
-          <w:b/>
-        </w:rPr>
-        <w:t>Current Branch → New Branch</w:t>
-      </w:r>
-      <w:r>
-        <w:t xml:space="preserve">, đặt tên theo quy tắc ở phần 11 (ví dụ </w:t>
-      </w:r>
-      <w:r>
-        <w:rPr>
-          <w:rStyle w:val="17"/>
-        </w:rPr>
-        <w:t>an/them-test-api-tao-bai-viet</w:t>
-      </w:r>
-      <w:r>
-        <w:t xml:space="preserve">), chọn </w:t>
-      </w:r>
-      <w:r>
-        <w:rPr>
-          <w:b/>
-        </w:rPr>
-        <w:t>Create Branch</w:t>
-      </w:r>
-      <w:r>
-        <w:t>.</w:t>
-      </w:r>
-    </w:p>
-    <w:p>
-      <w:pPr>
-        <w:pStyle w:val="18"/>
-        <w:numPr>
-          <w:ilvl w:val="0"/>
-          <w:numId w:val="8"/>
-        </w:numPr>
-      </w:pPr>
-      <w:r>
-        <w:rPr>
-          <w:b/>
-        </w:rPr>
-        <w:t>Sinh test case bằng Cursor.</w:t>
-      </w:r>
-      <w:r>
-        <w:t xml:space="preserve"> Mở repo trong Cursor, cập nhật </w:t>
-      </w:r>
-      <w:r>
-        <w:rPr>
-          <w:rStyle w:val="17"/>
-        </w:rPr>
-        <w:t>docs/api-spec.md</w:t>
-      </w:r>
-      <w:r>
-        <w:t xml:space="preserve"> nếu cần, dùng prompt mẫu ở phần 2, kiểm tra kết quả rồi lưu vào </w:t>
-      </w:r>
-      <w:r>
-        <w:rPr>
-          <w:rStyle w:val="17"/>
-        </w:rPr>
-        <w:t>testcases/</w:t>
-      </w:r>
-      <w:r>
-        <w:t>.</w:t>
-      </w:r>
-    </w:p>
-    <w:p>
-      <w:pPr>
-        <w:pStyle w:val="18"/>
-        <w:numPr>
-          <w:ilvl w:val="0"/>
-          <w:numId w:val="8"/>
-        </w:numPr>
-      </w:pPr>
-      <w:r>
-        <w:rPr>
-          <w:b/>
-        </w:rPr>
-        <w:t>Viết test script và chạy bằng Postman.</w:t>
-      </w:r>
-      <w:r>
-        <w:t xml:space="preserve"> Tạo request theo test case, nhờ Cursor viết script (phần 3), dán vào Postman và chạy. Khi test chạy đúng, </w:t>
-      </w:r>
-      <w:r>
-        <w:rPr>
-          <w:b/>
-        </w:rPr>
-        <w:t>xuất lại collection</w:t>
-      </w:r>
-      <w:r>
-        <w:t xml:space="preserve"> (phần 6) và ghi đè lên file trong </w:t>
-      </w:r>
-      <w:r>
-        <w:rPr>
-          <w:rStyle w:val="17"/>
-        </w:rPr>
-        <w:t>collections/</w:t>
-      </w:r>
-      <w:r>
-        <w:t>.</w:t>
-      </w:r>
-    </w:p>
-    <w:p>
-      <w:pPr>
-        <w:pStyle w:val="18"/>
-        <w:numPr>
-          <w:ilvl w:val="0"/>
-          <w:numId w:val="8"/>
-        </w:numPr>
-      </w:pPr>
-      <w:r>
-        <w:rPr>
-          <w:b/>
-        </w:rPr>
-        <w:t>Kiểm tra thay đổi.</w:t>
-      </w:r>
-      <w:r>
-        <w:t xml:space="preserve"> Quay lại GitHub Desktop, tab </w:t>
-      </w:r>
-      <w:r>
-        <w:rPr>
-          <w:b/>
-        </w:rPr>
-        <w:t>Changes</w:t>
-      </w:r>
-      <w:r>
-        <w:t xml:space="preserve"> hiện danh sách file đã sửa. Bấm vào từng file để xem dòng nào đổi: màu xanh là dòng thêm, màu đỏ là dòng xoá. Chỉ nên thấy đúng những file bạn định sửa.</w:t>
-      </w:r>
-    </w:p>
-    <w:p>
-      <w:pPr>
-        <w:pStyle w:val="18"/>
-        <w:numPr>
-          <w:ilvl w:val="0"/>
-          <w:numId w:val="8"/>
-        </w:numPr>
-      </w:pPr>
-      <w:r>
-        <w:rPr>
-          <w:b/>
-        </w:rPr>
-        <w:t>Commit (lưu mốc).</w:t>
-      </w:r>
-      <w:r>
-        <w:t xml:space="preserve"> Tick chọn các file muốn lưu, ghi tóm tắt vào ô </w:t>
-      </w:r>
-      <w:r>
-        <w:rPr>
-          <w:b/>
-        </w:rPr>
-        <w:t>Summary</w:t>
-      </w:r>
-      <w:r>
-        <w:t xml:space="preserve"> (ví dụ "Thêm test case và script cho POST /posts"), rồi bấm </w:t>
-      </w:r>
-      <w:r>
-        <w:rPr>
-          <w:b/>
-        </w:rPr>
-        <w:t>Commit to ...</w:t>
-      </w:r>
-      <w:r>
-        <w:t xml:space="preserve"> (tên nhánh của bạn).</w:t>
-      </w:r>
-    </w:p>
-    <w:p>
-      <w:pPr>
-        <w:pStyle w:val="18"/>
-        <w:numPr>
-          <w:ilvl w:val="0"/>
-          <w:numId w:val="8"/>
-        </w:numPr>
-      </w:pPr>
-      <w:r>
-        <w:rPr>
-          <w:b/>
-        </w:rPr>
-        <w:t>Push (đẩy lên GitHub).</w:t>
-      </w:r>
-      <w:r>
-        <w:t xml:space="preserve"> Bấm </w:t>
-      </w:r>
-      <w:r>
-        <w:rPr>
-          <w:b/>
-        </w:rPr>
-        <w:t>Publish branch</w:t>
-      </w:r>
-      <w:r>
-        <w:t xml:space="preserve"> (lần đầu) hoặc </w:t>
-      </w:r>
-      <w:r>
-        <w:rPr>
-          <w:b/>
-        </w:rPr>
-        <w:t>Push origin</w:t>
-      </w:r>
-      <w:r>
-        <w:t xml:space="preserve"> (các lần sau). Lúc này công việc của bạn đã nằm an toàn trên GitHub.</w:t>
-      </w:r>
-    </w:p>
-    <w:p>
-      <w:r>
-        <w:t xml:space="preserve">Sau bước 7, chuyển sang phần 9 để nhờ đồng nghiệp xem và gộp vào </w:t>
-      </w:r>
-      <w:r>
-        <w:rPr>
-          <w:rStyle w:val="17"/>
-        </w:rPr>
-        <w:t>main</w:t>
-      </w:r>
-      <w:r>
-        <w:t>.</w:t>
+        <w:t>12. Lỗi thường gặp và bài tập thực hành</w:t>
       </w:r>
     </w:p>
     <w:p>
@@ -5409,1008 +7307,7 @@
         <w:pStyle w:val="4"/>
       </w:pPr>
       <w:r>
-        <w:t>Mẹo viết lời commit dễ đọc</w:t>
-      </w:r>
-    </w:p>
-    <w:p>
-      <w:pPr>
-        <w:pStyle w:val="18"/>
-        <w:numPr>
-          <w:ilvl w:val="0"/>
-          <w:numId w:val="1"/>
-        </w:numPr>
-      </w:pPr>
-      <w:r>
-        <w:t xml:space="preserve">Viết ngắn gọn, nói rõ </w:t>
-      </w:r>
-      <w:r>
-        <w:rPr>
-          <w:b/>
-        </w:rPr>
-        <w:t>đã làm gì</w:t>
-      </w:r>
-      <w:r>
-        <w:t>: "Thêm test case lỗi 404 cho GET /posts/{id}" tốt hơn "update" hay "fix".</w:t>
-      </w:r>
-    </w:p>
-    <w:p>
-      <w:pPr>
-        <w:pStyle w:val="18"/>
-        <w:numPr>
-          <w:ilvl w:val="0"/>
-          <w:numId w:val="1"/>
-        </w:numPr>
-      </w:pPr>
-      <w:r>
-        <w:t>Mỗi commit chỉ nên chứa một việc. Nếu bạn vừa thêm test case mới vừa sửa script cũ, hãy tách thành hai commit.</w:t>
-      </w:r>
-    </w:p>
-    <w:p>
-      <w:pPr>
-        <w:pStyle w:val="18"/>
-        <w:numPr>
-          <w:ilvl w:val="0"/>
-          <w:numId w:val="1"/>
-        </w:numPr>
-      </w:pPr>
-      <w:r>
-        <w:t>Commit thường xuyên, mỗi khi xong một phần nhỏ chạy được, thay vì dồn cả ngày vào một lần.</w:t>
-      </w:r>
-    </w:p>
-    <w:p>
-      <w:pPr>
-        <w:pStyle w:val="4"/>
-      </w:pPr>
-      <w:r>
-        <w:t>Làm việc giữa chừng, cần chuyển nhánh</w:t>
-      </w:r>
-    </w:p>
-    <w:p>
-      <w:r>
-        <w:t xml:space="preserve">Nếu đang sửa dở mà phải chuyển sang việc khác, GitHub Desktop sẽ hỏi bạn muốn </w:t>
-      </w:r>
-      <w:r>
-        <w:rPr>
-          <w:b/>
-        </w:rPr>
-        <w:t>Leave my changes on...</w:t>
-      </w:r>
-      <w:r>
-        <w:t xml:space="preserve"> (để thay đổi lại nhánh cũ) hay </w:t>
-      </w:r>
-      <w:r>
-        <w:rPr>
-          <w:b/>
-        </w:rPr>
-        <w:t>Bring my changes to...</w:t>
-      </w:r>
-      <w:r>
-        <w:t xml:space="preserve"> (mang thay đổi sang nhánh mới). Cách an toàn nhất là commit phần đã xong trước rồi mới chuyển.</w:t>
-      </w:r>
-    </w:p>
-    <w:p>
-      <w:pPr>
-        <w:pStyle w:val="3"/>
-      </w:pPr>
-      <w:r>
-        <w:t>9. Pull Request và review test case, test script</w:t>
-      </w:r>
-    </w:p>
-    <w:p>
-      <w:r>
-        <w:t>Pull Request (PR) là bước nhờ đồng nghiệp xem lại test case và script bạn làm trước khi nó thành bản chính thức của team. Với nội dung do AI sinh ra, bước này càng quan trọng: người review giúp bắt test case sai, bỏ sót, hoặc lỡ để lộ token.</w:t>
-      </w:r>
-    </w:p>
-    <w:p>
-      <w:pPr>
-        <w:pStyle w:val="4"/>
-      </w:pPr>
-      <w:r>
-        <w:t>Người viết: tạo Pull Request</w:t>
-      </w:r>
-    </w:p>
-    <w:p>
-      <w:pPr>
-        <w:pStyle w:val="18"/>
-        <w:numPr>
-          <w:ilvl w:val="0"/>
-          <w:numId w:val="9"/>
-        </w:numPr>
-      </w:pPr>
-      <w:r>
-        <w:t xml:space="preserve">Sau khi push nhánh, GitHub Desktop hiện nút </w:t>
-      </w:r>
-      <w:r>
-        <w:rPr>
-          <w:b/>
-        </w:rPr>
-        <w:t>Create Pull Request</w:t>
-      </w:r>
-      <w:r>
-        <w:t xml:space="preserve"> (hoặc vào menu </w:t>
-      </w:r>
-      <w:r>
-        <w:rPr>
-          <w:b/>
-        </w:rPr>
-        <w:t>Branch → Create Pull Request</w:t>
-      </w:r>
-      <w:r>
-        <w:t>). Bấm vào đó, trình duyệt sẽ mở trang GitHub.</w:t>
-      </w:r>
-    </w:p>
-    <w:p>
-      <w:pPr>
-        <w:pStyle w:val="18"/>
-        <w:numPr>
-          <w:ilvl w:val="0"/>
-          <w:numId w:val="9"/>
-        </w:numPr>
-      </w:pPr>
-      <w:r>
-        <w:t>Kiểm tra nhánh đích (</w:t>
-      </w:r>
-      <w:r>
-        <w:rPr>
-          <w:b/>
-        </w:rPr>
-        <w:t>base</w:t>
-      </w:r>
-      <w:r>
-        <w:t xml:space="preserve">) là </w:t>
-      </w:r>
-      <w:r>
-        <w:rPr>
-          <w:rStyle w:val="17"/>
-        </w:rPr>
-        <w:t>main</w:t>
-      </w:r>
-      <w:r>
-        <w:t>, nhánh nguồn (</w:t>
-      </w:r>
-      <w:r>
-        <w:rPr>
-          <w:b/>
-        </w:rPr>
-        <w:t>compare</w:t>
-      </w:r>
-      <w:r>
-        <w:t>) là nhánh của bạn.</w:t>
-      </w:r>
-    </w:p>
-    <w:p>
-      <w:pPr>
-        <w:pStyle w:val="18"/>
-        <w:numPr>
-          <w:ilvl w:val="0"/>
-          <w:numId w:val="9"/>
-        </w:numPr>
-      </w:pPr>
-      <w:r>
-        <w:t>Điền tiêu đề ngắn và mô tả theo mẫu:</w:t>
-      </w:r>
-    </w:p>
-    <w:p>
-      <w:pPr>
-        <w:pStyle w:val="18"/>
-        <w:numPr>
-          <w:ilvl w:val="1"/>
-          <w:numId w:val="1"/>
-        </w:numPr>
-      </w:pPr>
-      <w:r>
-        <w:t>Đã thêm hoặc sửa test case, script cho API nào (endpoint, method).</w:t>
-      </w:r>
-    </w:p>
-    <w:p>
-      <w:pPr>
-        <w:pStyle w:val="18"/>
-        <w:numPr>
-          <w:ilvl w:val="1"/>
-          <w:numId w:val="1"/>
-        </w:numPr>
-      </w:pPr>
-      <w:r>
-        <w:t>Test case do Cursor sinh, bạn đã đối chiếu với tài liệu API chưa.</w:t>
-      </w:r>
-    </w:p>
-    <w:p>
-      <w:pPr>
-        <w:pStyle w:val="18"/>
-        <w:numPr>
-          <w:ilvl w:val="1"/>
-          <w:numId w:val="1"/>
-        </w:numPr>
-      </w:pPr>
-      <w:r>
-        <w:t>Đã chạy collection trên môi trường nào, kết quả ra sao (ví dụ "12 test pass trên staging").</w:t>
-      </w:r>
-    </w:p>
-    <w:p>
-      <w:pPr>
-        <w:pStyle w:val="18"/>
-        <w:numPr>
-          <w:ilvl w:val="1"/>
-          <w:numId w:val="1"/>
-        </w:numPr>
-      </w:pPr>
-      <w:r>
-        <w:t>Điều gì reviewer cần chú ý.</w:t>
-      </w:r>
-    </w:p>
-    <w:p>
-      <w:pPr>
-        <w:pStyle w:val="18"/>
-        <w:numPr>
-          <w:ilvl w:val="0"/>
-          <w:numId w:val="9"/>
-        </w:numPr>
-      </w:pPr>
-      <w:r>
-        <w:t xml:space="preserve">Ở cột bên phải, chọn người review ở mục </w:t>
-      </w:r>
-      <w:r>
-        <w:rPr>
-          <w:b/>
-        </w:rPr>
-        <w:t>Reviewers</w:t>
-      </w:r>
-      <w:r>
-        <w:t>.</w:t>
-      </w:r>
-    </w:p>
-    <w:p>
-      <w:pPr>
-        <w:pStyle w:val="18"/>
-        <w:numPr>
-          <w:ilvl w:val="0"/>
-          <w:numId w:val="9"/>
-        </w:numPr>
-      </w:pPr>
-      <w:r>
-        <w:t xml:space="preserve">Bấm </w:t>
-      </w:r>
-      <w:r>
-        <w:rPr>
-          <w:b/>
-        </w:rPr>
-        <w:t>Create pull request</w:t>
-      </w:r>
-      <w:r>
-        <w:t>.</w:t>
-      </w:r>
-    </w:p>
-    <w:p>
-      <w:pPr>
-        <w:pStyle w:val="4"/>
-      </w:pPr>
-      <w:r>
-        <w:t>Người review: xem và duyệt</w:t>
-      </w:r>
-    </w:p>
-    <w:p>
-      <w:pPr>
-        <w:pStyle w:val="18"/>
-        <w:numPr>
-          <w:ilvl w:val="0"/>
-          <w:numId w:val="10"/>
-        </w:numPr>
-      </w:pPr>
-      <w:r>
-        <w:t xml:space="preserve">Mở PR, chọn tab </w:t>
-      </w:r>
-      <w:r>
-        <w:rPr>
-          <w:b/>
-        </w:rPr>
-        <w:t>Files changed</w:t>
-      </w:r>
-      <w:r>
-        <w:t xml:space="preserve"> để xem từng dòng thay đổi.</w:t>
-      </w:r>
-    </w:p>
-    <w:p>
-      <w:pPr>
-        <w:pStyle w:val="18"/>
-        <w:numPr>
-          <w:ilvl w:val="0"/>
-          <w:numId w:val="10"/>
-        </w:numPr>
-      </w:pPr>
-      <w:r>
-        <w:t xml:space="preserve">Rê chuột vào số dòng, bấm dấu </w:t>
-      </w:r>
-      <w:r>
-        <w:rPr>
-          <w:b/>
-        </w:rPr>
-        <w:t>+</w:t>
-      </w:r>
-      <w:r>
-        <w:t xml:space="preserve"> xanh để để lại nhận xét ngay tại dòng đó.</w:t>
-      </w:r>
-    </w:p>
-    <w:p>
-      <w:pPr>
-        <w:pStyle w:val="18"/>
-        <w:numPr>
-          <w:ilvl w:val="0"/>
-          <w:numId w:val="10"/>
-        </w:numPr>
-      </w:pPr>
-      <w:r>
-        <w:t xml:space="preserve">Bấm </w:t>
-      </w:r>
-      <w:r>
-        <w:rPr>
-          <w:b/>
-        </w:rPr>
-        <w:t>Review changes</w:t>
-      </w:r>
-      <w:r>
-        <w:t xml:space="preserve"> rồi chọn một trong ba:</w:t>
-      </w:r>
-    </w:p>
-    <w:p>
-      <w:pPr>
-        <w:pStyle w:val="18"/>
-        <w:numPr>
-          <w:ilvl w:val="1"/>
-          <w:numId w:val="1"/>
-        </w:numPr>
-      </w:pPr>
-      <w:r>
-        <w:rPr>
-          <w:b/>
-        </w:rPr>
-        <w:t>Comment</w:t>
-      </w:r>
-      <w:r>
-        <w:t>: chỉ góp ý.</w:t>
-      </w:r>
-    </w:p>
-    <w:p>
-      <w:pPr>
-        <w:pStyle w:val="18"/>
-        <w:numPr>
-          <w:ilvl w:val="1"/>
-          <w:numId w:val="1"/>
-        </w:numPr>
-      </w:pPr>
-      <w:r>
-        <w:rPr>
-          <w:b/>
-        </w:rPr>
-        <w:t>Approve</w:t>
-      </w:r>
-      <w:r>
-        <w:t>: đồng ý cho gộp.</w:t>
-      </w:r>
-    </w:p>
-    <w:p>
-      <w:pPr>
-        <w:pStyle w:val="18"/>
-        <w:numPr>
-          <w:ilvl w:val="1"/>
-          <w:numId w:val="1"/>
-        </w:numPr>
-      </w:pPr>
-      <w:r>
-        <w:rPr>
-          <w:b/>
-        </w:rPr>
-        <w:t>Request changes</w:t>
-      </w:r>
-      <w:r>
-        <w:t>: cần sửa trước khi gộp.</w:t>
-      </w:r>
-    </w:p>
-    <w:p>
-      <w:r>
-        <w:t>Lưu ý: file collection Postman là JSON dài, khó đọc. Hãy xem kỹ file test case (dạng bảng dễ đọc) trước, rồi so với tên request, URL và phần test script trong collection, hoặc đề nghị người viết mô tả rõ thay đổi trong phần mô tả PR. Nếu cần, người review có thể tải nhánh về và chạy thử collection trong Postman.</w:t>
-      </w:r>
-    </w:p>
-    <w:p>
-      <w:pPr>
-        <w:pStyle w:val="4"/>
-      </w:pPr>
-      <w:r>
-        <w:t>Khi nhận được góp ý</w:t>
-      </w:r>
-    </w:p>
-    <w:p>
-      <w:r>
-        <w:t>Bạn không cần tạo PR mới. Cứ sửa tiếp trên cùng nhánh, commit và push như phần 8; PR sẽ tự cập nhật.</w:t>
-      </w:r>
-    </w:p>
-    <w:p>
-      <w:pPr>
-        <w:pStyle w:val="4"/>
-      </w:pPr>
-      <w:r>
-        <w:t>Gộp vào main</w:t>
-      </w:r>
-    </w:p>
-    <w:p>
-      <w:r>
-        <w:t xml:space="preserve">Khi PR đã được duyệt, bấm </w:t>
-      </w:r>
-      <w:r>
-        <w:rPr>
-          <w:b/>
-        </w:rPr>
-        <w:t>Merge pull request → Confirm merge</w:t>
-      </w:r>
-      <w:r>
-        <w:t xml:space="preserve">, sau đó bấm </w:t>
-      </w:r>
-      <w:r>
-        <w:rPr>
-          <w:b/>
-        </w:rPr>
-        <w:t>Delete branch</w:t>
-      </w:r>
-      <w:r>
-        <w:t xml:space="preserve"> để dọn nhánh đã xong. Rồi quay về GitHub Desktop, chuyển sang </w:t>
-      </w:r>
-      <w:r>
-        <w:rPr>
-          <w:rStyle w:val="17"/>
-        </w:rPr>
-        <w:t>main</w:t>
-      </w:r>
-      <w:r>
-        <w:t xml:space="preserve"> và bấm </w:t>
-      </w:r>
-      <w:r>
-        <w:rPr>
-          <w:b/>
-        </w:rPr>
-        <w:t>Pull origin</w:t>
-      </w:r>
-      <w:r>
-        <w:t xml:space="preserve"> để lấy bản mới nhất.</w:t>
-      </w:r>
-    </w:p>
-    <w:p>
-      <w:pPr>
-        <w:pStyle w:val="4"/>
-      </w:pPr>
-      <w:r>
-        <w:t>Gợi ý checklist cho reviewer</w:t>
-      </w:r>
-    </w:p>
-    <w:p>
-      <w:pPr>
-        <w:pStyle w:val="18"/>
-        <w:numPr>
-          <w:ilvl w:val="0"/>
-          <w:numId w:val="1"/>
-        </w:numPr>
-      </w:pPr>
-      <w:r>
-        <w:t>☐ Test case có khớp tài liệu API, hay có dấu hiệu AI tự đoán kết quả mong đợi?</w:t>
-      </w:r>
-    </w:p>
-    <w:p>
-      <w:pPr>
-        <w:pStyle w:val="18"/>
-        <w:numPr>
-          <w:ilvl w:val="0"/>
-          <w:numId w:val="1"/>
-        </w:numPr>
-      </w:pPr>
-      <w:r>
-        <w:t>☐ Có đủ cả trường hợp thành công và trường hợp lỗi (dữ liệu sai, không có quyền, không tìm thấy)?</w:t>
-      </w:r>
-    </w:p>
-    <w:p>
-      <w:pPr>
-        <w:pStyle w:val="18"/>
-        <w:numPr>
-          <w:ilvl w:val="0"/>
-          <w:numId w:val="1"/>
-        </w:numPr>
-      </w:pPr>
-      <w:r>
-        <w:t>☐ Mỗi test case có request và script tương ứng, đặt tên theo mã (</w:t>
-      </w:r>
-      <w:r>
-        <w:rPr>
-          <w:rStyle w:val="17"/>
-        </w:rPr>
-        <w:t>TC01</w:t>
-      </w:r>
-      <w:r>
-        <w:t xml:space="preserve">, </w:t>
-      </w:r>
-      <w:r>
-        <w:rPr>
-          <w:rStyle w:val="17"/>
-        </w:rPr>
-        <w:t>TC02</w:t>
-      </w:r>
-      <w:r>
-        <w:t>...)?</w:t>
-      </w:r>
-    </w:p>
-    <w:p>
-      <w:pPr>
-        <w:pStyle w:val="18"/>
-        <w:numPr>
-          <w:ilvl w:val="0"/>
-          <w:numId w:val="1"/>
-        </w:numPr>
-      </w:pPr>
-      <w:r>
-        <w:t xml:space="preserve">☐ Script kiểm tra đủ cả status code </w:t>
-      </w:r>
-      <w:r>
-        <w:rPr>
-          <w:b/>
-        </w:rPr>
-        <w:t>và</w:t>
-      </w:r>
-      <w:r>
-        <w:t xml:space="preserve"> nội dung response, không chỉ một trong hai?</w:t>
-      </w:r>
-    </w:p>
-    <w:p>
-      <w:pPr>
-        <w:pStyle w:val="18"/>
-        <w:numPr>
-          <w:ilvl w:val="0"/>
-          <w:numId w:val="1"/>
-        </w:numPr>
-      </w:pPr>
-      <w:r>
-        <w:t>☐ Không có mật khẩu, token hay dữ liệu khách hàng thật trong test case, collection hay environment.</w:t>
-      </w:r>
-    </w:p>
-    <w:p>
-      <w:pPr>
-        <w:pStyle w:val="18"/>
-        <w:numPr>
-          <w:ilvl w:val="0"/>
-          <w:numId w:val="1"/>
-        </w:numPr>
-      </w:pPr>
-      <w:r>
-        <w:t xml:space="preserve">☐ Địa chỉ API dùng biến </w:t>
-      </w:r>
-      <w:r>
-        <w:rPr>
-          <w:rStyle w:val="17"/>
-        </w:rPr>
-        <w:t>{{base_url}}</w:t>
-      </w:r>
-      <w:r>
-        <w:t>, không gõ cứng URL của môi trường thật.</w:t>
-      </w:r>
-    </w:p>
-    <w:p>
-      <w:pPr>
-        <w:pStyle w:val="18"/>
-        <w:numPr>
-          <w:ilvl w:val="0"/>
-          <w:numId w:val="1"/>
-        </w:numPr>
-      </w:pPr>
-      <w:r>
-        <w:t>☐ Test chạy độc lập, không phụ thuộc thứ tự chạy hay dữ liệu còn sót lại từ lần chạy trước.</w:t>
-      </w:r>
-    </w:p>
-    <w:p>
-      <w:pPr>
-        <w:pStyle w:val="18"/>
-        <w:numPr>
-          <w:ilvl w:val="0"/>
-          <w:numId w:val="1"/>
-        </w:numPr>
-      </w:pPr>
-      <w:r>
-        <w:t>☐ Không đưa file kết quả chạy hay file log vào commit.</w:t>
-      </w:r>
-    </w:p>
-    <w:p>
-      <w:pPr>
-        <w:pStyle w:val="3"/>
-      </w:pPr>
-      <w:r>
-        <w:t>10. Xử lý xung đột trong GitHub Desktop</w:t>
-      </w:r>
-    </w:p>
-    <w:p>
-      <w:r>
-        <w:t>Xung đột (conflict) xảy ra khi hai người cùng sửa một dòng của cùng một file, và Git không biết nên giữ bản của ai. Đây là chuyện bình thường, không phải lỗi nghiêm trọng, và GitHub Desktop hướng dẫn bạn từng bước.</w:t>
-      </w:r>
-    </w:p>
-    <w:p>
-      <w:pPr>
-        <w:pStyle w:val="4"/>
-      </w:pPr>
-      <w:r>
-        <w:t>Khi nào hay gặp?</w:t>
-      </w:r>
-    </w:p>
-    <w:p>
-      <w:r>
-        <w:t xml:space="preserve">Thường là các file nhiều người cùng sửa như file test case của một API, file mô tả API, hoặc </w:t>
-      </w:r>
-      <w:r>
-        <w:rPr>
-          <w:b/>
-        </w:rPr>
-        <w:t>file Postman collection</w:t>
-      </w:r>
-      <w:r>
-        <w:t xml:space="preserve"> (vì cả collection nằm trong một file JSON duy nhất).</w:t>
-      </w:r>
-    </w:p>
-    <w:p>
-      <w:pPr>
-        <w:pStyle w:val="4"/>
-      </w:pPr>
-      <w:r>
-        <w:t>Cách giải quyết với file văn bản (test case, tài liệu)</w:t>
-      </w:r>
-    </w:p>
-    <w:p>
-      <w:pPr>
-        <w:pStyle w:val="18"/>
-        <w:numPr>
-          <w:ilvl w:val="0"/>
-          <w:numId w:val="11"/>
-        </w:numPr>
-      </w:pPr>
-      <w:r>
-        <w:t xml:space="preserve">Khi bạn bấm </w:t>
-      </w:r>
-      <w:r>
-        <w:rPr>
-          <w:b/>
-        </w:rPr>
-        <w:t>Pull origin</w:t>
-      </w:r>
-      <w:r>
-        <w:t xml:space="preserve"> hoặc gộp nhánh mà có xung đột, GitHub Desktop hiện thông báo </w:t>
-      </w:r>
-      <w:r>
-        <w:rPr>
-          <w:b/>
-        </w:rPr>
-        <w:t>Resolve conflicts before merging</w:t>
-      </w:r>
-      <w:r>
-        <w:t xml:space="preserve"> cùng danh sách file bị xung đột.</w:t>
-      </w:r>
-    </w:p>
-    <w:p>
-      <w:pPr>
-        <w:pStyle w:val="18"/>
-        <w:numPr>
-          <w:ilvl w:val="0"/>
-          <w:numId w:val="11"/>
-        </w:numPr>
-      </w:pPr>
-      <w:r>
-        <w:t xml:space="preserve">Bấm </w:t>
-      </w:r>
-      <w:r>
-        <w:rPr>
-          <w:b/>
-        </w:rPr>
-        <w:t>Open in editor</w:t>
-      </w:r>
-      <w:r>
-        <w:t xml:space="preserve"> ở file đầu tiên (hoặc mở file đó trong Cursor).</w:t>
-      </w:r>
-    </w:p>
-    <w:p>
-      <w:pPr>
-        <w:pStyle w:val="18"/>
-        <w:numPr>
-          <w:ilvl w:val="0"/>
-          <w:numId w:val="11"/>
-        </w:numPr>
-      </w:pPr>
-      <w:r>
-        <w:t>Trong file, bạn sẽ thấy phần xung đột được đánh dấu như sau:</w:t>
-      </w:r>
-    </w:p>
-    <w:p>
-      <w:pPr>
-        <w:pStyle w:val="16"/>
-      </w:pPr>
-      <w:bookmarkStart w:id="5" w:name="bongo_lang_text_6"/>
-      <w:bookmarkEnd w:id="5"/>
-      <w:r>
-        <w:t>&lt;&lt;&lt;&lt;&lt;&lt;&lt; HEAD</w:t>
-      </w:r>
-      <w:r>
-        <w:br w:type="textWrapping"/>
-      </w:r>
-      <w:r>
-        <w:t>| TC02 | Thiếu trường title | body, userId = 1 | 400 |        &lt;- bản của bạn</w:t>
-      </w:r>
-      <w:r>
-        <w:br w:type="textWrapping"/>
-      </w:r>
-      <w:r>
-        <w:t>=======</w:t>
-      </w:r>
-      <w:r>
-        <w:br w:type="textWrapping"/>
-      </w:r>
-      <w:r>
-        <w:t>| TC02 | Thiếu trường title | body, userId = 1 | 422 |        &lt;- bản của đồng nghiệp</w:t>
-      </w:r>
-      <w:r>
-        <w:br w:type="textWrapping"/>
-      </w:r>
-      <w:r>
-        <w:t>&gt;&gt;&gt;&gt;&gt;&gt;&gt; main</w:t>
-      </w:r>
-    </w:p>
-    <w:p>
-      <w:pPr>
-        <w:pStyle w:val="18"/>
-        <w:numPr>
-          <w:ilvl w:val="0"/>
-          <w:numId w:val="12"/>
-        </w:numPr>
-      </w:pPr>
-      <w:r>
-        <w:t xml:space="preserve">Quyết định giữ bản nào (hoặc kết hợp cả hai), sau đó </w:t>
-      </w:r>
-      <w:r>
-        <w:rPr>
-          <w:b/>
-        </w:rPr>
-        <w:t>xoá hết</w:t>
-      </w:r>
-      <w:r>
-        <w:t xml:space="preserve"> ba dòng đánh dấu </w:t>
-      </w:r>
-      <w:r>
-        <w:rPr>
-          <w:rStyle w:val="17"/>
-        </w:rPr>
-        <w:t>&lt;&lt;&lt;&lt;&lt;&lt;&lt;</w:t>
-      </w:r>
-      <w:r>
-        <w:t xml:space="preserve">, </w:t>
-      </w:r>
-      <w:r>
-        <w:rPr>
-          <w:rStyle w:val="17"/>
-        </w:rPr>
-        <w:t>=======</w:t>
-      </w:r>
-      <w:r>
-        <w:t xml:space="preserve">, </w:t>
-      </w:r>
-      <w:r>
-        <w:rPr>
-          <w:rStyle w:val="17"/>
-        </w:rPr>
-        <w:t>&gt;&gt;&gt;&gt;&gt;&gt;&gt;</w:t>
-      </w:r>
-      <w:r>
-        <w:t>. Nếu không chắc, hãy hỏi đồng nghiệp đã sửa dòng đó, hoặc đối chiếu lại tài liệu API xem mã đúng là gì.</w:t>
-      </w:r>
-    </w:p>
-    <w:p>
-      <w:pPr>
-        <w:pStyle w:val="18"/>
-        <w:numPr>
-          <w:ilvl w:val="0"/>
-          <w:numId w:val="12"/>
-        </w:numPr>
-      </w:pPr>
-      <w:r>
-        <w:t>Lưu file, quay lại GitHub Desktop. File đã xử lý xong sẽ có dấu tick xanh.</w:t>
-      </w:r>
-    </w:p>
-    <w:p>
-      <w:pPr>
-        <w:pStyle w:val="18"/>
-        <w:numPr>
-          <w:ilvl w:val="0"/>
-          <w:numId w:val="12"/>
-        </w:numPr>
-      </w:pPr>
-      <w:r>
-        <w:t xml:space="preserve">Khi tất cả file đều xong, bấm </w:t>
-      </w:r>
-      <w:r>
-        <w:rPr>
-          <w:b/>
-        </w:rPr>
-        <w:t>Continue merge</w:t>
-      </w:r>
-      <w:r>
-        <w:t xml:space="preserve">, rồi </w:t>
-      </w:r>
-      <w:r>
-        <w:rPr>
-          <w:b/>
-        </w:rPr>
-        <w:t>Push origin</w:t>
-      </w:r>
-      <w:r>
-        <w:t>.</w:t>
-      </w:r>
-    </w:p>
-    <w:p>
-      <w:pPr>
-        <w:pStyle w:val="18"/>
-        <w:numPr>
-          <w:ilvl w:val="0"/>
-          <w:numId w:val="12"/>
-        </w:numPr>
-      </w:pPr>
-      <w:r>
-        <w:t>Import lại collection vào Postman và chạy thử để chắc chắn mọi thứ vẫn hoạt động.</w:t>
-      </w:r>
-    </w:p>
-    <w:p>
-      <w:pPr>
-        <w:pStyle w:val="4"/>
-      </w:pPr>
-      <w:r>
-        <w:t>Cách giải quyết với file Postman collection (JSON)</w:t>
-      </w:r>
-    </w:p>
-    <w:p>
-      <w:r>
-        <w:t>Sửa tay các dấu đánh dấu trong file JSON dài rất dễ làm hỏng file. Cách an toàn hơn:</w:t>
-      </w:r>
-    </w:p>
-    <w:p>
-      <w:pPr>
-        <w:pStyle w:val="18"/>
-        <w:numPr>
-          <w:ilvl w:val="0"/>
-          <w:numId w:val="13"/>
-        </w:numPr>
-      </w:pPr>
-      <w:r>
-        <w:t xml:space="preserve">Trong cửa sổ xung đột của GitHub Desktop, chọn giữ </w:t>
-      </w:r>
-      <w:r>
-        <w:rPr>
-          <w:b/>
-        </w:rPr>
-        <w:t>một</w:t>
-      </w:r>
-      <w:r>
-        <w:t xml:space="preserve"> bản của file đó (bản của bạn hoặc bản của </w:t>
-      </w:r>
-      <w:r>
-        <w:rPr>
-          <w:rStyle w:val="17"/>
-        </w:rPr>
-        <w:t>main</w:t>
-      </w:r>
-      <w:r>
-        <w:t>).</w:t>
-      </w:r>
-    </w:p>
-    <w:p>
-      <w:pPr>
-        <w:pStyle w:val="18"/>
-        <w:numPr>
-          <w:ilvl w:val="0"/>
-          <w:numId w:val="13"/>
-        </w:numPr>
-      </w:pPr>
-      <w:r>
-        <w:t>Import file vừa chọn vào Postman.</w:t>
-      </w:r>
-    </w:p>
-    <w:p>
-      <w:pPr>
-        <w:pStyle w:val="18"/>
-        <w:numPr>
-          <w:ilvl w:val="0"/>
-          <w:numId w:val="13"/>
-        </w:numPr>
-      </w:pPr>
-      <w:r>
-        <w:t>Làm lại phần chỉnh sửa của bạn trong Postman (hoặc xem lại thay đổi của đồng nghiệp).</w:t>
-      </w:r>
-    </w:p>
-    <w:p>
-      <w:pPr>
-        <w:pStyle w:val="18"/>
-        <w:numPr>
-          <w:ilvl w:val="0"/>
-          <w:numId w:val="13"/>
-        </w:numPr>
-      </w:pPr>
-      <w:r>
-        <w:t>Xuất lại collection, ghi đè lên file trong repo, commit và push.</w:t>
-      </w:r>
-    </w:p>
-    <w:p>
-      <w:r>
-        <w:t>Để ít gặp tình huống này, nên chia nhỏ theo chức năng (ví dụ mỗi nhóm API một collection riêng, mỗi API một file test case) để mỗi người sửa một file khác nhau.</w:t>
-      </w:r>
-    </w:p>
-    <w:p>
-      <w:pPr>
-        <w:pStyle w:val="4"/>
-      </w:pPr>
-      <w:r>
-        <w:t>Giảm xung đột</w:t>
-      </w:r>
-    </w:p>
-    <w:p>
-      <w:pPr>
-        <w:pStyle w:val="18"/>
-        <w:numPr>
-          <w:ilvl w:val="0"/>
-          <w:numId w:val="1"/>
-        </w:numPr>
-      </w:pPr>
-      <w:r>
-        <w:t xml:space="preserve">Bấm </w:t>
-      </w:r>
-      <w:r>
-        <w:rPr>
-          <w:b/>
-        </w:rPr>
-        <w:t>Fetch origin</w:t>
-      </w:r>
-      <w:r>
-        <w:t xml:space="preserve"> và </w:t>
-      </w:r>
-      <w:r>
-        <w:rPr>
-          <w:b/>
-        </w:rPr>
-        <w:t>Pull origin</w:t>
-      </w:r>
-      <w:r>
-        <w:t xml:space="preserve"> trước khi bắt đầu làm việc mỗi ngày.</w:t>
-      </w:r>
-    </w:p>
-    <w:p>
-      <w:pPr>
-        <w:pStyle w:val="18"/>
-        <w:numPr>
-          <w:ilvl w:val="0"/>
-          <w:numId w:val="1"/>
-        </w:numPr>
-      </w:pPr>
-      <w:r>
-        <w:t>Nhánh nên ngắn ngày, xong việc nhỏ thì tạo PR luôn, đừng để nhánh sống quá lâu.</w:t>
-      </w:r>
-    </w:p>
-    <w:p>
-      <w:pPr>
-        <w:pStyle w:val="18"/>
-        <w:numPr>
-          <w:ilvl w:val="0"/>
-          <w:numId w:val="1"/>
-        </w:numPr>
-      </w:pPr>
-      <w:r>
-        <w:t>Báo trong nhóm chat khi bạn sắp sửa một file dùng chung lớn, đặc biệt là collection.</w:t>
-      </w:r>
-    </w:p>
-    <w:p>
-      <w:pPr>
-        <w:pStyle w:val="3"/>
-      </w:pPr>
-      <w:r>
-        <w:t>11. Quy tắc chung và bảo mật cho team tester</w:t>
-      </w:r>
-    </w:p>
-    <w:p>
-      <w:r>
-        <w:t>Cả team thống nhất vài quy tắc nhỏ sẽ giúp repo gọn gàng và an toàn. Dưới đây là đề xuất, team có thể điều chỉnh.</w:t>
+        <w:t>Lỗi thường gặp và cách xử lý</w:t>
       </w:r>
     </w:p>
     <w:tbl>
@@ -6465,7 +7362,7 @@
           </w:tcPr>
           <w:p>
             <w:r>
-              <w:t>Quy tắc</w:t>
+              <w:t>Tình huống</w:t>
             </w:r>
           </w:p>
         </w:tc>
@@ -6476,7 +7373,7 @@
           </w:tcPr>
           <w:p>
             <w:r>
-              <w:t>Ví dụ</w:t>
+              <w:t>Cách xử lý</w:t>
             </w:r>
           </w:p>
         </w:tc>
@@ -6504,35 +7401,26 @@
           </w:tcPr>
           <w:p>
             <w:r>
-              <w:t xml:space="preserve">Không sửa trực tiếp trên </w:t>
+              <w:t>Cursor sinh test case sai, thiếu hoặc "bịa" quy tắc không có trong API</w:t>
+            </w:r>
+          </w:p>
+        </w:tc>
+        <w:tc>
+          <w:tcPr>
+            <w:tcW w:w="4680" w:type="dxa"/>
+          </w:tcPr>
+          <w:p>
+            <w:r>
+              <w:t xml:space="preserve">Bổ sung thông tin vào </w:t>
             </w:r>
             <w:r>
               <w:rPr>
                 <w:rStyle w:val="17"/>
               </w:rPr>
-              <w:t>main</w:t>
-            </w:r>
-            <w:r>
-              <w:t>, luôn làm trên nhánh riêng và gộp qua Pull Request</w:t>
-            </w:r>
-          </w:p>
-        </w:tc>
-        <w:tc>
-          <w:tcPr>
-            <w:tcW w:w="4680" w:type="dxa"/>
-          </w:tcPr>
-          <w:p>
-            <w:r>
-              <w:t xml:space="preserve">Nhánh </w:t>
-            </w:r>
-            <w:r>
-              <w:rPr>
-                <w:rStyle w:val="17"/>
-              </w:rPr>
-              <w:t>main</w:t>
-            </w:r>
-            <w:r>
-              <w:t xml:space="preserve"> chỉ nhận nội dung đã được duyệt</w:t>
+              <w:t>docs/api-spec.md</w:t>
+            </w:r>
+            <w:r>
+              <w:t>, nhắc lại trong prompt "nếu chưa đủ thông tin thì ghi Cần xác nhận", và tự đối chiếu tài liệu trước khi lưu</w:t>
             </w:r>
           </w:p>
         </w:tc>
@@ -6560,38 +7448,17 @@
           </w:tcPr>
           <w:p>
             <w:r>
-              <w:t xml:space="preserve">Đặt tên nhánh theo dạng </w:t>
-            </w:r>
-            <w:r>
-              <w:rPr>
-                <w:rStyle w:val="17"/>
-              </w:rPr>
-              <w:t>tên-bạn/việc-đang-làm</w:t>
-            </w:r>
-            <w:r>
-              <w:t>, viết thường, không dấu</w:t>
-            </w:r>
-          </w:p>
-        </w:tc>
-        <w:tc>
-          <w:tcPr>
-            <w:tcW w:w="4680" w:type="dxa"/>
-          </w:tcPr>
-          <w:p>
-            <w:r>
-              <w:rPr>
-                <w:rStyle w:val="17"/>
-              </w:rPr>
-              <w:t>an/them-test-api-tao-bai-viet</w:t>
-            </w:r>
-            <w:r>
-              <w:t xml:space="preserve">, </w:t>
-            </w:r>
-            <w:r>
-              <w:rPr>
-                <w:rStyle w:val="17"/>
-              </w:rPr>
-              <w:t>binh/sua-script-dang-nhap</w:t>
+              <w:t>Script AI viết lúc nào cũng PASS</w:t>
+            </w:r>
+          </w:p>
+        </w:tc>
+        <w:tc>
+          <w:tcPr>
+            <w:tcW w:w="4680" w:type="dxa"/>
+          </w:tcPr>
+          <w:p>
+            <w:r>
+              <w:t>Thử đổi giá trị mong đợi cho sai (ví dụ 201 thành 200). Nếu vẫn PASS, yêu cầu Cursor viết lại hoặc tự sửa lại script</w:t>
             </w:r>
           </w:p>
         </w:tc>
@@ -6619,17 +7486,35 @@
           </w:tcPr>
           <w:p>
             <w:r>
-              <w:t>Lời commit nói rõ việc đã làm, mỗi commit một việc</w:t>
-            </w:r>
-          </w:p>
-        </w:tc>
-        <w:tc>
-          <w:tcPr>
-            <w:tcW w:w="4680" w:type="dxa"/>
-          </w:tcPr>
-          <w:p>
-            <w:r>
-              <w:t>"Thêm test case lỗi 404 cho GET /posts/{id}"</w:t>
+              <w:t xml:space="preserve">Không thấy tab </w:t>
+            </w:r>
+            <w:r>
+              <w:rPr>
+                <w:b/>
+              </w:rPr>
+              <w:t>Scripts</w:t>
+            </w:r>
+            <w:r>
+              <w:t xml:space="preserve"> trong request Postman</w:t>
+            </w:r>
+          </w:p>
+        </w:tc>
+        <w:tc>
+          <w:tcPr>
+            <w:tcW w:w="4680" w:type="dxa"/>
+          </w:tcPr>
+          <w:p>
+            <w:r>
+              <w:t xml:space="preserve">Ở bản Postman cũ, tab này tên là </w:t>
+            </w:r>
+            <w:r>
+              <w:rPr>
+                <w:b/>
+              </w:rPr>
+              <w:t>Tests</w:t>
+            </w:r>
+            <w:r>
+              <w:t>; hãy dán script vào đó</w:t>
             </w:r>
           </w:p>
         </w:tc>
@@ -6657,17 +7542,32 @@
           </w:tcPr>
           <w:p>
             <w:r>
-              <w:t>Mỗi PR có ít nhất một người review khác duyệt</w:t>
-            </w:r>
-          </w:p>
-        </w:tc>
-        <w:tc>
-          <w:tcPr>
-            <w:tcW w:w="4680" w:type="dxa"/>
-          </w:tcPr>
-          <w:p>
-            <w:r>
-              <w:t>Người viết không tự bấm gộp khi chưa có Approve</w:t>
+              <w:t xml:space="preserve">Import collection vào Postman nhưng request báo lỗi biến </w:t>
+            </w:r>
+            <w:r>
+              <w:rPr>
+                <w:rStyle w:val="17"/>
+              </w:rPr>
+              <w:t>{{base_url}}</w:t>
+            </w:r>
+          </w:p>
+        </w:tc>
+        <w:tc>
+          <w:tcPr>
+            <w:tcW w:w="4680" w:type="dxa"/>
+          </w:tcPr>
+          <w:p>
+            <w:r>
+              <w:t xml:space="preserve">Chưa import hoặc chưa chọn environment. Import file trong </w:t>
+            </w:r>
+            <w:r>
+              <w:rPr>
+                <w:rStyle w:val="17"/>
+              </w:rPr>
+              <w:t>environments/</w:t>
+            </w:r>
+            <w:r>
+              <w:t>, điền giá trị rồi chọn nó ở góc trên bên phải</w:t>
             </w:r>
           </w:p>
         </w:tc>
@@ -6695,17 +7595,26 @@
           </w:tcPr>
           <w:p>
             <w:r>
-              <w:t>Test case do AI sinh phải được người đọc lại và đối chiếu tài liệu API trước khi commit</w:t>
-            </w:r>
-          </w:p>
-        </w:tc>
-        <w:tc>
-          <w:tcPr>
-            <w:tcW w:w="4680" w:type="dxa"/>
-          </w:tcPr>
-          <w:p>
-            <w:r>
-              <w:t>Ghi trong mô tả PR: "đã đối chiếu tài liệu"</w:t>
+              <w:t xml:space="preserve">API trả về </w:t>
+            </w:r>
+            <w:r>
+              <w:rPr>
+                <w:rStyle w:val="17"/>
+              </w:rPr>
+              <w:t>401 Unauthorized</w:t>
+            </w:r>
+            <w:r>
+              <w:t xml:space="preserve"> khi chạy test</w:t>
+            </w:r>
+          </w:p>
+        </w:tc>
+        <w:tc>
+          <w:tcPr>
+            <w:tcW w:w="4680" w:type="dxa"/>
+          </w:tcPr>
+          <w:p>
+            <w:r>
+              <w:t>Token chưa được điền hoặc đã hết hạn. Lấy token mới và đặt vào environment trên máy bạn (không commit)</w:t>
             </w:r>
           </w:p>
         </w:tc>
@@ -6733,17 +7642,32 @@
           </w:tcPr>
           <w:p>
             <w:r>
-              <w:t>Chạy thử collection trên máy trước khi push</w:t>
-            </w:r>
-          </w:p>
-        </w:tc>
-        <w:tc>
-          <w:tcPr>
-            <w:tcW w:w="4680" w:type="dxa"/>
-          </w:tcPr>
-          <w:p>
-            <w:r>
-              <w:t>Các test pass trên môi trường dev hoặc staging</w:t>
+              <w:t>Pull về rồi mà Postman vẫn hiện bản collection cũ</w:t>
+            </w:r>
+          </w:p>
+        </w:tc>
+        <w:tc>
+          <w:tcPr>
+            <w:tcW w:w="4680" w:type="dxa"/>
+          </w:tcPr>
+          <w:p>
+            <w:r>
+              <w:t xml:space="preserve">Postman không tự cập nhật theo file. </w:t>
+            </w:r>
+            <w:r>
+              <w:rPr>
+                <w:b/>
+              </w:rPr>
+              <w:t>Import</w:t>
+            </w:r>
+            <w:r>
+              <w:t xml:space="preserve"> lại file collection trong thư mục </w:t>
+            </w:r>
+            <w:r>
+              <w:rPr>
+                <w:rStyle w:val="17"/>
+              </w:rPr>
+              <w:t>collections/</w:t>
             </w:r>
           </w:p>
         </w:tc>
@@ -6771,20 +7695,26 @@
           </w:tcPr>
           <w:p>
             <w:r>
-              <w:t>Đặt tên test case và request theo mã</w:t>
-            </w:r>
-          </w:p>
-        </w:tc>
-        <w:tc>
-          <w:tcPr>
-            <w:tcW w:w="4680" w:type="dxa"/>
-          </w:tcPr>
-          <w:p>
+              <w:t xml:space="preserve">Chỉ sửa một request mà tab </w:t>
+            </w:r>
             <w:r>
               <w:rPr>
-                <w:rStyle w:val="17"/>
+                <w:b/>
               </w:rPr>
-              <w:t>TC01 - Tạo bài viết hợp lệ</w:t>
+              <w:t>Changes</w:t>
+            </w:r>
+            <w:r>
+              <w:t xml:space="preserve"> hiện rất nhiều dòng đổi</w:t>
+            </w:r>
+          </w:p>
+        </w:tc>
+        <w:tc>
+          <w:tcPr>
+            <w:tcW w:w="4680" w:type="dxa"/>
+          </w:tcPr>
+          <w:p>
+            <w:r>
+              <w:t>File JSON do Postman xuất có thể đổi nhiều chỗ. Xem kỹ phần thay đổi, nếu thấy nhiều thay đổi lạ không phải của bạn, hỏi trưởng nhóm trước khi commit</w:t>
             </w:r>
           </w:p>
         </w:tc>
@@ -6812,23 +7742,44 @@
           </w:tcPr>
           <w:p>
             <w:r>
-              <w:t>Prompt hiệu quả thì lưu lại cho cả team</w:t>
-            </w:r>
-          </w:p>
-        </w:tc>
-        <w:tc>
-          <w:tcPr>
-            <w:tcW w:w="4680" w:type="dxa"/>
-          </w:tcPr>
-          <w:p>
-            <w:r>
-              <w:t xml:space="preserve">Thêm vào </w:t>
+              <w:t xml:space="preserve">Lỡ sửa trực tiếp trên </w:t>
             </w:r>
             <w:r>
               <w:rPr>
                 <w:rStyle w:val="17"/>
               </w:rPr>
-              <w:t>docs/prompts.md</w:t>
+              <w:t>main</w:t>
+            </w:r>
+            <w:r>
+              <w:t>, chưa commit</w:t>
+            </w:r>
+          </w:p>
+        </w:tc>
+        <w:tc>
+          <w:tcPr>
+            <w:tcW w:w="4680" w:type="dxa"/>
+          </w:tcPr>
+          <w:p>
+            <w:r>
+              <w:t>Tạo nhánh mới (</w:t>
+            </w:r>
+            <w:r>
+              <w:rPr>
+                <w:b/>
+              </w:rPr>
+              <w:t>Current Branch → New Branch</w:t>
+            </w:r>
+            <w:r>
+              <w:t xml:space="preserve">) và chọn </w:t>
+            </w:r>
+            <w:r>
+              <w:rPr>
+                <w:b/>
+              </w:rPr>
+              <w:t>Bring my changes to the new branch</w:t>
+            </w:r>
+            <w:r>
+              <w:t>; thay đổi sẽ đi theo sang nhánh mới</w:t>
             </w:r>
           </w:p>
         </w:tc>
@@ -6856,522 +7807,35 @@
           </w:tcPr>
           <w:p>
             <w:r>
-              <w:t>Mỗi nhánh một mục tiêu, xong thì xoá nhánh</w:t>
-            </w:r>
-          </w:p>
-        </w:tc>
-        <w:tc>
-          <w:tcPr>
-            <w:tcW w:w="4680" w:type="dxa"/>
-          </w:tcPr>
-          <w:p>
-            <w:r>
-              <w:t xml:space="preserve">Bấm </w:t>
+              <w:t>Muốn bỏ hết thay đổi chưa commit của một file</w:t>
+            </w:r>
+          </w:p>
+        </w:tc>
+        <w:tc>
+          <w:tcPr>
+            <w:tcW w:w="4680" w:type="dxa"/>
+          </w:tcPr>
+          <w:p>
+            <w:r>
+              <w:t xml:space="preserve">Chuột phải vào file ở tab </w:t>
             </w:r>
             <w:r>
               <w:rPr>
                 <w:b/>
               </w:rPr>
-              <w:t>Delete branch</w:t>
-            </w:r>
-            <w:r>
-              <w:t xml:space="preserve"> sau khi gộp</w:t>
-            </w:r>
-          </w:p>
-        </w:tc>
-      </w:tr>
-    </w:tbl>
-    <w:p>
-      <w:pPr>
-        <w:pStyle w:val="4"/>
-      </w:pPr>
-      <w:r>
-        <w:t>Bảo mật: điều tuyệt đối không làm</w:t>
-      </w:r>
-    </w:p>
-    <w:p>
-      <w:r>
-        <w:t>API testing hay dùng token và tài khoản, và Cursor là công cụ AI bên ngoài, nên đây là phần cần đặc biệt cẩn thận.</w:t>
-      </w:r>
-    </w:p>
-    <w:p>
-      <w:pPr>
-        <w:pStyle w:val="18"/>
-        <w:numPr>
-          <w:ilvl w:val="0"/>
-          <w:numId w:val="1"/>
-        </w:numPr>
-      </w:pPr>
-      <w:r>
-        <w:t xml:space="preserve">Không đưa mật khẩu, token, khoá API, hay file </w:t>
-      </w:r>
-      <w:r>
-        <w:rPr>
-          <w:rStyle w:val="17"/>
-        </w:rPr>
-        <w:t>.env</w:t>
-      </w:r>
-      <w:r>
-        <w:t xml:space="preserve"> lên GitHub, kể cả repo Private.</w:t>
-      </w:r>
-    </w:p>
-    <w:p>
-      <w:pPr>
-        <w:pStyle w:val="18"/>
-        <w:numPr>
-          <w:ilvl w:val="0"/>
-          <w:numId w:val="1"/>
-        </w:numPr>
-      </w:pPr>
-      <w:r>
-        <w:t>Không điền token thật vào file Postman environment rồi xuất ra repo (xem phần 6). Nên để giá trị bí mật ở môi trường trên máy bạn.</w:t>
-      </w:r>
-    </w:p>
-    <w:p>
-      <w:pPr>
-        <w:pStyle w:val="18"/>
-        <w:numPr>
-          <w:ilvl w:val="0"/>
-          <w:numId w:val="1"/>
-        </w:numPr>
-      </w:pPr>
-      <w:r>
-        <w:t>Không dán mật khẩu, token hay dữ liệu khách hàng thật vào khung chat của Cursor.</w:t>
-      </w:r>
-    </w:p>
-    <w:p>
-      <w:pPr>
-        <w:pStyle w:val="18"/>
-        <w:numPr>
-          <w:ilvl w:val="0"/>
-          <w:numId w:val="1"/>
-        </w:numPr>
-      </w:pPr>
-      <w:r>
-        <w:t>Không dùng dữ liệu khách hàng thật trong test case và script. Hãy dùng dữ liệu giả.</w:t>
-      </w:r>
-    </w:p>
-    <w:p>
-      <w:pPr>
-        <w:pStyle w:val="18"/>
-        <w:numPr>
-          <w:ilvl w:val="0"/>
-          <w:numId w:val="1"/>
-        </w:numPr>
-      </w:pPr>
-      <w:r>
-        <w:t>Chỉ đưa vào Cursor những tài liệu API mà công ty cho phép chia sẻ với công cụ AI.</w:t>
-      </w:r>
-    </w:p>
-    <w:p>
-      <w:pPr>
-        <w:pStyle w:val="18"/>
-        <w:numPr>
-          <w:ilvl w:val="0"/>
-          <w:numId w:val="1"/>
-        </w:numPr>
-      </w:pPr>
-      <w:r>
-        <w:t>Không chạy test thay đổi dữ liệu (tạo, sửa, xoá hàng loạt) trên môi trường production.</w:t>
-      </w:r>
-    </w:p>
-    <w:p>
-      <w:pPr>
-        <w:pStyle w:val="18"/>
-        <w:numPr>
-          <w:ilvl w:val="0"/>
-          <w:numId w:val="1"/>
-        </w:numPr>
-      </w:pPr>
-      <w:r>
-        <w:t xml:space="preserve">Nếu lỡ đẩy thông tin bí mật lên GitHub, hãy báo trưởng nhóm và </w:t>
-      </w:r>
-      <w:r>
-        <w:rPr>
-          <w:b/>
-        </w:rPr>
-        <w:t>đổi ngay</w:t>
-      </w:r>
-      <w:r>
-        <w:t xml:space="preserve"> mật khẩu hoặc token đó. Xoá file đi vẫn không đủ vì lịch sử vẫn còn lưu.</w:t>
-      </w:r>
-    </w:p>
-    <w:p>
-      <w:pPr>
-        <w:pStyle w:val="4"/>
-      </w:pPr>
-      <w:r>
-        <w:t xml:space="preserve">File </w:t>
-      </w:r>
-      <w:r>
-        <w:rPr>
-          <w:rStyle w:val="17"/>
-        </w:rPr>
-        <w:t>.gitignore</w:t>
-      </w:r>
-      <w:r>
-        <w:t>: danh sách "đừng theo dõi"</w:t>
-      </w:r>
-    </w:p>
-    <w:p>
-      <w:r>
-        <w:t xml:space="preserve">Tạo file tên </w:t>
-      </w:r>
-      <w:r>
-        <w:rPr>
-          <w:rStyle w:val="17"/>
-        </w:rPr>
-        <w:t>.gitignore</w:t>
-      </w:r>
-      <w:r>
-        <w:t xml:space="preserve"> ở thư mục gốc của repo, mỗi dòng là một thứ GitHub Desktop sẽ bỏ qua. Mẫu cho dự án test API:</w:t>
-      </w:r>
-    </w:p>
-    <w:p>
-      <w:pPr>
-        <w:pStyle w:val="16"/>
-      </w:pPr>
-      <w:bookmarkStart w:id="6" w:name="bongo_lang_text_7"/>
-      <w:bookmarkEnd w:id="6"/>
-      <w:r>
-        <w:t># Kết quả chạy test</w:t>
-      </w:r>
-      <w:r>
-        <w:br w:type="textWrapping"/>
-      </w:r>
-      <w:r>
-        <w:t>reports/</w:t>
-      </w:r>
-      <w:r>
-        <w:br w:type="textWrapping"/>
-      </w:r>
-      <w:r>
-        <w:t>newman/</w:t>
-      </w:r>
-      <w:r>
-        <w:br w:type="textWrapping"/>
-      </w:r>
-      <w:r>
-        <w:br w:type="textWrapping"/>
-      </w:r>
-      <w:r>
-        <w:t># Thông tin bí mật</w:t>
-      </w:r>
-      <w:r>
-        <w:br w:type="textWrapping"/>
-      </w:r>
-      <w:r>
-        <w:t>.env</w:t>
-      </w:r>
-      <w:r>
-        <w:br w:type="textWrapping"/>
-      </w:r>
-      <w:r>
-        <w:t>*.pem</w:t>
-      </w:r>
-      <w:r>
-        <w:br w:type="textWrapping"/>
-      </w:r>
-      <w:r>
-        <w:t>*.secret.json</w:t>
-      </w:r>
-      <w:r>
-        <w:br w:type="textWrapping"/>
-      </w:r>
-      <w:r>
-        <w:br w:type="textWrapping"/>
-      </w:r>
-      <w:r>
-        <w:t># Thư viện cài sẵn và file tạm</w:t>
-      </w:r>
-      <w:r>
-        <w:br w:type="textWrapping"/>
-      </w:r>
-      <w:r>
-        <w:t>node_modules/</w:t>
-      </w:r>
-      <w:r>
-        <w:br w:type="textWrapping"/>
-      </w:r>
-      <w:r>
-        <w:t>*.log</w:t>
-      </w:r>
-      <w:r>
-        <w:br w:type="textWrapping"/>
-      </w:r>
-      <w:r>
-        <w:t>.DS_Store</w:t>
-      </w:r>
-    </w:p>
-    <w:p>
-      <w:r>
-        <w:t xml:space="preserve">Sau khi thêm </w:t>
-      </w:r>
-      <w:r>
-        <w:rPr>
-          <w:rStyle w:val="17"/>
-        </w:rPr>
-        <w:t>.gitignore</w:t>
-      </w:r>
-      <w:r>
-        <w:t xml:space="preserve">, các file thuộc danh sách này sẽ không còn xuất hiện trong tab </w:t>
-      </w:r>
-      <w:r>
-        <w:rPr>
-          <w:b/>
-        </w:rPr>
-        <w:t>Changes</w:t>
-      </w:r>
-      <w:r>
-        <w:t xml:space="preserve">. Lưu ý </w:t>
-      </w:r>
-      <w:r>
-        <w:rPr>
-          <w:rStyle w:val="17"/>
-        </w:rPr>
-        <w:t>.gitignore</w:t>
-      </w:r>
-      <w:r>
-        <w:t xml:space="preserve"> chỉ có tác dụng với file chưa từng được commit.</w:t>
-      </w:r>
-    </w:p>
-    <w:p>
-      <w:pPr>
-        <w:pStyle w:val="4"/>
-      </w:pPr>
-      <w:r>
-        <w:t>Chạy collection tự động trên GitHub (giới thiệu nhanh)</w:t>
-      </w:r>
-    </w:p>
-    <w:p>
-      <w:r>
-        <w:t xml:space="preserve">Khi team đã quen quy trình, bạn có thể dùng </w:t>
-      </w:r>
-      <w:r>
-        <w:rPr>
-          <w:b/>
-        </w:rPr>
-        <w:t>GitHub Actions</w:t>
-      </w:r>
-      <w:r>
-        <w:t xml:space="preserve"> cùng </w:t>
-      </w:r>
-      <w:r>
-        <w:rPr>
-          <w:b/>
-        </w:rPr>
-        <w:t>Newman</w:t>
-      </w:r>
-      <w:r>
-        <w:t xml:space="preserve"> (công cụ chạy collection Postman bằng dòng lệnh) để GitHub tự chạy bộ test mỗi khi có Pull Request mới. Tạo file </w:t>
-      </w:r>
-      <w:r>
-        <w:rPr>
-          <w:rStyle w:val="17"/>
-        </w:rPr>
-        <w:t>.github/workflows/api-tests.yml</w:t>
-      </w:r>
-      <w:r>
-        <w:t xml:space="preserve"> trong repo với nội dung mẫu:</w:t>
-      </w:r>
-    </w:p>
-    <w:p>
-      <w:pPr>
-        <w:pStyle w:val="16"/>
-      </w:pPr>
-      <w:bookmarkStart w:id="7" w:name="bongo_lang_yaml_8"/>
-      <w:bookmarkEnd w:id="7"/>
-      <w:r>
-        <w:t>name: API tests</w:t>
-      </w:r>
-      <w:r>
-        <w:br w:type="textWrapping"/>
-      </w:r>
-      <w:r>
-        <w:t>on:</w:t>
-      </w:r>
-      <w:r>
-        <w:br w:type="textWrapping"/>
-      </w:r>
-      <w:r>
-        <w:t xml:space="preserve">  pull_request:</w:t>
-      </w:r>
-      <w:r>
-        <w:br w:type="textWrapping"/>
-      </w:r>
-      <w:r>
-        <w:br w:type="textWrapping"/>
-      </w:r>
-      <w:r>
-        <w:t>jobs:</w:t>
-      </w:r>
-      <w:r>
-        <w:br w:type="textWrapping"/>
-      </w:r>
-      <w:r>
-        <w:t xml:space="preserve">  test:</w:t>
-      </w:r>
-      <w:r>
-        <w:br w:type="textWrapping"/>
-      </w:r>
-      <w:r>
-        <w:t xml:space="preserve">    runs-on: ubuntu-latest</w:t>
-      </w:r>
-      <w:r>
-        <w:br w:type="textWrapping"/>
-      </w:r>
-      <w:r>
-        <w:t xml:space="preserve">    steps:</w:t>
-      </w:r>
-      <w:r>
-        <w:br w:type="textWrapping"/>
-      </w:r>
-      <w:r>
-        <w:t xml:space="preserve">      - uses: actions/checkout@v4</w:t>
-      </w:r>
-      <w:r>
-        <w:br w:type="textWrapping"/>
-      </w:r>
-      <w:r>
-        <w:t xml:space="preserve">      - uses: actions/setup-node@v4</w:t>
-      </w:r>
-      <w:r>
-        <w:br w:type="textWrapping"/>
-      </w:r>
-      <w:r>
-        <w:t xml:space="preserve">        with:</w:t>
-      </w:r>
-      <w:r>
-        <w:br w:type="textWrapping"/>
-      </w:r>
-      <w:r>
-        <w:t xml:space="preserve">          node-version: "20"</w:t>
-      </w:r>
-      <w:r>
-        <w:br w:type="textWrapping"/>
-      </w:r>
-      <w:r>
-        <w:t xml:space="preserve">      - run: npm install -g newman</w:t>
-      </w:r>
-      <w:r>
-        <w:br w:type="textWrapping"/>
-      </w:r>
-      <w:r>
-        <w:t xml:space="preserve">      - run: newman run collections/api-tests.postman_collection.json --env-var "base_url=https://jsonplaceholder.typicode.com"</w:t>
-      </w:r>
-    </w:p>
-    <w:p>
-      <w:r>
-        <w:t xml:space="preserve">Sau khi commit và push, tab </w:t>
-      </w:r>
-      <w:r>
-        <w:rPr>
-          <w:b/>
-        </w:rPr>
-        <w:t>Actions</w:t>
-      </w:r>
-      <w:r>
-        <w:t xml:space="preserve"> của repo sẽ cho biết test pass hay fail, và reviewer chỉ cần xem kết quả trước khi duyệt. Nếu API cần token, lưu token trong </w:t>
-      </w:r>
-      <w:r>
-        <w:rPr>
-          <w:b/>
-        </w:rPr>
-        <w:t>Settings → Secrets and variables → Actions</w:t>
-      </w:r>
-      <w:r>
-        <w:t xml:space="preserve"> của repo và truyền vào bằng </w:t>
-      </w:r>
-      <w:r>
-        <w:rPr>
-          <w:rStyle w:val="17"/>
-        </w:rPr>
-        <w:t>--env-var</w:t>
-      </w:r>
-      <w:r>
-        <w:t>, không bao giờ ghi thẳng vào file. Đây là mẫu cơ bản, team nên thử trên một nhánh riêng trước khi áp dụng chung.</w:t>
-      </w:r>
-    </w:p>
-    <w:p>
-      <w:pPr>
-        <w:pStyle w:val="3"/>
-      </w:pPr>
-      <w:r>
-        <w:t>12. Lỗi thường gặp và bài tập thực hành</w:t>
-      </w:r>
-    </w:p>
-    <w:p>
-      <w:pPr>
-        <w:pStyle w:val="4"/>
-      </w:pPr>
-      <w:r>
-        <w:t>Lỗi thường gặp và cách xử lý</w:t>
-      </w:r>
-    </w:p>
-    <w:tbl>
-      <w:tblPr>
-        <w:tblStyle w:val="13"/>
-        <w:tblW w:w="0" w:type="auto"/>
-        <w:tblInd w:w="0" w:type="dxa"/>
-        <w:tblBorders>
-          <w:top w:val="single" w:color="auto" w:sz="4" w:space="0"/>
-          <w:left w:val="single" w:color="auto" w:sz="4" w:space="0"/>
-          <w:bottom w:val="single" w:color="auto" w:sz="4" w:space="0"/>
-          <w:right w:val="single" w:color="auto" w:sz="4" w:space="0"/>
-          <w:insideH w:val="single" w:color="auto" w:sz="4" w:space="0"/>
-          <w:insideV w:val="single" w:color="auto" w:sz="4" w:space="0"/>
-        </w:tblBorders>
-        <w:tblLayout w:type="fixed"/>
-        <w:tblCellMar>
-          <w:top w:w="0" w:type="dxa"/>
-          <w:left w:w="108" w:type="dxa"/>
-          <w:bottom w:w="0" w:type="dxa"/>
-          <w:right w:w="108" w:type="dxa"/>
-        </w:tblCellMar>
-      </w:tblPr>
-      <w:tblGrid>
-        <w:gridCol w:w="4680"/>
-        <w:gridCol w:w="4680"/>
-      </w:tblGrid>
-      <w:tr>
-        <w:tblPrEx>
-          <w:tblBorders>
-            <w:top w:val="single" w:color="auto" w:sz="4" w:space="0"/>
-            <w:left w:val="single" w:color="auto" w:sz="4" w:space="0"/>
-            <w:bottom w:val="single" w:color="auto" w:sz="4" w:space="0"/>
-            <w:right w:val="single" w:color="auto" w:sz="4" w:space="0"/>
-            <w:insideH w:val="single" w:color="auto" w:sz="4" w:space="0"/>
-            <w:insideV w:val="single" w:color="auto" w:sz="4" w:space="0"/>
-          </w:tblBorders>
-          <w:tblCellMar>
-            <w:top w:w="0" w:type="dxa"/>
-            <w:left w:w="108" w:type="dxa"/>
-            <w:bottom w:w="0" w:type="dxa"/>
-            <w:right w:w="108" w:type="dxa"/>
-          </w:tblCellMar>
-        </w:tblPrEx>
-        <w:trPr>
-          <w:tblHeader/>
-        </w:trPr>
-        <w:tc>
-          <w:tcPr>
-            <w:tcW w:w="4680" w:type="dxa"/>
-            <w:shd w:val="clear" w:color="auto" w:fill="F2F2F2"/>
-          </w:tcPr>
-          <w:p>
-            <w:r>
-              <w:t>Tình huống</w:t>
-            </w:r>
-          </w:p>
-        </w:tc>
-        <w:tc>
-          <w:tcPr>
-            <w:tcW w:w="4680" w:type="dxa"/>
-            <w:shd w:val="clear" w:color="auto" w:fill="F2F2F2"/>
-          </w:tcPr>
-          <w:p>
-            <w:r>
-              <w:t>Cách xử lý</w:t>
+              <w:t>Changes</w:t>
+            </w:r>
+            <w:r>
+              <w:t xml:space="preserve">, chọn </w:t>
+            </w:r>
+            <w:r>
+              <w:rPr>
+                <w:b/>
+              </w:rPr>
+              <w:t>Discard changes</w:t>
+            </w:r>
+            <w:r>
+              <w:t>. Lưu ý thay đổi sẽ mất, hãy chắc chắn trước khi bấm</w:t>
             </w:r>
           </w:p>
         </w:tc>
@@ -7399,26 +7863,41 @@
           </w:tcPr>
           <w:p>
             <w:r>
-              <w:t>Cursor sinh test case sai, thiếu hoặc "bịa" quy tắc không có trong API</w:t>
-            </w:r>
-          </w:p>
-        </w:tc>
-        <w:tc>
-          <w:tcPr>
-            <w:tcW w:w="4680" w:type="dxa"/>
-          </w:tcPr>
-          <w:p>
-            <w:r>
-              <w:t xml:space="preserve">Bổ sung thông tin vào </w:t>
+              <w:t>Commit xong thấy nhầm, chưa push</w:t>
+            </w:r>
+          </w:p>
+        </w:tc>
+        <w:tc>
+          <w:tcPr>
+            <w:tcW w:w="4680" w:type="dxa"/>
+          </w:tcPr>
+          <w:p>
+            <w:r>
+              <w:t xml:space="preserve">Vào </w:t>
             </w:r>
             <w:r>
               <w:rPr>
-                <w:rStyle w:val="17"/>
+                <w:b/>
               </w:rPr>
-              <w:t>docs/api-spec.md</w:t>
-            </w:r>
-            <w:r>
-              <w:t>, nhắc lại trong prompt "nếu chưa đủ thông tin thì ghi Cần xác nhận", và tự đối chiếu tài liệu trước khi lưu</w:t>
+              <w:t>History</w:t>
+            </w:r>
+            <w:r>
+              <w:t xml:space="preserve">, chuột phải commit đó, chọn </w:t>
+            </w:r>
+            <w:r>
+              <w:rPr>
+                <w:b/>
+              </w:rPr>
+              <w:t>Undo commit</w:t>
+            </w:r>
+            <w:r>
+              <w:t xml:space="preserve">; thay đổi quay lại tab </w:t>
+            </w:r>
+            <w:r>
+              <w:rPr>
+                <w:b/>
+              </w:rPr>
+              <w:t>Changes</w:t>
             </w:r>
           </w:p>
         </w:tc>
@@ -7446,17 +7925,35 @@
           </w:tcPr>
           <w:p>
             <w:r>
-              <w:t>Script AI viết lúc nào cũng PASS</w:t>
-            </w:r>
-          </w:p>
-        </w:tc>
-        <w:tc>
-          <w:tcPr>
-            <w:tcW w:w="4680" w:type="dxa"/>
-          </w:tcPr>
-          <w:p>
-            <w:r>
-              <w:t>Thử đổi giá trị mong đợi cho sai (ví dụ 201 thành 200). Nếu vẫn PASS, yêu cầu Cursor viết lại hoặc tự sửa lại script</w:t>
+              <w:t>Commit đã push mà phát hiện sai</w:t>
+            </w:r>
+          </w:p>
+        </w:tc>
+        <w:tc>
+          <w:tcPr>
+            <w:tcW w:w="4680" w:type="dxa"/>
+          </w:tcPr>
+          <w:p>
+            <w:r>
+              <w:t xml:space="preserve">Chuột phải commit trong </w:t>
+            </w:r>
+            <w:r>
+              <w:rPr>
+                <w:b/>
+              </w:rPr>
+              <w:t>History</w:t>
+            </w:r>
+            <w:r>
+              <w:t xml:space="preserve">, chọn </w:t>
+            </w:r>
+            <w:r>
+              <w:rPr>
+                <w:b/>
+              </w:rPr>
+              <w:t>Revert changes in commit</w:t>
+            </w:r>
+            <w:r>
+              <w:t>, rồi push. Cách này tạo commit mới đảo ngược, không xoá lịch sử</w:t>
             </w:r>
           </w:p>
         </w:tc>
@@ -7484,35 +7981,17 @@
           </w:tcPr>
           <w:p>
             <w:r>
-              <w:t xml:space="preserve">Không thấy tab </w:t>
-            </w:r>
-            <w:r>
-              <w:rPr>
-                <w:b/>
-              </w:rPr>
-              <w:t>Scripts</w:t>
-            </w:r>
-            <w:r>
-              <w:t xml:space="preserve"> trong request Postman</w:t>
-            </w:r>
-          </w:p>
-        </w:tc>
-        <w:tc>
-          <w:tcPr>
-            <w:tcW w:w="4680" w:type="dxa"/>
-          </w:tcPr>
-          <w:p>
-            <w:r>
-              <w:t xml:space="preserve">Ở bản Postman cũ, tab này tên là </w:t>
-            </w:r>
-            <w:r>
-              <w:rPr>
-                <w:b/>
-              </w:rPr>
-              <w:t>Tests</w:t>
-            </w:r>
-            <w:r>
-              <w:t>; hãy dán script vào đó</w:t>
+              <w:t>Lỡ commit file chứa token hoặc mật khẩu</w:t>
+            </w:r>
+          </w:p>
+        </w:tc>
+        <w:tc>
+          <w:tcPr>
+            <w:tcW w:w="4680" w:type="dxa"/>
+          </w:tcPr>
+          <w:p>
+            <w:r>
+              <w:t>Báo trưởng nhóm ngay và đổi token hoặc mật khẩu đó, vì xoá file không xoá được lịch sử</w:t>
             </w:r>
           </w:p>
         </w:tc>
@@ -7540,32 +8019,26 @@
           </w:tcPr>
           <w:p>
             <w:r>
-              <w:t xml:space="preserve">Import collection vào Postman nhưng request báo lỗi biến </w:t>
+              <w:t>Nút push báo lỗi "rejected" hoặc "fetch first"</w:t>
+            </w:r>
+          </w:p>
+        </w:tc>
+        <w:tc>
+          <w:tcPr>
+            <w:tcW w:w="4680" w:type="dxa"/>
+          </w:tcPr>
+          <w:p>
+            <w:r>
+              <w:t xml:space="preserve">Đồng nghiệp đã đẩy thay đổi mới lên. Bấm </w:t>
             </w:r>
             <w:r>
               <w:rPr>
-                <w:rStyle w:val="17"/>
+                <w:b/>
               </w:rPr>
-              <w:t>{{base_url}}</w:t>
-            </w:r>
-          </w:p>
-        </w:tc>
-        <w:tc>
-          <w:tcPr>
-            <w:tcW w:w="4680" w:type="dxa"/>
-          </w:tcPr>
-          <w:p>
-            <w:r>
-              <w:t xml:space="preserve">Chưa import hoặc chưa chọn environment. Import file trong </w:t>
-            </w:r>
-            <w:r>
-              <w:rPr>
-                <w:rStyle w:val="17"/>
-              </w:rPr>
-              <w:t>environments/</w:t>
-            </w:r>
-            <w:r>
-              <w:t>, điền giá trị rồi chọn nó ở góc trên bên phải</w:t>
+              <w:t>Pull origin</w:t>
+            </w:r>
+            <w:r>
+              <w:t>, xử lý xung đột nếu có, rồi push lại</w:t>
             </w:r>
           </w:p>
         </w:tc>
@@ -7593,477 +8066,6 @@
           </w:tcPr>
           <w:p>
             <w:r>
-              <w:t xml:space="preserve">API trả về </w:t>
-            </w:r>
-            <w:r>
-              <w:rPr>
-                <w:rStyle w:val="17"/>
-              </w:rPr>
-              <w:t>401 Unauthorized</w:t>
-            </w:r>
-            <w:r>
-              <w:t xml:space="preserve"> khi chạy test</w:t>
-            </w:r>
-          </w:p>
-        </w:tc>
-        <w:tc>
-          <w:tcPr>
-            <w:tcW w:w="4680" w:type="dxa"/>
-          </w:tcPr>
-          <w:p>
-            <w:r>
-              <w:t>Token chưa được điền hoặc đã hết hạn. Lấy token mới và đặt vào environment trên máy bạn (không commit)</w:t>
-            </w:r>
-          </w:p>
-        </w:tc>
-      </w:tr>
-      <w:tr>
-        <w:tblPrEx>
-          <w:tblBorders>
-            <w:top w:val="single" w:color="auto" w:sz="4" w:space="0"/>
-            <w:left w:val="single" w:color="auto" w:sz="4" w:space="0"/>
-            <w:bottom w:val="single" w:color="auto" w:sz="4" w:space="0"/>
-            <w:right w:val="single" w:color="auto" w:sz="4" w:space="0"/>
-            <w:insideH w:val="single" w:color="auto" w:sz="4" w:space="0"/>
-            <w:insideV w:val="single" w:color="auto" w:sz="4" w:space="0"/>
-          </w:tblBorders>
-          <w:tblCellMar>
-            <w:top w:w="0" w:type="dxa"/>
-            <w:left w:w="108" w:type="dxa"/>
-            <w:bottom w:w="0" w:type="dxa"/>
-            <w:right w:w="108" w:type="dxa"/>
-          </w:tblCellMar>
-        </w:tblPrEx>
-        <w:tc>
-          <w:tcPr>
-            <w:tcW w:w="4680" w:type="dxa"/>
-          </w:tcPr>
-          <w:p>
-            <w:r>
-              <w:t>Pull về rồi mà Postman vẫn hiện bản collection cũ</w:t>
-            </w:r>
-          </w:p>
-        </w:tc>
-        <w:tc>
-          <w:tcPr>
-            <w:tcW w:w="4680" w:type="dxa"/>
-          </w:tcPr>
-          <w:p>
-            <w:r>
-              <w:t xml:space="preserve">Postman không tự cập nhật theo file. </w:t>
-            </w:r>
-            <w:r>
-              <w:rPr>
-                <w:b/>
-              </w:rPr>
-              <w:t>Import</w:t>
-            </w:r>
-            <w:r>
-              <w:t xml:space="preserve"> lại file collection trong thư mục </w:t>
-            </w:r>
-            <w:r>
-              <w:rPr>
-                <w:rStyle w:val="17"/>
-              </w:rPr>
-              <w:t>collections/</w:t>
-            </w:r>
-          </w:p>
-        </w:tc>
-      </w:tr>
-      <w:tr>
-        <w:tblPrEx>
-          <w:tblBorders>
-            <w:top w:val="single" w:color="auto" w:sz="4" w:space="0"/>
-            <w:left w:val="single" w:color="auto" w:sz="4" w:space="0"/>
-            <w:bottom w:val="single" w:color="auto" w:sz="4" w:space="0"/>
-            <w:right w:val="single" w:color="auto" w:sz="4" w:space="0"/>
-            <w:insideH w:val="single" w:color="auto" w:sz="4" w:space="0"/>
-            <w:insideV w:val="single" w:color="auto" w:sz="4" w:space="0"/>
-          </w:tblBorders>
-          <w:tblCellMar>
-            <w:top w:w="0" w:type="dxa"/>
-            <w:left w:w="108" w:type="dxa"/>
-            <w:bottom w:w="0" w:type="dxa"/>
-            <w:right w:w="108" w:type="dxa"/>
-          </w:tblCellMar>
-        </w:tblPrEx>
-        <w:tc>
-          <w:tcPr>
-            <w:tcW w:w="4680" w:type="dxa"/>
-          </w:tcPr>
-          <w:p>
-            <w:r>
-              <w:t xml:space="preserve">Chỉ sửa một request mà tab </w:t>
-            </w:r>
-            <w:r>
-              <w:rPr>
-                <w:b/>
-              </w:rPr>
-              <w:t>Changes</w:t>
-            </w:r>
-            <w:r>
-              <w:t xml:space="preserve"> hiện rất nhiều dòng đổi</w:t>
-            </w:r>
-          </w:p>
-        </w:tc>
-        <w:tc>
-          <w:tcPr>
-            <w:tcW w:w="4680" w:type="dxa"/>
-          </w:tcPr>
-          <w:p>
-            <w:r>
-              <w:t>File JSON do Postman xuất có thể đổi nhiều chỗ. Xem kỹ phần thay đổi, nếu thấy nhiều thay đổi lạ không phải của bạn, hỏi trưởng nhóm trước khi commit</w:t>
-            </w:r>
-          </w:p>
-        </w:tc>
-      </w:tr>
-      <w:tr>
-        <w:tblPrEx>
-          <w:tblBorders>
-            <w:top w:val="single" w:color="auto" w:sz="4" w:space="0"/>
-            <w:left w:val="single" w:color="auto" w:sz="4" w:space="0"/>
-            <w:bottom w:val="single" w:color="auto" w:sz="4" w:space="0"/>
-            <w:right w:val="single" w:color="auto" w:sz="4" w:space="0"/>
-            <w:insideH w:val="single" w:color="auto" w:sz="4" w:space="0"/>
-            <w:insideV w:val="single" w:color="auto" w:sz="4" w:space="0"/>
-          </w:tblBorders>
-          <w:tblCellMar>
-            <w:top w:w="0" w:type="dxa"/>
-            <w:left w:w="108" w:type="dxa"/>
-            <w:bottom w:w="0" w:type="dxa"/>
-            <w:right w:w="108" w:type="dxa"/>
-          </w:tblCellMar>
-        </w:tblPrEx>
-        <w:tc>
-          <w:tcPr>
-            <w:tcW w:w="4680" w:type="dxa"/>
-          </w:tcPr>
-          <w:p>
-            <w:r>
-              <w:t xml:space="preserve">Lỡ sửa trực tiếp trên </w:t>
-            </w:r>
-            <w:r>
-              <w:rPr>
-                <w:rStyle w:val="17"/>
-              </w:rPr>
-              <w:t>main</w:t>
-            </w:r>
-            <w:r>
-              <w:t>, chưa commit</w:t>
-            </w:r>
-          </w:p>
-        </w:tc>
-        <w:tc>
-          <w:tcPr>
-            <w:tcW w:w="4680" w:type="dxa"/>
-          </w:tcPr>
-          <w:p>
-            <w:r>
-              <w:t>Tạo nhánh mới (</w:t>
-            </w:r>
-            <w:r>
-              <w:rPr>
-                <w:b/>
-              </w:rPr>
-              <w:t>Current Branch → New Branch</w:t>
-            </w:r>
-            <w:r>
-              <w:t xml:space="preserve">) và chọn </w:t>
-            </w:r>
-            <w:r>
-              <w:rPr>
-                <w:b/>
-              </w:rPr>
-              <w:t>Bring my changes to the new branch</w:t>
-            </w:r>
-            <w:r>
-              <w:t>; thay đổi sẽ đi theo sang nhánh mới</w:t>
-            </w:r>
-          </w:p>
-        </w:tc>
-      </w:tr>
-      <w:tr>
-        <w:tblPrEx>
-          <w:tblBorders>
-            <w:top w:val="single" w:color="auto" w:sz="4" w:space="0"/>
-            <w:left w:val="single" w:color="auto" w:sz="4" w:space="0"/>
-            <w:bottom w:val="single" w:color="auto" w:sz="4" w:space="0"/>
-            <w:right w:val="single" w:color="auto" w:sz="4" w:space="0"/>
-            <w:insideH w:val="single" w:color="auto" w:sz="4" w:space="0"/>
-            <w:insideV w:val="single" w:color="auto" w:sz="4" w:space="0"/>
-          </w:tblBorders>
-          <w:tblCellMar>
-            <w:top w:w="0" w:type="dxa"/>
-            <w:left w:w="108" w:type="dxa"/>
-            <w:bottom w:w="0" w:type="dxa"/>
-            <w:right w:w="108" w:type="dxa"/>
-          </w:tblCellMar>
-        </w:tblPrEx>
-        <w:tc>
-          <w:tcPr>
-            <w:tcW w:w="4680" w:type="dxa"/>
-          </w:tcPr>
-          <w:p>
-            <w:r>
-              <w:t>Muốn bỏ hết thay đổi chưa commit của một file</w:t>
-            </w:r>
-          </w:p>
-        </w:tc>
-        <w:tc>
-          <w:tcPr>
-            <w:tcW w:w="4680" w:type="dxa"/>
-          </w:tcPr>
-          <w:p>
-            <w:r>
-              <w:t xml:space="preserve">Chuột phải vào file ở tab </w:t>
-            </w:r>
-            <w:r>
-              <w:rPr>
-                <w:b/>
-              </w:rPr>
-              <w:t>Changes</w:t>
-            </w:r>
-            <w:r>
-              <w:t xml:space="preserve">, chọn </w:t>
-            </w:r>
-            <w:r>
-              <w:rPr>
-                <w:b/>
-              </w:rPr>
-              <w:t>Discard changes</w:t>
-            </w:r>
-            <w:r>
-              <w:t>. Lưu ý thay đổi sẽ mất, hãy chắc chắn trước khi bấm</w:t>
-            </w:r>
-          </w:p>
-        </w:tc>
-      </w:tr>
-      <w:tr>
-        <w:tblPrEx>
-          <w:tblBorders>
-            <w:top w:val="single" w:color="auto" w:sz="4" w:space="0"/>
-            <w:left w:val="single" w:color="auto" w:sz="4" w:space="0"/>
-            <w:bottom w:val="single" w:color="auto" w:sz="4" w:space="0"/>
-            <w:right w:val="single" w:color="auto" w:sz="4" w:space="0"/>
-            <w:insideH w:val="single" w:color="auto" w:sz="4" w:space="0"/>
-            <w:insideV w:val="single" w:color="auto" w:sz="4" w:space="0"/>
-          </w:tblBorders>
-          <w:tblCellMar>
-            <w:top w:w="0" w:type="dxa"/>
-            <w:left w:w="108" w:type="dxa"/>
-            <w:bottom w:w="0" w:type="dxa"/>
-            <w:right w:w="108" w:type="dxa"/>
-          </w:tblCellMar>
-        </w:tblPrEx>
-        <w:tc>
-          <w:tcPr>
-            <w:tcW w:w="4680" w:type="dxa"/>
-          </w:tcPr>
-          <w:p>
-            <w:r>
-              <w:t>Commit xong thấy nhầm, chưa push</w:t>
-            </w:r>
-          </w:p>
-        </w:tc>
-        <w:tc>
-          <w:tcPr>
-            <w:tcW w:w="4680" w:type="dxa"/>
-          </w:tcPr>
-          <w:p>
-            <w:r>
-              <w:t xml:space="preserve">Vào </w:t>
-            </w:r>
-            <w:r>
-              <w:rPr>
-                <w:b/>
-              </w:rPr>
-              <w:t>History</w:t>
-            </w:r>
-            <w:r>
-              <w:t xml:space="preserve">, chuột phải commit đó, chọn </w:t>
-            </w:r>
-            <w:r>
-              <w:rPr>
-                <w:b/>
-              </w:rPr>
-              <w:t>Undo commit</w:t>
-            </w:r>
-            <w:r>
-              <w:t xml:space="preserve">; thay đổi quay lại tab </w:t>
-            </w:r>
-            <w:r>
-              <w:rPr>
-                <w:b/>
-              </w:rPr>
-              <w:t>Changes</w:t>
-            </w:r>
-          </w:p>
-        </w:tc>
-      </w:tr>
-      <w:tr>
-        <w:tblPrEx>
-          <w:tblBorders>
-            <w:top w:val="single" w:color="auto" w:sz="4" w:space="0"/>
-            <w:left w:val="single" w:color="auto" w:sz="4" w:space="0"/>
-            <w:bottom w:val="single" w:color="auto" w:sz="4" w:space="0"/>
-            <w:right w:val="single" w:color="auto" w:sz="4" w:space="0"/>
-            <w:insideH w:val="single" w:color="auto" w:sz="4" w:space="0"/>
-            <w:insideV w:val="single" w:color="auto" w:sz="4" w:space="0"/>
-          </w:tblBorders>
-          <w:tblCellMar>
-            <w:top w:w="0" w:type="dxa"/>
-            <w:left w:w="108" w:type="dxa"/>
-            <w:bottom w:w="0" w:type="dxa"/>
-            <w:right w:w="108" w:type="dxa"/>
-          </w:tblCellMar>
-        </w:tblPrEx>
-        <w:tc>
-          <w:tcPr>
-            <w:tcW w:w="4680" w:type="dxa"/>
-          </w:tcPr>
-          <w:p>
-            <w:r>
-              <w:t>Commit đã push mà phát hiện sai</w:t>
-            </w:r>
-          </w:p>
-        </w:tc>
-        <w:tc>
-          <w:tcPr>
-            <w:tcW w:w="4680" w:type="dxa"/>
-          </w:tcPr>
-          <w:p>
-            <w:r>
-              <w:t xml:space="preserve">Chuột phải commit trong </w:t>
-            </w:r>
-            <w:r>
-              <w:rPr>
-                <w:b/>
-              </w:rPr>
-              <w:t>History</w:t>
-            </w:r>
-            <w:r>
-              <w:t xml:space="preserve">, chọn </w:t>
-            </w:r>
-            <w:r>
-              <w:rPr>
-                <w:b/>
-              </w:rPr>
-              <w:t>Revert changes in commit</w:t>
-            </w:r>
-            <w:r>
-              <w:t>, rồi push. Cách này tạo commit mới đảo ngược, không xoá lịch sử</w:t>
-            </w:r>
-          </w:p>
-        </w:tc>
-      </w:tr>
-      <w:tr>
-        <w:tblPrEx>
-          <w:tblBorders>
-            <w:top w:val="single" w:color="auto" w:sz="4" w:space="0"/>
-            <w:left w:val="single" w:color="auto" w:sz="4" w:space="0"/>
-            <w:bottom w:val="single" w:color="auto" w:sz="4" w:space="0"/>
-            <w:right w:val="single" w:color="auto" w:sz="4" w:space="0"/>
-            <w:insideH w:val="single" w:color="auto" w:sz="4" w:space="0"/>
-            <w:insideV w:val="single" w:color="auto" w:sz="4" w:space="0"/>
-          </w:tblBorders>
-          <w:tblCellMar>
-            <w:top w:w="0" w:type="dxa"/>
-            <w:left w:w="108" w:type="dxa"/>
-            <w:bottom w:w="0" w:type="dxa"/>
-            <w:right w:w="108" w:type="dxa"/>
-          </w:tblCellMar>
-        </w:tblPrEx>
-        <w:tc>
-          <w:tcPr>
-            <w:tcW w:w="4680" w:type="dxa"/>
-          </w:tcPr>
-          <w:p>
-            <w:r>
-              <w:t>Lỡ commit file chứa token hoặc mật khẩu</w:t>
-            </w:r>
-          </w:p>
-        </w:tc>
-        <w:tc>
-          <w:tcPr>
-            <w:tcW w:w="4680" w:type="dxa"/>
-          </w:tcPr>
-          <w:p>
-            <w:r>
-              <w:t>Báo trưởng nhóm ngay và đổi token hoặc mật khẩu đó, vì xoá file không xoá được lịch sử</w:t>
-            </w:r>
-          </w:p>
-        </w:tc>
-      </w:tr>
-      <w:tr>
-        <w:tblPrEx>
-          <w:tblBorders>
-            <w:top w:val="single" w:color="auto" w:sz="4" w:space="0"/>
-            <w:left w:val="single" w:color="auto" w:sz="4" w:space="0"/>
-            <w:bottom w:val="single" w:color="auto" w:sz="4" w:space="0"/>
-            <w:right w:val="single" w:color="auto" w:sz="4" w:space="0"/>
-            <w:insideH w:val="single" w:color="auto" w:sz="4" w:space="0"/>
-            <w:insideV w:val="single" w:color="auto" w:sz="4" w:space="0"/>
-          </w:tblBorders>
-          <w:tblCellMar>
-            <w:top w:w="0" w:type="dxa"/>
-            <w:left w:w="108" w:type="dxa"/>
-            <w:bottom w:w="0" w:type="dxa"/>
-            <w:right w:w="108" w:type="dxa"/>
-          </w:tblCellMar>
-        </w:tblPrEx>
-        <w:tc>
-          <w:tcPr>
-            <w:tcW w:w="4680" w:type="dxa"/>
-          </w:tcPr>
-          <w:p>
-            <w:r>
-              <w:t>Nút push báo lỗi "rejected" hoặc "fetch first"</w:t>
-            </w:r>
-          </w:p>
-        </w:tc>
-        <w:tc>
-          <w:tcPr>
-            <w:tcW w:w="4680" w:type="dxa"/>
-          </w:tcPr>
-          <w:p>
-            <w:r>
-              <w:t xml:space="preserve">Đồng nghiệp đã đẩy thay đổi mới lên. Bấm </w:t>
-            </w:r>
-            <w:r>
-              <w:rPr>
-                <w:b/>
-              </w:rPr>
-              <w:t>Pull origin</w:t>
-            </w:r>
-            <w:r>
-              <w:t>, xử lý xung đột nếu có, rồi push lại</w:t>
-            </w:r>
-          </w:p>
-        </w:tc>
-      </w:tr>
-      <w:tr>
-        <w:tblPrEx>
-          <w:tblBorders>
-            <w:top w:val="single" w:color="auto" w:sz="4" w:space="0"/>
-            <w:left w:val="single" w:color="auto" w:sz="4" w:space="0"/>
-            <w:bottom w:val="single" w:color="auto" w:sz="4" w:space="0"/>
-            <w:right w:val="single" w:color="auto" w:sz="4" w:space="0"/>
-            <w:insideH w:val="single" w:color="auto" w:sz="4" w:space="0"/>
-            <w:insideV w:val="single" w:color="auto" w:sz="4" w:space="0"/>
-          </w:tblBorders>
-          <w:tblCellMar>
-            <w:top w:w="0" w:type="dxa"/>
-            <w:left w:w="108" w:type="dxa"/>
-            <w:bottom w:w="0" w:type="dxa"/>
-            <w:right w:w="108" w:type="dxa"/>
-          </w:tblCellMar>
-        </w:tblPrEx>
-        <w:tc>
-          <w:tcPr>
-            <w:tcW w:w="4680" w:type="dxa"/>
-          </w:tcPr>
-          <w:p>
-            <w:r>
               <w:t>Bị hỏi đăng nhập lại liên tục</w:t>
             </w:r>
           </w:p>
@@ -8112,15 +8114,7 @@
         <w:pStyle w:val="4"/>
       </w:pPr>
       <w:r>
-        <w:t>Bài tập thực hành</w:t>
-      </w:r>
-    </w:p>
-    <w:p>
-      <w:r>
-        <w:rPr>
-          <w:b/>
-        </w:rPr>
-        <w:t>Bài 1: Làm quen với Postman (20 phút)</w:t>
+        <w:t>Tài liệu học thêm</w:t>
       </w:r>
     </w:p>
     <w:p>
@@ -8132,43 +8126,28 @@
         </w:numPr>
       </w:pPr>
       <w:r>
-        <w:t xml:space="preserve">☐ Tạo collection </w:t>
-      </w:r>
-      <w:r>
-        <w:rPr>
-          <w:rStyle w:val="17"/>
-        </w:rPr>
-        <w:t>api-tests</w:t>
-      </w:r>
-      <w:r>
-        <w:t xml:space="preserve"> và environment </w:t>
-      </w:r>
-      <w:r>
-        <w:rPr>
-          <w:rStyle w:val="17"/>
-        </w:rPr>
-        <w:t>staging</w:t>
-      </w:r>
-      <w:r>
-        <w:t xml:space="preserve"> có biến </w:t>
-      </w:r>
-      <w:r>
-        <w:rPr>
-          <w:rStyle w:val="17"/>
-        </w:rPr>
-        <w:t>base_url</w:t>
-      </w:r>
-      <w:r>
-        <w:t xml:space="preserve"> là </w:t>
-      </w:r>
-      <w:r>
-        <w:rPr>
-          <w:rStyle w:val="17"/>
-        </w:rPr>
-        <w:t>https://jsonplaceholder.typicode.com</w:t>
-      </w:r>
-      <w:r>
-        <w:t>.</w:t>
+        <w:fldChar w:fldCharType="begin"/>
+      </w:r>
+      <w:r>
+        <w:instrText xml:space="preserve"> HYPERLINK "https://docs.github.com/en/desktop" </w:instrText>
+      </w:r>
+      <w:r>
+        <w:fldChar w:fldCharType="separate"/>
+      </w:r>
+      <w:r>
+        <w:rPr>
+          <w:rStyle w:val="12"/>
+        </w:rPr>
+        <w:t>Tài liệu GitHub Desktop</w:t>
+      </w:r>
+      <w:r>
+        <w:rPr>
+          <w:rStyle w:val="12"/>
+        </w:rPr>
+        <w:fldChar w:fldCharType="end"/>
+      </w:r>
+      <w:r>
+        <w:t>: hướng dẫn chính thức về GitHub Desktop.</w:t>
       </w:r>
     </w:p>
     <w:p>
@@ -8180,25 +8159,28 @@
         </w:numPr>
       </w:pPr>
       <w:r>
-        <w:t xml:space="preserve">☐ Tạo request </w:t>
-      </w:r>
-      <w:r>
-        <w:rPr>
-          <w:rStyle w:val="17"/>
-        </w:rPr>
-        <w:t>GET {{base_url}}/posts/1</w:t>
-      </w:r>
-      <w:r>
-        <w:t xml:space="preserve">, bấm </w:t>
-      </w:r>
-      <w:r>
-        <w:rPr>
-          <w:b/>
-        </w:rPr>
-        <w:t>Send</w:t>
-      </w:r>
-      <w:r>
-        <w:t xml:space="preserve"> và xem response.</w:t>
+        <w:fldChar w:fldCharType="begin"/>
+      </w:r>
+      <w:r>
+        <w:instrText xml:space="preserve"> HYPERLINK "https://learning.postman.com" </w:instrText>
+      </w:r>
+      <w:r>
+        <w:fldChar w:fldCharType="separate"/>
+      </w:r>
+      <w:r>
+        <w:rPr>
+          <w:rStyle w:val="12"/>
+        </w:rPr>
+        <w:t>Postman Learning Center</w:t>
+      </w:r>
+      <w:r>
+        <w:rPr>
+          <w:rStyle w:val="12"/>
+        </w:rPr>
+        <w:fldChar w:fldCharType="end"/>
+      </w:r>
+      <w:r>
+        <w:t>: hướng dẫn dùng Postman, viết test script, chạy collection và Newman.</w:t>
       </w:r>
     </w:p>
     <w:p>
@@ -8210,33 +8192,28 @@
         </w:numPr>
       </w:pPr>
       <w:r>
-        <w:t xml:space="preserve">☐ Thêm script kiểm tra status là 200 và có trường </w:t>
-      </w:r>
-      <w:r>
-        <w:rPr>
-          <w:rStyle w:val="17"/>
-        </w:rPr>
-        <w:t>title</w:t>
-      </w:r>
-      <w:r>
-        <w:t xml:space="preserve">, rồi xem tab </w:t>
-      </w:r>
-      <w:r>
-        <w:rPr>
-          <w:b/>
-        </w:rPr>
-        <w:t>Test Results</w:t>
-      </w:r>
-      <w:r>
-        <w:t>.</w:t>
-      </w:r>
-    </w:p>
-    <w:p>
-      <w:r>
-        <w:rPr>
-          <w:b/>
-        </w:rPr>
-        <w:t>Bài 2: Sinh test case bằng Cursor (25 phút)</w:t>
+        <w:fldChar w:fldCharType="begin"/>
+      </w:r>
+      <w:r>
+        <w:instrText xml:space="preserve"> HYPERLINK "https://docs.cursor.com" </w:instrText>
+      </w:r>
+      <w:r>
+        <w:fldChar w:fldCharType="separate"/>
+      </w:r>
+      <w:r>
+        <w:rPr>
+          <w:rStyle w:val="12"/>
+        </w:rPr>
+        <w:t>Tài liệu Cursor</w:t>
+      </w:r>
+      <w:r>
+        <w:rPr>
+          <w:rStyle w:val="12"/>
+        </w:rPr>
+        <w:fldChar w:fldCharType="end"/>
+      </w:r>
+      <w:r>
+        <w:t>: cách dùng khung chat AI và đính kèm file.</w:t>
       </w:r>
     </w:p>
     <w:p>
@@ -8248,34 +8225,28 @@
         </w:numPr>
       </w:pPr>
       <w:r>
-        <w:t xml:space="preserve">☐ Tạo file </w:t>
-      </w:r>
-      <w:r>
-        <w:rPr>
-          <w:rStyle w:val="17"/>
-        </w:rPr>
-        <w:t>docs/api-spec.md</w:t>
-      </w:r>
-      <w:r>
-        <w:t xml:space="preserve"> mô tả hai API: </w:t>
-      </w:r>
-      <w:r>
-        <w:rPr>
-          <w:rStyle w:val="17"/>
-        </w:rPr>
-        <w:t>GET /posts/{id}</w:t>
-      </w:r>
-      <w:r>
-        <w:t xml:space="preserve"> và </w:t>
-      </w:r>
-      <w:r>
-        <w:rPr>
-          <w:rStyle w:val="17"/>
-        </w:rPr>
-        <w:t>POST /posts</w:t>
-      </w:r>
-      <w:r>
-        <w:t>.</w:t>
+        <w:fldChar w:fldCharType="begin"/>
+      </w:r>
+      <w:r>
+        <w:instrText xml:space="preserve"> HYPERLINK "https://jsonplaceholder.typicode.com" </w:instrText>
+      </w:r>
+      <w:r>
+        <w:fldChar w:fldCharType="separate"/>
+      </w:r>
+      <w:r>
+        <w:rPr>
+          <w:rStyle w:val="12"/>
+        </w:rPr>
+        <w:t>JSONPlaceholder</w:t>
+      </w:r>
+      <w:r>
+        <w:rPr>
+          <w:rStyle w:val="12"/>
+        </w:rPr>
+        <w:fldChar w:fldCharType="end"/>
+      </w:r>
+      <w:r>
+        <w:t>: API demo công khai dùng để luyện tập.</w:t>
       </w:r>
     </w:p>
     <w:p>
@@ -8287,374 +8258,10 @@
         </w:numPr>
       </w:pPr>
       <w:r>
-        <w:t xml:space="preserve">☐ Dùng prompt mẫu ở phần 2 để sinh test case cho </w:t>
-      </w:r>
-      <w:r>
-        <w:rPr>
-          <w:rStyle w:val="17"/>
-        </w:rPr>
-        <w:t>GET /posts/{id}</w:t>
-      </w:r>
-      <w:r>
-        <w:t>.</w:t>
-      </w:r>
-    </w:p>
-    <w:p>
-      <w:pPr>
-        <w:pStyle w:val="18"/>
-        <w:numPr>
-          <w:ilvl w:val="0"/>
-          <w:numId w:val="1"/>
-        </w:numPr>
-      </w:pPr>
-      <w:r>
-        <w:t xml:space="preserve">☐ Đối chiếu kết quả với tài liệu, sửa chỗ chưa hợp lý và lưu vào </w:t>
-      </w:r>
-      <w:r>
-        <w:rPr>
-          <w:rStyle w:val="17"/>
-        </w:rPr>
-        <w:t>testcases/get-post.md</w:t>
-      </w:r>
-      <w:r>
-        <w:t>.</w:t>
-      </w:r>
-    </w:p>
-    <w:p>
-      <w:r>
-        <w:rPr>
-          <w:b/>
-        </w:rPr>
-        <w:t>Bài 3: Viết script bằng Cursor, chạy trong Postman (30 phút)</w:t>
-      </w:r>
-    </w:p>
-    <w:p>
-      <w:pPr>
-        <w:pStyle w:val="18"/>
-        <w:numPr>
-          <w:ilvl w:val="0"/>
-          <w:numId w:val="1"/>
-        </w:numPr>
-      </w:pPr>
-      <w:r>
-        <w:t>☐ Tạo request trong Postman cho 2 test case đầu tiên, đặt tên theo mã (</w:t>
-      </w:r>
-      <w:r>
-        <w:rPr>
-          <w:rStyle w:val="17"/>
-        </w:rPr>
-        <w:t>TC01</w:t>
-      </w:r>
-      <w:r>
-        <w:t xml:space="preserve">, </w:t>
-      </w:r>
-      <w:r>
-        <w:rPr>
-          <w:rStyle w:val="17"/>
-        </w:rPr>
-        <w:t>TC02</w:t>
-      </w:r>
-      <w:r>
-        <w:t>).</w:t>
-      </w:r>
-    </w:p>
-    <w:p>
-      <w:pPr>
-        <w:pStyle w:val="18"/>
-        <w:numPr>
-          <w:ilvl w:val="0"/>
-          <w:numId w:val="1"/>
-        </w:numPr>
-      </w:pPr>
-      <w:r>
-        <w:t>☐ Nhờ Cursor viết test script, dán vào Postman và chạy.</w:t>
-      </w:r>
-    </w:p>
-    <w:p>
-      <w:pPr>
-        <w:pStyle w:val="18"/>
-        <w:numPr>
-          <w:ilvl w:val="0"/>
-          <w:numId w:val="1"/>
-        </w:numPr>
-      </w:pPr>
-      <w:r>
-        <w:t>☐ Cố tình đổi giá trị mong đợi để chắc chắn script biết báo FAIL.</w:t>
-      </w:r>
-    </w:p>
-    <w:p>
-      <w:r>
-        <w:rPr>
-          <w:b/>
-        </w:rPr>
-        <w:t>Bài 4: Đưa lên GitHub và chia sẻ cho team (30 phút)</w:t>
-      </w:r>
-    </w:p>
-    <w:p>
-      <w:pPr>
-        <w:pStyle w:val="18"/>
-        <w:numPr>
-          <w:ilvl w:val="0"/>
-          <w:numId w:val="1"/>
-        </w:numPr>
-      </w:pPr>
-      <w:r>
-        <w:t xml:space="preserve">☐ Cài GitHub Desktop, clone repo thực hành do giảng viên cung cấp, đọc </w:t>
-      </w:r>
-      <w:r>
-        <w:rPr>
-          <w:rStyle w:val="17"/>
-        </w:rPr>
-        <w:t>README.md</w:t>
-      </w:r>
-      <w:r>
-        <w:t>.</w:t>
-      </w:r>
-    </w:p>
-    <w:p>
-      <w:pPr>
-        <w:pStyle w:val="18"/>
-        <w:numPr>
-          <w:ilvl w:val="0"/>
-          <w:numId w:val="1"/>
-        </w:numPr>
-      </w:pPr>
-      <w:r>
-        <w:t xml:space="preserve">☐ Tạo nhánh theo tên bạn, ví dụ </w:t>
-      </w:r>
-      <w:r>
-        <w:rPr>
-          <w:rStyle w:val="17"/>
-        </w:rPr>
-        <w:t>ten-ban/bai-tap-get-post</w:t>
-      </w:r>
-      <w:r>
-        <w:t>.</w:t>
-      </w:r>
-    </w:p>
-    <w:p>
-      <w:pPr>
-        <w:pStyle w:val="18"/>
-        <w:numPr>
-          <w:ilvl w:val="0"/>
-          <w:numId w:val="1"/>
-        </w:numPr>
-      </w:pPr>
-      <w:r>
-        <w:t xml:space="preserve">☐ Lưu file test case vào </w:t>
-      </w:r>
-      <w:r>
-        <w:rPr>
-          <w:rStyle w:val="17"/>
-        </w:rPr>
-        <w:t>testcases/</w:t>
-      </w:r>
-      <w:r>
-        <w:t xml:space="preserve">, xuất collection vào </w:t>
-      </w:r>
-      <w:r>
-        <w:rPr>
-          <w:rStyle w:val="17"/>
-        </w:rPr>
-        <w:t>collections/</w:t>
-      </w:r>
-      <w:r>
-        <w:t xml:space="preserve"> (bản không chứa token).</w:t>
-      </w:r>
-    </w:p>
-    <w:p>
-      <w:pPr>
-        <w:pStyle w:val="18"/>
-        <w:numPr>
-          <w:ilvl w:val="0"/>
-          <w:numId w:val="1"/>
-        </w:numPr>
-      </w:pPr>
-      <w:r>
-        <w:t xml:space="preserve">☐ Xem tab </w:t>
-      </w:r>
-      <w:r>
-        <w:rPr>
-          <w:b/>
-        </w:rPr>
-        <w:t>Changes</w:t>
-      </w:r>
-      <w:r>
-        <w:t xml:space="preserve">, commit với lời nhắn rõ ràng, rồi </w:t>
-      </w:r>
-      <w:r>
-        <w:rPr>
-          <w:b/>
-        </w:rPr>
-        <w:t>Publish branch</w:t>
-      </w:r>
-      <w:r>
-        <w:t>.</w:t>
-      </w:r>
-    </w:p>
-    <w:p>
-      <w:pPr>
-        <w:pStyle w:val="18"/>
-        <w:numPr>
-          <w:ilvl w:val="0"/>
-          <w:numId w:val="1"/>
-        </w:numPr>
-      </w:pPr>
-      <w:r>
-        <w:t>☐ Tạo Pull Request, mời một bạn trong nhóm làm reviewer.</w:t>
-      </w:r>
-    </w:p>
-    <w:p>
-      <w:r>
-        <w:rPr>
-          <w:b/>
-        </w:rPr>
-        <w:t>Bài 5: Review chéo (15 phút)</w:t>
-      </w:r>
-    </w:p>
-    <w:p>
-      <w:pPr>
-        <w:pStyle w:val="18"/>
-        <w:numPr>
-          <w:ilvl w:val="0"/>
-          <w:numId w:val="1"/>
-        </w:numPr>
-      </w:pPr>
-      <w:r>
-        <w:t>☐ Review PR của bạn bên cạnh bằng checklist ở phần 9: để lại ít nhất một nhận xét tại một dòng cụ thể.</w:t>
-      </w:r>
-    </w:p>
-    <w:p>
-      <w:pPr>
-        <w:pStyle w:val="18"/>
-        <w:numPr>
-          <w:ilvl w:val="0"/>
-          <w:numId w:val="1"/>
-        </w:numPr>
-      </w:pPr>
-      <w:r>
-        <w:t>☐ Người viết sửa theo góp ý, commit, push và kiểm tra PR tự cập nhật.</w:t>
-      </w:r>
-    </w:p>
-    <w:p>
-      <w:pPr>
-        <w:pStyle w:val="18"/>
-        <w:numPr>
-          <w:ilvl w:val="0"/>
-          <w:numId w:val="1"/>
-        </w:numPr>
-      </w:pPr>
-      <w:r>
-        <w:t xml:space="preserve">☐ Sau khi </w:t>
-      </w:r>
-      <w:r>
-        <w:rPr>
-          <w:b/>
-        </w:rPr>
-        <w:t>Approve</w:t>
-      </w:r>
-      <w:r>
-        <w:t xml:space="preserve">, gộp PR, xoá nhánh, rồi </w:t>
-      </w:r>
-      <w:r>
-        <w:rPr>
-          <w:b/>
-        </w:rPr>
-        <w:t>Pull origin</w:t>
-      </w:r>
-      <w:r>
-        <w:t xml:space="preserve"> ở nhánh </w:t>
-      </w:r>
-      <w:r>
-        <w:rPr>
-          <w:rStyle w:val="17"/>
-        </w:rPr>
-        <w:t>main</w:t>
-      </w:r>
-      <w:r>
-        <w:t xml:space="preserve"> và Import lại collection mới vào Postman.</w:t>
-      </w:r>
-    </w:p>
-    <w:p>
-      <w:r>
-        <w:rPr>
-          <w:b/>
-        </w:rPr>
-        <w:t>Bài 6: Xung đột (20 phút, làm theo cặp)</w:t>
-      </w:r>
-    </w:p>
-    <w:p>
-      <w:pPr>
-        <w:pStyle w:val="18"/>
-        <w:numPr>
-          <w:ilvl w:val="0"/>
-          <w:numId w:val="1"/>
-        </w:numPr>
-      </w:pPr>
-      <w:r>
-        <w:t xml:space="preserve">☐ Hai bạn cùng tạo nhánh từ </w:t>
-      </w:r>
-      <w:r>
-        <w:rPr>
-          <w:rStyle w:val="17"/>
-        </w:rPr>
-        <w:t>main</w:t>
-      </w:r>
-      <w:r>
-        <w:t xml:space="preserve"> và cùng sửa </w:t>
-      </w:r>
-      <w:r>
-        <w:rPr>
-          <w:b/>
-        </w:rPr>
-        <w:t>một dòng</w:t>
-      </w:r>
-      <w:r>
-        <w:t xml:space="preserve"> của file </w:t>
-      </w:r>
-      <w:r>
-        <w:rPr>
-          <w:rStyle w:val="17"/>
-        </w:rPr>
-        <w:t>README.md</w:t>
-      </w:r>
-      <w:r>
-        <w:t>.</w:t>
-      </w:r>
-    </w:p>
-    <w:p>
-      <w:pPr>
-        <w:pStyle w:val="18"/>
-        <w:numPr>
-          <w:ilvl w:val="0"/>
-          <w:numId w:val="1"/>
-        </w:numPr>
-      </w:pPr>
-      <w:r>
-        <w:t>☐ Một bạn gộp trước; bạn còn lại pull, xử lý xung đột bằng GitHub Desktop và push.</w:t>
-      </w:r>
-    </w:p>
-    <w:p>
-      <w:pPr>
-        <w:pStyle w:val="4"/>
-      </w:pPr>
-      <w:r>
-        <w:t>Tài liệu học thêm</w:t>
-      </w:r>
-    </w:p>
-    <w:p>
-      <w:pPr>
-        <w:pStyle w:val="18"/>
-        <w:numPr>
-          <w:ilvl w:val="0"/>
-          <w:numId w:val="1"/>
-        </w:numPr>
-      </w:pPr>
-      <w:r>
         <w:fldChar w:fldCharType="begin"/>
       </w:r>
       <w:r>
-        <w:instrText xml:space="preserve"> HYPERLINK "https://docs.github.com/en/desktop" </w:instrText>
+        <w:instrText xml:space="preserve"> HYPERLINK "https://docs.github.com" </w:instrText>
       </w:r>
       <w:r>
         <w:fldChar w:fldCharType="separate"/>
@@ -8663,7 +8270,7 @@
         <w:rPr>
           <w:rStyle w:val="12"/>
         </w:rPr>
-        <w:t>Tài liệu GitHub Desktop</w:t>
+        <w:t>GitHub Docs</w:t>
       </w:r>
       <w:r>
         <w:rPr>
@@ -8672,141 +8279,11 @@
         <w:fldChar w:fldCharType="end"/>
       </w:r>
       <w:r>
-        <w:t>: hướng dẫn chính thức về GitHub Desktop.</w:t>
-      </w:r>
-    </w:p>
-    <w:p>
-      <w:pPr>
-        <w:pStyle w:val="18"/>
-        <w:numPr>
-          <w:ilvl w:val="0"/>
-          <w:numId w:val="1"/>
-        </w:numPr>
-      </w:pPr>
-      <w:r>
-        <w:fldChar w:fldCharType="begin"/>
-      </w:r>
-      <w:r>
-        <w:instrText xml:space="preserve"> HYPERLINK "https://learning.postman.com" </w:instrText>
-      </w:r>
-      <w:r>
-        <w:fldChar w:fldCharType="separate"/>
-      </w:r>
-      <w:r>
-        <w:rPr>
-          <w:rStyle w:val="12"/>
-        </w:rPr>
-        <w:t>Postman Learning Center</w:t>
-      </w:r>
-      <w:r>
-        <w:rPr>
-          <w:rStyle w:val="12"/>
-        </w:rPr>
-        <w:fldChar w:fldCharType="end"/>
-      </w:r>
-      <w:r>
-        <w:t>: hướng dẫn dùng Postman, viết test script, chạy collection và Newman.</w:t>
-      </w:r>
-    </w:p>
-    <w:p>
-      <w:pPr>
-        <w:pStyle w:val="18"/>
-        <w:numPr>
-          <w:ilvl w:val="0"/>
-          <w:numId w:val="1"/>
-        </w:numPr>
-      </w:pPr>
-      <w:r>
-        <w:fldChar w:fldCharType="begin"/>
-      </w:r>
-      <w:r>
-        <w:instrText xml:space="preserve"> HYPERLINK "https://docs.cursor.com" </w:instrText>
-      </w:r>
-      <w:r>
-        <w:fldChar w:fldCharType="separate"/>
-      </w:r>
-      <w:r>
-        <w:rPr>
-          <w:rStyle w:val="12"/>
-        </w:rPr>
-        <w:t>Tài liệu Cursor</w:t>
-      </w:r>
-      <w:r>
-        <w:rPr>
-          <w:rStyle w:val="12"/>
-        </w:rPr>
-        <w:fldChar w:fldCharType="end"/>
-      </w:r>
-      <w:r>
-        <w:t>: cách dùng khung chat AI và đính kèm file.</w:t>
-      </w:r>
-    </w:p>
-    <w:p>
-      <w:pPr>
-        <w:pStyle w:val="18"/>
-        <w:numPr>
-          <w:ilvl w:val="0"/>
-          <w:numId w:val="1"/>
-        </w:numPr>
-      </w:pPr>
-      <w:r>
-        <w:fldChar w:fldCharType="begin"/>
-      </w:r>
-      <w:r>
-        <w:instrText xml:space="preserve"> HYPERLINK "https://jsonplaceholder.typicode.com" </w:instrText>
-      </w:r>
-      <w:r>
-        <w:fldChar w:fldCharType="separate"/>
-      </w:r>
-      <w:r>
-        <w:rPr>
-          <w:rStyle w:val="12"/>
-        </w:rPr>
-        <w:t>JSONPlaceholder</w:t>
-      </w:r>
-      <w:r>
-        <w:rPr>
-          <w:rStyle w:val="12"/>
-        </w:rPr>
-        <w:fldChar w:fldCharType="end"/>
-      </w:r>
-      <w:r>
-        <w:t>: API demo công khai dùng để luyện tập.</w:t>
-      </w:r>
-    </w:p>
-    <w:p>
-      <w:pPr>
-        <w:pStyle w:val="18"/>
-        <w:numPr>
-          <w:ilvl w:val="0"/>
-          <w:numId w:val="1"/>
-        </w:numPr>
-      </w:pPr>
-      <w:r>
-        <w:fldChar w:fldCharType="begin"/>
-      </w:r>
-      <w:r>
-        <w:instrText xml:space="preserve"> HYPERLINK "https://docs.github.com" </w:instrText>
-      </w:r>
-      <w:r>
-        <w:fldChar w:fldCharType="separate"/>
-      </w:r>
-      <w:r>
-        <w:rPr>
-          <w:rStyle w:val="12"/>
-        </w:rPr>
-        <w:t>GitHub Docs</w:t>
-      </w:r>
-      <w:r>
-        <w:rPr>
-          <w:rStyle w:val="12"/>
-        </w:rPr>
-        <w:fldChar w:fldCharType="end"/>
-      </w:r>
-      <w:r>
         <w:t>: tài liệu chung về GitHub, gồm Pull Request và GitHub Actions.</w:t>
       </w:r>
-    </w:p>
+      <w:bookmarkStart w:id="8" w:name="_GoBack"/>
+    </w:p>
+    <w:bookmarkEnd w:id="8"/>
     <w:sectPr>
       <w:pgSz w:w="12240" w:h="15840"/>
       <w:pgMar w:top="1440" w:right="1440" w:bottom="1440" w:left="1440" w:header="720" w:footer="720" w:gutter="0"/>
